--- a/DOCUMENTACION/Manual_de_operacion.docx
+++ b/DOCUMENTACION/Manual_de_operacion.docx
@@ -89,7 +89,6 @@
         <w:p>
           <w:pPr>
             <w:pStyle w:val="TOCHeading"/>
-            <w:spacing w:before="0" w:after="120"/>
             <w:rPr/>
           </w:pPr>
           <w:r>
@@ -114,29 +113,600 @@
           </w:r>
           <w:r>
             <w:rPr>
-              <w:rStyle w:val="Enlacedelndiceuser"/>
+              <w:rStyle w:val="Enlacedelndice"/>
             </w:rPr>
             <w:instrText xml:space="preserve"> TOC \f \o "1-9" \h</w:instrText>
           </w:r>
           <w:r>
             <w:rPr>
-              <w:rStyle w:val="Enlacedelndiceuser"/>
+              <w:rStyle w:val="Enlacedelndice"/>
             </w:rPr>
             <w:fldChar w:fldCharType="separate"/>
           </w:r>
+          <w:hyperlink w:anchor="__RefHeading___Toc256_992011582" w:tooltip="Introducción">
+            <w:r>
+              <w:rPr>
+                <w:rStyle w:val="Enlacedelndice"/>
+              </w:rPr>
+              <w:t>Introducción</w:t>
+              <w:tab/>
+              <w:t>3</w:t>
+            </w:r>
+          </w:hyperlink>
+        </w:p>
+        <w:p>
+          <w:pPr>
+            <w:pStyle w:val="TOC1"/>
+            <w:tabs>
+              <w:tab w:val="clear" w:pos="9638"/>
+              <w:tab w:val="right" w:pos="9637" w:leader="dot"/>
+            </w:tabs>
+            <w:rPr/>
+          </w:pPr>
+          <w:hyperlink w:anchor="__RefHeading___Toc738_4253664932" w:tooltip="Conexión a la web">
+            <w:r>
+              <w:rPr>
+                <w:rStyle w:val="Enlacedelndice"/>
+              </w:rPr>
+              <w:t>Conexión a la web</w:t>
+              <w:tab/>
+              <w:t>4</w:t>
+            </w:r>
+          </w:hyperlink>
+        </w:p>
+        <w:p>
+          <w:pPr>
+            <w:pStyle w:val="TOC2"/>
+            <w:tabs>
+              <w:tab w:val="clear" w:pos="9355"/>
+              <w:tab w:val="right" w:pos="9637" w:leader="dot"/>
+            </w:tabs>
+            <w:rPr/>
+          </w:pPr>
+          <w:hyperlink w:anchor="__RefHeading___Toc740_4253664932" w:tooltip="Conexión VPN">
+            <w:r>
+              <w:rPr>
+                <w:rStyle w:val="Enlacedelndice"/>
+              </w:rPr>
+              <w:t>Conexión VPN</w:t>
+              <w:tab/>
+              <w:t>4</w:t>
+            </w:r>
+          </w:hyperlink>
+        </w:p>
+        <w:p>
+          <w:pPr>
+            <w:pStyle w:val="TOC2"/>
+            <w:tabs>
+              <w:tab w:val="clear" w:pos="9355"/>
+              <w:tab w:val="right" w:pos="9637" w:leader="dot"/>
+            </w:tabs>
+            <w:rPr/>
+          </w:pPr>
+          <w:hyperlink w:anchor="__RefHeading___Toc742_4253664932" w:tooltip="Conexión SSH">
+            <w:r>
+              <w:rPr>
+                <w:rStyle w:val="Enlacedelndice"/>
+              </w:rPr>
+              <w:t>Conexión SSH</w:t>
+              <w:tab/>
+              <w:t>4</w:t>
+            </w:r>
+          </w:hyperlink>
+        </w:p>
+        <w:p>
+          <w:pPr>
+            <w:pStyle w:val="TOC1"/>
+            <w:tabs>
+              <w:tab w:val="clear" w:pos="9638"/>
+              <w:tab w:val="right" w:pos="9637" w:leader="dot"/>
+            </w:tabs>
+            <w:rPr/>
+          </w:pPr>
+          <w:hyperlink w:anchor="__RefHeading___Toc744_4253664932" w:tooltip="Actualización del sistema">
+            <w:r>
+              <w:rPr>
+                <w:rStyle w:val="Enlacedelndice"/>
+              </w:rPr>
+              <w:t>Actualización del sistema</w:t>
+              <w:tab/>
+              <w:t>5</w:t>
+            </w:r>
+          </w:hyperlink>
+        </w:p>
+        <w:p>
+          <w:pPr>
+            <w:pStyle w:val="TOC1"/>
+            <w:tabs>
+              <w:tab w:val="clear" w:pos="9638"/>
+              <w:tab w:val="right" w:pos="9637" w:leader="dot"/>
+            </w:tabs>
+            <w:rPr/>
+          </w:pPr>
+          <w:hyperlink w:anchor="__RefHeading___Toc746_4253664932" w:tooltip="Modificación de la web">
+            <w:r>
+              <w:rPr>
+                <w:rStyle w:val="Enlacedelndice"/>
+              </w:rPr>
+              <w:t>Modificación de la web</w:t>
+              <w:tab/>
+              <w:t>6</w:t>
+            </w:r>
+          </w:hyperlink>
+        </w:p>
+        <w:p>
+          <w:pPr>
+            <w:pStyle w:val="TOC2"/>
+            <w:tabs>
+              <w:tab w:val="clear" w:pos="9355"/>
+              <w:tab w:val="right" w:pos="9637" w:leader="dot"/>
+            </w:tabs>
+            <w:rPr/>
+          </w:pPr>
+          <w:hyperlink w:anchor="__RefHeading___Toc748_4253664932" w:tooltip="Actualización del repositorio">
+            <w:r>
+              <w:rPr>
+                <w:rStyle w:val="Enlacedelndice"/>
+              </w:rPr>
+              <w:t>Actualización del repositorio</w:t>
+              <w:tab/>
+              <w:t>6</w:t>
+            </w:r>
+          </w:hyperlink>
+        </w:p>
+        <w:p>
+          <w:pPr>
+            <w:pStyle w:val="TOC2"/>
+            <w:tabs>
+              <w:tab w:val="clear" w:pos="9355"/>
+              <w:tab w:val="right" w:pos="9637" w:leader="dot"/>
+            </w:tabs>
+            <w:rPr/>
+          </w:pPr>
+          <w:hyperlink w:anchor="__RefHeading___Toc750_4253664932" w:tooltip=" Modificación de los archivos existentes">
+            <w:r>
+              <w:rPr>
+                <w:rStyle w:val="Enlacedelndice"/>
+              </w:rPr>
+              <w:t xml:space="preserve"> </w:t>
+            </w:r>
+            <w:r>
+              <w:rPr>
+                <w:rStyle w:val="Enlacedelndice"/>
+              </w:rPr>
+              <w:t>Modificación de los archivos existentes</w:t>
+              <w:tab/>
+              <w:t>6</w:t>
+            </w:r>
+          </w:hyperlink>
+        </w:p>
+        <w:p>
+          <w:pPr>
+            <w:pStyle w:val="TOC2"/>
+            <w:tabs>
+              <w:tab w:val="clear" w:pos="9355"/>
+              <w:tab w:val="right" w:pos="9637" w:leader="dot"/>
+            </w:tabs>
+            <w:rPr/>
+          </w:pPr>
+          <w:hyperlink w:anchor="__RefHeading___Toc752_4253664932" w:tooltip=" Modificación de los ficheros de configuración">
+            <w:r>
+              <w:rPr>
+                <w:rStyle w:val="Enlacedelndice"/>
+              </w:rPr>
+              <w:t xml:space="preserve"> </w:t>
+            </w:r>
+            <w:r>
+              <w:rPr>
+                <w:rStyle w:val="Enlacedelndice"/>
+              </w:rPr>
+              <w:t>Modificación de los ficheros de configuración</w:t>
+              <w:tab/>
+              <w:t>7</w:t>
+            </w:r>
+          </w:hyperlink>
+        </w:p>
+        <w:p>
+          <w:pPr>
+            <w:pStyle w:val="TOC2"/>
+            <w:tabs>
+              <w:tab w:val="clear" w:pos="9355"/>
+              <w:tab w:val="right" w:pos="9637" w:leader="dot"/>
+            </w:tabs>
+            <w:rPr/>
+          </w:pPr>
+          <w:hyperlink w:anchor="__RefHeading___Toc754_4253664932" w:tooltip="Comandos útiles de Apache2">
+            <w:r>
+              <w:rPr>
+                <w:rStyle w:val="Enlacedelndice"/>
+              </w:rPr>
+              <w:t>Comandos útiles de Apache2</w:t>
+              <w:tab/>
+              <w:t>10</w:t>
+            </w:r>
+          </w:hyperlink>
+        </w:p>
+        <w:p>
+          <w:pPr>
+            <w:pStyle w:val="TOC3"/>
+            <w:tabs>
+              <w:tab w:val="clear" w:pos="9071"/>
+              <w:tab w:val="right" w:pos="9637" w:leader="dot"/>
+            </w:tabs>
+            <w:rPr/>
+          </w:pPr>
+          <w:hyperlink w:anchor="__RefHeading___Toc756_4253664932" w:tooltip="Estado y control del servicio">
+            <w:r>
+              <w:rPr>
+                <w:rStyle w:val="Enlacedelndice"/>
+              </w:rPr>
+              <w:t>Estado y control del servicio</w:t>
+              <w:tab/>
+              <w:t>10</w:t>
+            </w:r>
+          </w:hyperlink>
+        </w:p>
+        <w:p>
+          <w:pPr>
+            <w:pStyle w:val="TOC3"/>
+            <w:tabs>
+              <w:tab w:val="clear" w:pos="9071"/>
+              <w:tab w:val="right" w:pos="9637" w:leader="dot"/>
+            </w:tabs>
+            <w:rPr/>
+          </w:pPr>
+          <w:hyperlink w:anchor="__RefHeading___Toc758_4253664932" w:tooltip=" Comprobación y depuración">
+            <w:r>
+              <w:rPr>
+                <w:rStyle w:val="Enlacedelndice"/>
+              </w:rPr>
+              <w:t xml:space="preserve"> </w:t>
+            </w:r>
+            <w:r>
+              <w:rPr>
+                <w:rStyle w:val="Enlacedelndice"/>
+              </w:rPr>
+              <w:t>Comprobación y depuración</w:t>
+              <w:tab/>
+              <w:t>10</w:t>
+            </w:r>
+          </w:hyperlink>
+        </w:p>
+        <w:p>
+          <w:pPr>
+            <w:pStyle w:val="TOC3"/>
+            <w:tabs>
+              <w:tab w:val="clear" w:pos="9071"/>
+              <w:tab w:val="right" w:pos="9637" w:leader="dot"/>
+            </w:tabs>
+            <w:rPr/>
+          </w:pPr>
+          <w:hyperlink w:anchor="__RefHeading___Toc760_4253664932" w:tooltip="Gestión de módulos y sitios">
+            <w:r>
+              <w:rPr>
+                <w:rStyle w:val="Enlacedelndice"/>
+              </w:rPr>
+              <w:t>Gestión de módulos y sitios</w:t>
+              <w:tab/>
+              <w:t>11</w:t>
+            </w:r>
+          </w:hyperlink>
+        </w:p>
+        <w:p>
+          <w:pPr>
+            <w:pStyle w:val="TOC3"/>
+            <w:tabs>
+              <w:tab w:val="clear" w:pos="9071"/>
+              <w:tab w:val="right" w:pos="9637" w:leader="dot"/>
+            </w:tabs>
+            <w:rPr/>
+          </w:pPr>
+          <w:hyperlink w:anchor="__RefHeading___Toc762_4253664932" w:tooltip=" Puertos y procesos">
+            <w:r>
+              <w:rPr>
+                <w:rStyle w:val="Enlacedelndice"/>
+              </w:rPr>
+              <w:t xml:space="preserve"> </w:t>
+            </w:r>
+            <w:r>
+              <w:rPr>
+                <w:rStyle w:val="Enlacedelndice"/>
+              </w:rPr>
+              <w:t>Puertos y procesos</w:t>
+              <w:tab/>
+              <w:t>11</w:t>
+            </w:r>
+          </w:hyperlink>
+        </w:p>
+        <w:p>
+          <w:pPr>
+            <w:pStyle w:val="TOC3"/>
+            <w:tabs>
+              <w:tab w:val="clear" w:pos="9071"/>
+              <w:tab w:val="right" w:pos="9637" w:leader="dot"/>
+            </w:tabs>
+            <w:rPr/>
+          </w:pPr>
+          <w:hyperlink w:anchor="__RefHeading___Toc764_4253664932" w:tooltip="Permisos y usuarios">
+            <w:r>
+              <w:rPr>
+                <w:rStyle w:val="Enlacedelndice"/>
+              </w:rPr>
+              <w:t>Permisos y usuarios</w:t>
+              <w:tab/>
+              <w:t>12</w:t>
+            </w:r>
+          </w:hyperlink>
+        </w:p>
+        <w:p>
+          <w:pPr>
+            <w:pStyle w:val="TOC1"/>
+            <w:tabs>
+              <w:tab w:val="clear" w:pos="9638"/>
+              <w:tab w:val="right" w:pos="9637" w:leader="dot"/>
+            </w:tabs>
+            <w:rPr/>
+          </w:pPr>
+          <w:hyperlink w:anchor="__RefHeading___Toc766_4253664932" w:tooltip="Modificación de la base de datos">
+            <w:r>
+              <w:rPr>
+                <w:rStyle w:val="Enlacedelndice"/>
+              </w:rPr>
+              <w:t>Modificación de la base de datos</w:t>
+              <w:tab/>
+              <w:t>13</w:t>
+            </w:r>
+          </w:hyperlink>
+        </w:p>
+        <w:p>
+          <w:pPr>
+            <w:pStyle w:val="TOC2"/>
+            <w:tabs>
+              <w:tab w:val="clear" w:pos="9355"/>
+              <w:tab w:val="right" w:pos="9637" w:leader="dot"/>
+            </w:tabs>
+            <w:rPr/>
+          </w:pPr>
+          <w:hyperlink w:anchor="__RefHeading___Toc768_4253664932" w:tooltip="Actualización de la base de datos">
+            <w:r>
+              <w:rPr>
+                <w:rStyle w:val="Enlacedelndice"/>
+              </w:rPr>
+              <w:t>Actualización de la base de datos</w:t>
+              <w:tab/>
+              <w:t>13</w:t>
+            </w:r>
+          </w:hyperlink>
+        </w:p>
+        <w:p>
+          <w:pPr>
+            <w:pStyle w:val="TOC2"/>
+            <w:tabs>
+              <w:tab w:val="clear" w:pos="9355"/>
+              <w:tab w:val="right" w:pos="9637" w:leader="dot"/>
+            </w:tabs>
+            <w:rPr/>
+          </w:pPr>
+          <w:hyperlink w:anchor="__RefHeading___Toc770_4253664932" w:tooltip="Modificación del contenido">
+            <w:r>
+              <w:rPr>
+                <w:rStyle w:val="Enlacedelndice"/>
+              </w:rPr>
+              <w:t>Modificación del contenido</w:t>
+              <w:tab/>
+              <w:t>13</w:t>
+            </w:r>
+          </w:hyperlink>
+        </w:p>
+        <w:p>
+          <w:pPr>
+            <w:pStyle w:val="TOC2"/>
+            <w:tabs>
+              <w:tab w:val="clear" w:pos="9355"/>
+              <w:tab w:val="right" w:pos="9637" w:leader="dot"/>
+            </w:tabs>
+            <w:rPr/>
+          </w:pPr>
+          <w:hyperlink w:anchor="__RefHeading___Toc772_4253664932" w:tooltip="Comandos útiles de MariaDB y MySQL">
+            <w:r>
+              <w:rPr>
+                <w:rStyle w:val="Enlacedelndice"/>
+              </w:rPr>
+              <w:t>Comandos útiles de MariaDB y MySQL</w:t>
+              <w:tab/>
+              <w:t>13</w:t>
+            </w:r>
+          </w:hyperlink>
+        </w:p>
+        <w:p>
+          <w:pPr>
+            <w:pStyle w:val="TOC3"/>
+            <w:tabs>
+              <w:tab w:val="clear" w:pos="9071"/>
+              <w:tab w:val="right" w:pos="9637" w:leader="dot"/>
+            </w:tabs>
+            <w:rPr/>
+          </w:pPr>
+          <w:hyperlink w:anchor="__RefHeading___Toc774_4253664932" w:tooltip="Estado y control del servicio Muestra el estado del servidor MariaDB.">
+            <w:r>
+              <w:rPr>
+                <w:rStyle w:val="Enlacedelndice"/>
+              </w:rPr>
+              <w:t>Estado y control del servicio Muestra el estado del servidor MariaDB.</w:t>
+              <w:tab/>
+              <w:t>13</w:t>
+            </w:r>
+          </w:hyperlink>
+        </w:p>
+        <w:p>
+          <w:pPr>
+            <w:pStyle w:val="TOC3"/>
+            <w:tabs>
+              <w:tab w:val="clear" w:pos="9071"/>
+              <w:tab w:val="right" w:pos="9637" w:leader="dot"/>
+            </w:tabs>
+            <w:rPr/>
+          </w:pPr>
+          <w:hyperlink w:anchor="__RefHeading___Toc776_4253664932" w:tooltip=" Acceso y configuración Accede a MariaDB como root usando socket UNIX.">
+            <w:r>
+              <w:rPr>
+                <w:rStyle w:val="Enlacedelndice"/>
+              </w:rPr>
+              <w:t xml:space="preserve"> </w:t>
+            </w:r>
+            <w:r>
+              <w:rPr>
+                <w:rStyle w:val="Enlacedelndice"/>
+              </w:rPr>
+              <w:t>Acceso y configuración Accede a MariaDB como root usando socket UNIX.</w:t>
+              <w:tab/>
+              <w:t>14</w:t>
+            </w:r>
+          </w:hyperlink>
+        </w:p>
+        <w:p>
+          <w:pPr>
+            <w:pStyle w:val="TOC3"/>
+            <w:tabs>
+              <w:tab w:val="clear" w:pos="9071"/>
+              <w:tab w:val="right" w:pos="9637" w:leader="dot"/>
+            </w:tabs>
+            <w:rPr/>
+          </w:pPr>
+          <w:hyperlink w:anchor="__RefHeading___Toc778_4253664932" w:tooltip="Gestión de bases de datos">
+            <w:r>
+              <w:rPr>
+                <w:rStyle w:val="Enlacedelndice"/>
+              </w:rPr>
+              <w:t>Gestión de bases de datos</w:t>
+              <w:tab/>
+              <w:t>14</w:t>
+            </w:r>
+          </w:hyperlink>
+        </w:p>
+        <w:p>
+          <w:pPr>
+            <w:pStyle w:val="TOC3"/>
+            <w:tabs>
+              <w:tab w:val="clear" w:pos="9071"/>
+              <w:tab w:val="right" w:pos="9637" w:leader="dot"/>
+            </w:tabs>
+            <w:rPr/>
+          </w:pPr>
+          <w:hyperlink w:anchor="__RefHeading___Toc780_4253664932" w:tooltip="Usuarios y permisos">
+            <w:r>
+              <w:rPr>
+                <w:rStyle w:val="Enlacedelndice"/>
+              </w:rPr>
+              <w:t>Usuarios y permisos</w:t>
+              <w:tab/>
+              <w:t>14</w:t>
+            </w:r>
+          </w:hyperlink>
+        </w:p>
+        <w:p>
+          <w:pPr>
+            <w:pStyle w:val="TOC3"/>
+            <w:tabs>
+              <w:tab w:val="clear" w:pos="9071"/>
+              <w:tab w:val="right" w:pos="9637" w:leader="dot"/>
+            </w:tabs>
+            <w:rPr/>
+          </w:pPr>
+          <w:hyperlink w:anchor="__RefHeading___Toc782_4253664932" w:tooltip="Backups e importación">
+            <w:r>
+              <w:rPr>
+                <w:rStyle w:val="Enlacedelndice"/>
+              </w:rPr>
+              <w:t>Backups e importación</w:t>
+              <w:tab/>
+              <w:t>15</w:t>
+            </w:r>
+          </w:hyperlink>
+        </w:p>
+        <w:p>
+          <w:pPr>
+            <w:pStyle w:val="TOC3"/>
+            <w:tabs>
+              <w:tab w:val="clear" w:pos="9071"/>
+              <w:tab w:val="right" w:pos="9637" w:leader="dot"/>
+            </w:tabs>
+            <w:rPr/>
+          </w:pPr>
+          <w:hyperlink w:anchor="__RefHeading___Toc784_4253664932" w:tooltip="Logs y depuración">
+            <w:r>
+              <w:rPr>
+                <w:rStyle w:val="Enlacedelndice"/>
+              </w:rPr>
+              <w:t>Logs y depuración</w:t>
+              <w:tab/>
+              <w:t>15</w:t>
+            </w:r>
+          </w:hyperlink>
+        </w:p>
+        <w:p>
+          <w:pPr>
+            <w:pStyle w:val="TOC3"/>
+            <w:tabs>
+              <w:tab w:val="clear" w:pos="9071"/>
+              <w:tab w:val="right" w:pos="9637" w:leader="dot"/>
+            </w:tabs>
+            <w:rPr/>
+          </w:pPr>
+          <w:hyperlink w:anchor="__RefHeading___Toc786_4253664932" w:tooltip="Red y puertos">
+            <w:r>
+              <w:rPr>
+                <w:rStyle w:val="Enlacedelndice"/>
+              </w:rPr>
+              <w:t>Red y puertos</w:t>
+              <w:tab/>
+              <w:t>15</w:t>
+            </w:r>
+          </w:hyperlink>
+        </w:p>
+        <w:p>
+          <w:pPr>
+            <w:pStyle w:val="TOC3"/>
+            <w:tabs>
+              <w:tab w:val="clear" w:pos="9071"/>
+              <w:tab w:val="right" w:pos="9637" w:leader="dot"/>
+            </w:tabs>
+            <w:rPr/>
+          </w:pPr>
+          <w:hyperlink w:anchor="__RefHeading___Toc788_4253664932" w:tooltip="Rendimiento y almacenamiento">
+            <w:r>
+              <w:rPr>
+                <w:rStyle w:val="Enlacedelndice"/>
+              </w:rPr>
+              <w:t>Rendimiento y almacenamiento</w:t>
+              <w:tab/>
+              <w:t>16</w:t>
+            </w:r>
+          </w:hyperlink>
+        </w:p>
+        <w:p>
+          <w:pPr>
+            <w:pStyle w:val="TOC1"/>
+            <w:tabs>
+              <w:tab w:val="clear" w:pos="9638"/>
+              <w:tab w:val="right" w:pos="9637" w:leader="dot"/>
+            </w:tabs>
+            <w:rPr/>
+          </w:pPr>
+          <w:hyperlink w:anchor="__RefHeading___Toc1542_19254603" w:tooltip="Bibliografía">
+            <w:r>
+              <w:rPr>
+                <w:rStyle w:val="Enlacedelndice"/>
+              </w:rPr>
+              <w:t>Bibliografía</w:t>
+              <w:tab/>
+              <w:t>17</w:t>
+            </w:r>
+          </w:hyperlink>
           <w:r>
             <w:rPr>
-              <w:rStyle w:val="Enlacedelndiceuser"/>
+              <w:rStyle w:val="Enlacedelndice"/>
             </w:rPr>
-            <w:t>Introducción</w:t>
-          </w:r>
-          <w:r>
-            <w:rPr/>
-            <w:tab/>
-            <w:t>3</w:t>
-          </w:r>
-          <w:r>
-            <w:rPr/>
             <w:fldChar w:fldCharType="end"/>
           </w:r>
         </w:p>
@@ -173,6 +743,7 @@
           <w:ilvl w:val="0"/>
           <w:numId w:val="2"/>
         </w:numPr>
+        <w:spacing w:before="0" w:after="120"/>
         <w:rPr/>
       </w:pPr>
       <w:bookmarkStart w:id="0" w:name="__RefHeading___Toc256_992011582"/>
@@ -205,23 +776,10 @@
     <w:p>
       <w:pPr>
         <w:pStyle w:val="Normal"/>
-        <w:bidi w:val="0"/>
-        <w:spacing w:before="0" w:after="0"/>
-        <w:jc w:val="center"/>
-        <w:rPr>
-          <w:b/>
-          <w:bCs/>
-          <w:sz w:val="52"/>
-          <w:szCs w:val="52"/>
-        </w:rPr>
-      </w:pPr>
-      <w:r>
-        <w:rPr>
-          <w:b/>
-          <w:bCs/>
-          <w:sz w:val="52"/>
-          <w:szCs w:val="52"/>
-        </w:rPr>
+        <w:rPr/>
+      </w:pPr>
+      <w:r>
+        <w:rPr/>
       </w:r>
       <w:r>
         <w:br w:type="page"/>
@@ -234,13 +792,7078 @@
           <w:ilvl w:val="0"/>
           <w:numId w:val="2"/>
         </w:numPr>
+        <w:spacing w:before="0" w:after="120"/>
         <w:ind w:hanging="0" w:start="0"/>
         <w:rPr/>
       </w:pPr>
-      <w:r>
-        <w:rPr/>
-        <w:t>Bibliografia</w:t>
-      </w:r>
+      <w:bookmarkStart w:id="1" w:name="__RefHeading___Toc738_4253664932"/>
+      <w:bookmarkEnd w:id="1"/>
+      <w:r>
+        <w:rPr/>
+        <w:t>Conexión a la web</w:t>
+      </w:r>
+    </w:p>
+    <w:p>
+      <w:pPr>
+        <w:pStyle w:val="Heading2"/>
+        <w:numPr>
+          <w:ilvl w:val="1"/>
+          <w:numId w:val="1"/>
+        </w:numPr>
+        <w:ind w:hanging="0" w:start="0"/>
+        <w:rPr/>
+      </w:pPr>
+      <w:bookmarkStart w:id="2" w:name="__RefHeading___Toc740_4253664932"/>
+      <w:bookmarkEnd w:id="2"/>
+      <w:r>
+        <w:rPr/>
+        <w:t>Conexión VPN</w:t>
+      </w:r>
+    </w:p>
+    <w:p>
+      <w:pPr>
+        <w:pStyle w:val="BodyText"/>
+        <w:rPr/>
+      </w:pPr>
+      <w:r>
+        <w:rPr/>
+        <w:t>Para realizar una conexión VPN necesitamos el archivo que creamos anteriormente en el servidor para conectarnos como cliente y el software de Wireguard</w:t>
+      </w:r>
+    </w:p>
+    <w:p>
+      <w:pPr>
+        <w:pStyle w:val="Normal"/>
+        <w:rPr/>
+      </w:pPr>
+      <w:hyperlink r:id="rId3">
+        <w:r>
+          <w:rPr>
+            <w:rStyle w:val="Hyperlink"/>
+          </w:rPr>
+          <w:t>https://www.wireguard.com/install/</w:t>
+        </w:r>
+      </w:hyperlink>
+    </w:p>
+    <w:p>
+      <w:pPr>
+        <w:pStyle w:val="Normal"/>
+        <w:rPr/>
+      </w:pPr>
+      <w:r>
+        <w:rPr/>
+      </w:r>
+    </w:p>
+    <w:p>
+      <w:pPr>
+        <w:pStyle w:val="Normal"/>
+        <w:rPr/>
+      </w:pPr>
+      <w:r>
+        <w:rPr/>
+        <w:t>Instalamos el programa en el cliente y le añadimos el siguienste .conf</w:t>
+      </w:r>
+    </w:p>
+    <w:tbl>
+      <w:tblPr>
+        <w:tblW w:w="5000" w:type="pct"/>
+        <w:jc w:val="start"/>
+        <w:tblInd w:w="0" w:type="dxa"/>
+        <w:tblLayout w:type="fixed"/>
+        <w:tblCellMar>
+          <w:top w:w="0" w:type="dxa"/>
+          <w:start w:w="0" w:type="dxa"/>
+          <w:bottom w:w="0" w:type="dxa"/>
+          <w:end w:w="0" w:type="dxa"/>
+        </w:tblCellMar>
+      </w:tblPr>
+      <w:tblGrid>
+        <w:gridCol w:w="9638"/>
+      </w:tblGrid>
+      <w:tr>
+        <w:trPr/>
+        <w:tc>
+          <w:tcPr>
+            <w:tcW w:w="9638" w:type="dxa"/>
+            <w:tcBorders/>
+            <w:shd w:fill="1C1C1C" w:val="clear"/>
+          </w:tcPr>
+          <w:p>
+            <w:pPr>
+              <w:pStyle w:val="Normal"/>
+              <w:rPr>
+                <w:rFonts w:ascii="Liberation Serif" w:hAnsi="Liberation Serif"/>
+              </w:rPr>
+            </w:pPr>
+            <w:r>
+              <w:rPr/>
+              <w:t>nano client.conf</w:t>
+            </w:r>
+          </w:p>
+        </w:tc>
+      </w:tr>
+      <w:tr>
+        <w:trPr/>
+        <w:tc>
+          <w:tcPr>
+            <w:tcW w:w="9638" w:type="dxa"/>
+            <w:tcBorders/>
+            <w:shd w:fill="1C1C1C" w:val="clear"/>
+          </w:tcPr>
+          <w:p>
+            <w:pPr>
+              <w:pStyle w:val="Normal"/>
+              <w:rPr/>
+            </w:pPr>
+            <w:r>
+              <w:rPr/>
+              <w:t>[Interface]</w:t>
+              <w:br/>
+              <w:t xml:space="preserve">PrivateKey = </w:t>
+            </w:r>
+            <w:r>
+              <w:rPr>
+                <w:u w:val="single"/>
+              </w:rPr>
+              <w:t>Contenido del fichero client_private.key</w:t>
+            </w:r>
+            <w:r>
+              <w:rPr/>
+              <w:br/>
+              <w:t>Address = 10.10.0.</w:t>
+            </w:r>
+            <w:r>
+              <w:rPr>
+                <w:u w:val="single"/>
+              </w:rPr>
+              <w:t>x</w:t>
+            </w:r>
+            <w:r>
+              <w:rPr/>
+              <w:t>/24</w:t>
+              <w:br/>
+              <w:t>DNS = 1.1.1.1</w:t>
+              <w:br/>
+              <w:br/>
+              <w:t>[Peer]</w:t>
+              <w:br/>
+              <w:t xml:space="preserve">PublicKey = </w:t>
+            </w:r>
+            <w:r>
+              <w:rPr>
+                <w:u w:val="single"/>
+              </w:rPr>
+              <w:t>Contenido del fichero server_public.key</w:t>
+            </w:r>
+            <w:r>
+              <w:rPr/>
+              <w:br/>
+              <w:t>Endpoint = blanconomicon.ddns.net:51871</w:t>
+              <w:br/>
+              <w:t>AllowedIPs = 10.10.0.0/24</w:t>
+              <w:br/>
+              <w:t xml:space="preserve">PersistentKeepalive = 25 </w:t>
+            </w:r>
+          </w:p>
+        </w:tc>
+      </w:tr>
+    </w:tbl>
+    <w:p>
+      <w:pPr>
+        <w:pStyle w:val="Normal"/>
+        <w:rPr/>
+      </w:pPr>
+      <w:r>
+        <w:rPr/>
+      </w:r>
+    </w:p>
+    <w:p>
+      <w:pPr>
+        <w:pStyle w:val="BodyText"/>
+        <w:rPr/>
+      </w:pPr>
+      <w:r>
+        <w:rPr/>
+        <w:t>Agregamos el túnel en el Wireguard y habilitamos la conexión una vez hecho eso deberíamos tener acceso al servidor de forma remota</w:t>
+      </w:r>
+    </w:p>
+    <w:p>
+      <w:pPr>
+        <w:pStyle w:val="Heading2"/>
+        <w:numPr>
+          <w:ilvl w:val="1"/>
+          <w:numId w:val="1"/>
+        </w:numPr>
+        <w:ind w:hanging="0" w:start="0"/>
+        <w:rPr/>
+      </w:pPr>
+      <w:bookmarkStart w:id="3" w:name="__RefHeading___Toc742_4253664932"/>
+      <w:bookmarkEnd w:id="3"/>
+      <w:r>
+        <w:rPr/>
+        <w:t>Conexión SSH</w:t>
+      </w:r>
+    </w:p>
+    <w:p>
+      <w:pPr>
+        <w:pStyle w:val="BodyText"/>
+        <w:rPr/>
+      </w:pPr>
+      <w:r>
+        <w:rPr/>
+        <w:t>Tras tener conexión mediante la VPN o estar en la misma red del servidor nos conectaremos via SSH para ello usaremos el siguiente comando</w:t>
+      </w:r>
+    </w:p>
+    <w:p>
+      <w:pPr>
+        <w:pStyle w:val="BodyText"/>
+        <w:rPr/>
+      </w:pPr>
+      <w:r>
+        <w:rPr/>
+        <w:t>Si estamos en la red interna</w:t>
+      </w:r>
+    </w:p>
+    <w:tbl>
+      <w:tblPr>
+        <w:tblW w:w="5000" w:type="pct"/>
+        <w:jc w:val="start"/>
+        <w:tblInd w:w="0" w:type="dxa"/>
+        <w:tblLayout w:type="fixed"/>
+        <w:tblCellMar>
+          <w:top w:w="0" w:type="dxa"/>
+          <w:start w:w="0" w:type="dxa"/>
+          <w:bottom w:w="0" w:type="dxa"/>
+          <w:end w:w="0" w:type="dxa"/>
+        </w:tblCellMar>
+      </w:tblPr>
+      <w:tblGrid>
+        <w:gridCol w:w="9638"/>
+      </w:tblGrid>
+      <w:tr>
+        <w:trPr/>
+        <w:tc>
+          <w:tcPr>
+            <w:tcW w:w="9638" w:type="dxa"/>
+            <w:tcBorders/>
+            <w:shd w:fill="1C1C1C" w:val="clear"/>
+          </w:tcPr>
+          <w:p>
+            <w:pPr>
+              <w:pStyle w:val="Normal"/>
+              <w:rPr>
+                <w:rFonts w:ascii="Liberation Serif" w:hAnsi="Liberation Serif"/>
+              </w:rPr>
+            </w:pPr>
+            <w:r>
+              <w:rPr/>
+              <w:t>ssh usuario@192.168.1.250</w:t>
+            </w:r>
+          </w:p>
+        </w:tc>
+      </w:tr>
+    </w:tbl>
+    <w:p>
+      <w:pPr>
+        <w:pStyle w:val="Normal"/>
+        <w:rPr/>
+      </w:pPr>
+      <w:r>
+        <w:rPr/>
+      </w:r>
+    </w:p>
+    <w:p>
+      <w:pPr>
+        <w:pStyle w:val="Normal"/>
+        <w:rPr/>
+      </w:pPr>
+      <w:r>
+        <w:rPr/>
+        <w:t>En cambio desde la VPN usaremos el siguiente</w:t>
+      </w:r>
+    </w:p>
+    <w:tbl>
+      <w:tblPr>
+        <w:tblW w:w="5000" w:type="pct"/>
+        <w:jc w:val="start"/>
+        <w:tblInd w:w="0" w:type="dxa"/>
+        <w:tblLayout w:type="fixed"/>
+        <w:tblCellMar>
+          <w:top w:w="0" w:type="dxa"/>
+          <w:start w:w="0" w:type="dxa"/>
+          <w:bottom w:w="0" w:type="dxa"/>
+          <w:end w:w="0" w:type="dxa"/>
+        </w:tblCellMar>
+      </w:tblPr>
+      <w:tblGrid>
+        <w:gridCol w:w="9638"/>
+      </w:tblGrid>
+      <w:tr>
+        <w:trPr/>
+        <w:tc>
+          <w:tcPr>
+            <w:tcW w:w="9638" w:type="dxa"/>
+            <w:tcBorders/>
+            <w:shd w:fill="1C1C1C" w:val="clear"/>
+          </w:tcPr>
+          <w:p>
+            <w:pPr>
+              <w:pStyle w:val="Normal"/>
+              <w:rPr>
+                <w:rFonts w:ascii="Liberation Serif" w:hAnsi="Liberation Serif"/>
+              </w:rPr>
+            </w:pPr>
+            <w:r>
+              <w:rPr/>
+              <w:t>ssh usuario@10.10.0.1</w:t>
+            </w:r>
+          </w:p>
+        </w:tc>
+      </w:tr>
+    </w:tbl>
+    <w:p>
+      <w:pPr>
+        <w:pStyle w:val="Normal"/>
+        <w:rPr/>
+      </w:pPr>
+      <w:r>
+        <w:rPr/>
+      </w:r>
+      <w:r>
+        <w:br w:type="page"/>
+      </w:r>
+    </w:p>
+    <w:p>
+      <w:pPr>
+        <w:pStyle w:val="Heading1"/>
+        <w:numPr>
+          <w:ilvl w:val="0"/>
+          <w:numId w:val="2"/>
+        </w:numPr>
+        <w:spacing w:before="0" w:after="120"/>
+        <w:ind w:hanging="0" w:start="0"/>
+        <w:rPr/>
+      </w:pPr>
+      <w:bookmarkStart w:id="4" w:name="__RefHeading___Toc744_4253664932"/>
+      <w:bookmarkEnd w:id="4"/>
+      <w:r>
+        <w:rPr/>
+        <w:t>Actualización del sistema</w:t>
+      </w:r>
+    </w:p>
+    <w:p>
+      <w:pPr>
+        <w:pStyle w:val="BodyText"/>
+        <w:rPr/>
+      </w:pPr>
+      <w:r>
+        <w:rPr/>
+        <w:t>Para llevar a cabo una actualización del sistema tenemos que actualizar los paquetes del sistema para lo que usaremos los siguientes comandos</w:t>
+      </w:r>
+    </w:p>
+    <w:tbl>
+      <w:tblPr>
+        <w:tblW w:w="5000" w:type="pct"/>
+        <w:jc w:val="start"/>
+        <w:tblInd w:w="0" w:type="dxa"/>
+        <w:tblLayout w:type="fixed"/>
+        <w:tblCellMar>
+          <w:top w:w="0" w:type="dxa"/>
+          <w:start w:w="0" w:type="dxa"/>
+          <w:bottom w:w="0" w:type="dxa"/>
+          <w:end w:w="0" w:type="dxa"/>
+        </w:tblCellMar>
+      </w:tblPr>
+      <w:tblGrid>
+        <w:gridCol w:w="9638"/>
+      </w:tblGrid>
+      <w:tr>
+        <w:trPr/>
+        <w:tc>
+          <w:tcPr>
+            <w:tcW w:w="9638" w:type="dxa"/>
+            <w:tcBorders/>
+            <w:shd w:fill="1C1C1C" w:val="clear"/>
+          </w:tcPr>
+          <w:p>
+            <w:pPr>
+              <w:pStyle w:val="Normal"/>
+              <w:rPr>
+                <w:rFonts w:ascii="Liberation Serif" w:hAnsi="Liberation Serif"/>
+              </w:rPr>
+            </w:pPr>
+            <w:r>
+              <w:rPr/>
+              <w:t>apt update &amp;&amp; apt upgrade</w:t>
+            </w:r>
+          </w:p>
+        </w:tc>
+      </w:tr>
+    </w:tbl>
+    <w:p>
+      <w:pPr>
+        <w:pStyle w:val="Normal"/>
+        <w:rPr/>
+      </w:pPr>
+      <w:r>
+        <w:rPr/>
+      </w:r>
+    </w:p>
+    <w:p>
+      <w:pPr>
+        <w:pStyle w:val="Heading1"/>
+        <w:widowControl/>
+        <w:numPr>
+          <w:ilvl w:val="0"/>
+          <w:numId w:val="0"/>
+        </w:numPr>
+        <w:suppressAutoHyphens w:val="true"/>
+        <w:ind w:hanging="0" w:start="0"/>
+        <w:jc w:val="start"/>
+        <w:rPr/>
+      </w:pPr>
+      <w:r>
+        <w:rPr/>
+      </w:r>
+      <w:r>
+        <w:br w:type="page"/>
+      </w:r>
+    </w:p>
+    <w:p>
+      <w:pPr>
+        <w:pStyle w:val="Heading1"/>
+        <w:numPr>
+          <w:ilvl w:val="0"/>
+          <w:numId w:val="2"/>
+        </w:numPr>
+        <w:spacing w:before="0" w:after="120"/>
+        <w:ind w:hanging="0" w:start="0"/>
+        <w:rPr/>
+      </w:pPr>
+      <w:bookmarkStart w:id="5" w:name="__RefHeading___Toc746_4253664932"/>
+      <w:bookmarkEnd w:id="5"/>
+      <w:r>
+        <w:rPr/>
+        <w:t>Modificación de la web</w:t>
+      </w:r>
+    </w:p>
+    <w:p>
+      <w:pPr>
+        <w:pStyle w:val="Heading2"/>
+        <w:numPr>
+          <w:ilvl w:val="1"/>
+          <w:numId w:val="1"/>
+        </w:numPr>
+        <w:ind w:hanging="0" w:start="0"/>
+        <w:rPr/>
+      </w:pPr>
+      <w:bookmarkStart w:id="6" w:name="__RefHeading___Toc748_4253664932"/>
+      <w:bookmarkEnd w:id="6"/>
+      <w:r>
+        <w:rPr/>
+        <w:t>Actualización del repositorio</w:t>
+      </w:r>
+    </w:p>
+    <w:p>
+      <w:pPr>
+        <w:pStyle w:val="BodyText"/>
+        <w:rPr/>
+      </w:pPr>
+      <w:r>
+        <w:rPr/>
+        <w:t>Para realizar actualizaciones de repositorio tenemos que partir del punto en el que estamos ya conectados</w:t>
+      </w:r>
+    </w:p>
+    <w:p>
+      <w:pPr>
+        <w:pStyle w:val="BodyText"/>
+        <w:rPr/>
+      </w:pPr>
+      <w:r>
+        <w:rPr/>
+        <w:t>Nos dirigiremos al directorio de la pagina web</w:t>
+      </w:r>
+    </w:p>
+    <w:tbl>
+      <w:tblPr>
+        <w:tblW w:w="5000" w:type="pct"/>
+        <w:jc w:val="start"/>
+        <w:tblInd w:w="0" w:type="dxa"/>
+        <w:tblLayout w:type="fixed"/>
+        <w:tblCellMar>
+          <w:top w:w="0" w:type="dxa"/>
+          <w:start w:w="0" w:type="dxa"/>
+          <w:bottom w:w="0" w:type="dxa"/>
+          <w:end w:w="0" w:type="dxa"/>
+        </w:tblCellMar>
+      </w:tblPr>
+      <w:tblGrid>
+        <w:gridCol w:w="9638"/>
+      </w:tblGrid>
+      <w:tr>
+        <w:trPr/>
+        <w:tc>
+          <w:tcPr>
+            <w:tcW w:w="9638" w:type="dxa"/>
+            <w:tcBorders/>
+            <w:shd w:fill="1C1C1C" w:val="clear"/>
+          </w:tcPr>
+          <w:p>
+            <w:pPr>
+              <w:pStyle w:val="Normal"/>
+              <w:rPr>
+                <w:rFonts w:ascii="Liberation Serif" w:hAnsi="Liberation Serif"/>
+              </w:rPr>
+            </w:pPr>
+            <w:r>
+              <w:rPr/>
+              <w:t>cd /var/www/html</w:t>
+            </w:r>
+          </w:p>
+        </w:tc>
+      </w:tr>
+    </w:tbl>
+    <w:p>
+      <w:pPr>
+        <w:pStyle w:val="Normal"/>
+        <w:rPr/>
+      </w:pPr>
+      <w:r>
+        <w:rPr/>
+      </w:r>
+    </w:p>
+    <w:p>
+      <w:pPr>
+        <w:pStyle w:val="Normal"/>
+        <w:rPr/>
+      </w:pPr>
+      <w:r>
+        <w:rPr/>
+        <w:t xml:space="preserve">Una ven en el directorio adecuado ejecutamos el comando para clonar el repositorio de </w:t>
+      </w:r>
+      <w:r>
+        <w:rPr/>
+        <w:t>G</w:t>
+      </w:r>
+      <w:r>
+        <w:rPr/>
+        <w:t>ithub</w:t>
+      </w:r>
+    </w:p>
+    <w:tbl>
+      <w:tblPr>
+        <w:tblW w:w="5000" w:type="pct"/>
+        <w:jc w:val="start"/>
+        <w:tblInd w:w="0" w:type="dxa"/>
+        <w:tblLayout w:type="fixed"/>
+        <w:tblCellMar>
+          <w:top w:w="0" w:type="dxa"/>
+          <w:start w:w="0" w:type="dxa"/>
+          <w:bottom w:w="0" w:type="dxa"/>
+          <w:end w:w="0" w:type="dxa"/>
+        </w:tblCellMar>
+      </w:tblPr>
+      <w:tblGrid>
+        <w:gridCol w:w="9638"/>
+      </w:tblGrid>
+      <w:tr>
+        <w:trPr/>
+        <w:tc>
+          <w:tcPr>
+            <w:tcW w:w="9638" w:type="dxa"/>
+            <w:tcBorders/>
+            <w:shd w:fill="1C1C1C" w:val="clear"/>
+          </w:tcPr>
+          <w:p>
+            <w:pPr>
+              <w:pStyle w:val="Normal"/>
+              <w:rPr>
+                <w:rFonts w:ascii="Liberation Serif" w:hAnsi="Liberation Serif"/>
+              </w:rPr>
+            </w:pPr>
+            <w:r>
+              <w:rPr/>
+              <w:t>git pull https://github.com/Blanconomicon/Web_Frontend.git</w:t>
+            </w:r>
+          </w:p>
+        </w:tc>
+      </w:tr>
+    </w:tbl>
+    <w:p>
+      <w:pPr>
+        <w:pStyle w:val="Heading2"/>
+        <w:numPr>
+          <w:ilvl w:val="0"/>
+          <w:numId w:val="0"/>
+        </w:numPr>
+        <w:ind w:hanging="0" w:start="0"/>
+        <w:rPr/>
+      </w:pPr>
+      <w:bookmarkStart w:id="7" w:name="__RefHeading___Toc750_4253664932"/>
+      <w:bookmarkEnd w:id="7"/>
+      <w:r>
+        <w:rPr/>
+        <w:tab/>
+        <w:t>Modificación de los archivos existentes</w:t>
+      </w:r>
+    </w:p>
+    <w:p>
+      <w:pPr>
+        <w:pStyle w:val="Normal"/>
+        <w:rPr/>
+      </w:pPr>
+      <w:r>
+        <w:rPr/>
+        <w:t>Para modificar archivos de la web en el servidor nos moveremos a la ruta antes mencionada y seleccionaremos el archivo a editar</w:t>
+      </w:r>
+    </w:p>
+    <w:tbl>
+      <w:tblPr>
+        <w:tblW w:w="5000" w:type="pct"/>
+        <w:jc w:val="start"/>
+        <w:tblInd w:w="0" w:type="dxa"/>
+        <w:tblLayout w:type="fixed"/>
+        <w:tblCellMar>
+          <w:top w:w="0" w:type="dxa"/>
+          <w:start w:w="0" w:type="dxa"/>
+          <w:bottom w:w="0" w:type="dxa"/>
+          <w:end w:w="0" w:type="dxa"/>
+        </w:tblCellMar>
+      </w:tblPr>
+      <w:tblGrid>
+        <w:gridCol w:w="9638"/>
+      </w:tblGrid>
+      <w:tr>
+        <w:trPr/>
+        <w:tc>
+          <w:tcPr>
+            <w:tcW w:w="9638" w:type="dxa"/>
+            <w:tcBorders/>
+            <w:shd w:fill="1C1C1C" w:val="clear"/>
+          </w:tcPr>
+          <w:p>
+            <w:pPr>
+              <w:pStyle w:val="Normal"/>
+              <w:rPr/>
+            </w:pPr>
+            <w:r>
+              <w:rPr/>
+              <w:t>.</w:t>
+            </w:r>
+          </w:p>
+          <w:p>
+            <w:pPr>
+              <w:pStyle w:val="Normal"/>
+              <w:rPr/>
+            </w:pPr>
+            <w:r>
+              <w:rPr/>
+              <w:t xml:space="preserve">├── </w:t>
+            </w:r>
+            <w:r>
+              <w:rPr/>
+              <w:t>css</w:t>
+            </w:r>
+          </w:p>
+          <w:p>
+            <w:pPr>
+              <w:pStyle w:val="Normal"/>
+              <w:rPr/>
+            </w:pPr>
+            <w:r>
+              <w:rPr/>
+              <w:t xml:space="preserve">│   ├── </w:t>
+            </w:r>
+            <w:r>
+              <w:rPr/>
+              <w:t>README.md</w:t>
+            </w:r>
+          </w:p>
+          <w:p>
+            <w:pPr>
+              <w:pStyle w:val="Normal"/>
+              <w:rPr/>
+            </w:pPr>
+            <w:r>
+              <w:rPr/>
+              <w:t xml:space="preserve">│   ├── </w:t>
+            </w:r>
+            <w:r>
+              <w:rPr/>
+              <w:t>style.css</w:t>
+            </w:r>
+          </w:p>
+          <w:p>
+            <w:pPr>
+              <w:pStyle w:val="Normal"/>
+              <w:rPr/>
+            </w:pPr>
+            <w:r>
+              <w:rPr/>
+              <w:t xml:space="preserve">│   └── </w:t>
+            </w:r>
+            <w:r>
+              <w:rPr/>
+              <w:t>verPersonaje.css</w:t>
+            </w:r>
+          </w:p>
+          <w:p>
+            <w:pPr>
+              <w:pStyle w:val="Normal"/>
+              <w:rPr/>
+            </w:pPr>
+            <w:r>
+              <w:rPr/>
+              <w:t xml:space="preserve">├── </w:t>
+            </w:r>
+            <w:r>
+              <w:rPr/>
+              <w:t>index.php</w:t>
+            </w:r>
+          </w:p>
+          <w:p>
+            <w:pPr>
+              <w:pStyle w:val="Normal"/>
+              <w:rPr/>
+            </w:pPr>
+            <w:r>
+              <w:rPr/>
+              <w:t xml:space="preserve">├── </w:t>
+            </w:r>
+            <w:r>
+              <w:rPr/>
+              <w:t>js</w:t>
+            </w:r>
+          </w:p>
+          <w:p>
+            <w:pPr>
+              <w:pStyle w:val="Normal"/>
+              <w:rPr/>
+            </w:pPr>
+            <w:r>
+              <w:rPr/>
+              <w:t xml:space="preserve">│   ├── </w:t>
+            </w:r>
+            <w:r>
+              <w:rPr/>
+              <w:t>compraPuntos.js</w:t>
+            </w:r>
+          </w:p>
+          <w:p>
+            <w:pPr>
+              <w:pStyle w:val="Normal"/>
+              <w:rPr/>
+            </w:pPr>
+            <w:r>
+              <w:rPr/>
+              <w:t xml:space="preserve">│   ├── </w:t>
+            </w:r>
+            <w:r>
+              <w:rPr/>
+              <w:t>grupos.js</w:t>
+            </w:r>
+          </w:p>
+          <w:p>
+            <w:pPr>
+              <w:pStyle w:val="Normal"/>
+              <w:rPr/>
+            </w:pPr>
+            <w:r>
+              <w:rPr/>
+              <w:t xml:space="preserve">│   ├── </w:t>
+            </w:r>
+            <w:r>
+              <w:rPr/>
+              <w:t>menuHamburguesa.js</w:t>
+            </w:r>
+          </w:p>
+          <w:p>
+            <w:pPr>
+              <w:pStyle w:val="Normal"/>
+              <w:rPr/>
+            </w:pPr>
+            <w:r>
+              <w:rPr/>
+              <w:t xml:space="preserve">│   ├── </w:t>
+            </w:r>
+            <w:r>
+              <w:rPr/>
+              <w:t>README.md</w:t>
+            </w:r>
+          </w:p>
+          <w:p>
+            <w:pPr>
+              <w:pStyle w:val="Normal"/>
+              <w:rPr/>
+            </w:pPr>
+            <w:r>
+              <w:rPr/>
+              <w:t xml:space="preserve">│   └── </w:t>
+            </w:r>
+            <w:r>
+              <w:rPr/>
+              <w:t>utils.js</w:t>
+            </w:r>
+          </w:p>
+          <w:p>
+            <w:pPr>
+              <w:pStyle w:val="Normal"/>
+              <w:rPr/>
+            </w:pPr>
+            <w:r>
+              <w:rPr/>
+              <w:t xml:space="preserve">├── </w:t>
+            </w:r>
+            <w:r>
+              <w:rPr/>
+              <w:t>php</w:t>
+            </w:r>
+          </w:p>
+          <w:p>
+            <w:pPr>
+              <w:pStyle w:val="Normal"/>
+              <w:rPr/>
+            </w:pPr>
+            <w:r>
+              <w:rPr/>
+              <w:t xml:space="preserve">│   ├── </w:t>
+            </w:r>
+            <w:r>
+              <w:rPr/>
+              <w:t>includes</w:t>
+            </w:r>
+          </w:p>
+          <w:p>
+            <w:pPr>
+              <w:pStyle w:val="Normal"/>
+              <w:rPr/>
+            </w:pPr>
+            <w:r>
+              <w:rPr/>
+              <w:t xml:space="preserve">│   │   ├── </w:t>
+            </w:r>
+            <w:r>
+              <w:rPr/>
+              <w:t>footer.php</w:t>
+            </w:r>
+          </w:p>
+          <w:p>
+            <w:pPr>
+              <w:pStyle w:val="Normal"/>
+              <w:rPr/>
+            </w:pPr>
+            <w:r>
+              <w:rPr/>
+              <w:t xml:space="preserve">│   │   ├── </w:t>
+            </w:r>
+            <w:r>
+              <w:rPr/>
+              <w:t>header.php</w:t>
+            </w:r>
+          </w:p>
+          <w:p>
+            <w:pPr>
+              <w:pStyle w:val="Normal"/>
+              <w:rPr/>
+            </w:pPr>
+            <w:r>
+              <w:rPr/>
+              <w:t xml:space="preserve">│   │   └── </w:t>
+            </w:r>
+            <w:r>
+              <w:rPr/>
+              <w:t>peticiones.php</w:t>
+            </w:r>
+          </w:p>
+          <w:p>
+            <w:pPr>
+              <w:pStyle w:val="Normal"/>
+              <w:rPr/>
+            </w:pPr>
+            <w:r>
+              <w:rPr/>
+              <w:t xml:space="preserve">│   ├── </w:t>
+            </w:r>
+            <w:r>
+              <w:rPr/>
+              <w:t>README.md</w:t>
+            </w:r>
+          </w:p>
+          <w:p>
+            <w:pPr>
+              <w:pStyle w:val="Normal"/>
+              <w:rPr/>
+            </w:pPr>
+            <w:r>
+              <w:rPr/>
+              <w:t xml:space="preserve">│   ├── </w:t>
+            </w:r>
+            <w:r>
+              <w:rPr/>
+              <w:t>utility</w:t>
+            </w:r>
+          </w:p>
+          <w:p>
+            <w:pPr>
+              <w:pStyle w:val="Normal"/>
+              <w:rPr/>
+            </w:pPr>
+            <w:r>
+              <w:rPr/>
+              <w:t xml:space="preserve">│   │   ├── </w:t>
+            </w:r>
+            <w:r>
+              <w:rPr/>
+              <w:t>conexion.php</w:t>
+            </w:r>
+          </w:p>
+          <w:p>
+            <w:pPr>
+              <w:pStyle w:val="Normal"/>
+              <w:rPr/>
+            </w:pPr>
+            <w:r>
+              <w:rPr/>
+              <w:t xml:space="preserve">│   │   ├── </w:t>
+            </w:r>
+            <w:r>
+              <w:rPr/>
+              <w:t>config.php</w:t>
+            </w:r>
+          </w:p>
+          <w:p>
+            <w:pPr>
+              <w:pStyle w:val="Normal"/>
+              <w:rPr/>
+            </w:pPr>
+            <w:r>
+              <w:rPr/>
+              <w:t xml:space="preserve">│   │   └── </w:t>
+            </w:r>
+            <w:r>
+              <w:rPr/>
+              <w:t>utils.php</w:t>
+            </w:r>
+          </w:p>
+          <w:p>
+            <w:pPr>
+              <w:pStyle w:val="Normal"/>
+              <w:rPr/>
+            </w:pPr>
+            <w:r>
+              <w:rPr/>
+              <w:t xml:space="preserve">│   └── </w:t>
+            </w:r>
+            <w:r>
+              <w:rPr/>
+              <w:t>views</w:t>
+            </w:r>
+          </w:p>
+          <w:p>
+            <w:pPr>
+              <w:pStyle w:val="Normal"/>
+              <w:rPr/>
+            </w:pPr>
+            <w:r>
+              <w:rPr/>
+              <w:t xml:space="preserve">│       ├── </w:t>
+            </w:r>
+            <w:r>
+              <w:rPr/>
+              <w:t>crearPersonaje2.php</w:t>
+            </w:r>
+          </w:p>
+          <w:p>
+            <w:pPr>
+              <w:pStyle w:val="Normal"/>
+              <w:rPr/>
+            </w:pPr>
+            <w:r>
+              <w:rPr/>
+              <w:t xml:space="preserve">│       ├── </w:t>
+            </w:r>
+            <w:r>
+              <w:rPr/>
+              <w:t>crearPersonaje3.php</w:t>
+            </w:r>
+          </w:p>
+          <w:p>
+            <w:pPr>
+              <w:pStyle w:val="Normal"/>
+              <w:rPr/>
+            </w:pPr>
+            <w:r>
+              <w:rPr/>
+              <w:t xml:space="preserve">│       ├── </w:t>
+            </w:r>
+            <w:r>
+              <w:rPr/>
+              <w:t>crearPersonaje4.php</w:t>
+            </w:r>
+          </w:p>
+          <w:p>
+            <w:pPr>
+              <w:pStyle w:val="Normal"/>
+              <w:rPr/>
+            </w:pPr>
+            <w:r>
+              <w:rPr/>
+              <w:t xml:space="preserve">│       ├── </w:t>
+            </w:r>
+            <w:r>
+              <w:rPr/>
+              <w:t>crearPersonaje.php</w:t>
+            </w:r>
+          </w:p>
+          <w:p>
+            <w:pPr>
+              <w:pStyle w:val="Normal"/>
+              <w:rPr/>
+            </w:pPr>
+            <w:r>
+              <w:rPr/>
+              <w:t xml:space="preserve">│       ├── </w:t>
+            </w:r>
+            <w:r>
+              <w:rPr/>
+              <w:t>grupos.php</w:t>
+            </w:r>
+          </w:p>
+          <w:p>
+            <w:pPr>
+              <w:pStyle w:val="Normal"/>
+              <w:rPr/>
+            </w:pPr>
+            <w:r>
+              <w:rPr/>
+              <w:t xml:space="preserve">│       ├── </w:t>
+            </w:r>
+            <w:r>
+              <w:rPr/>
+              <w:t>login.php</w:t>
+            </w:r>
+          </w:p>
+          <w:p>
+            <w:pPr>
+              <w:pStyle w:val="Normal"/>
+              <w:rPr/>
+            </w:pPr>
+            <w:r>
+              <w:rPr/>
+              <w:t xml:space="preserve">│       ├── </w:t>
+            </w:r>
+            <w:r>
+              <w:rPr/>
+              <w:t>personajes.php</w:t>
+            </w:r>
+          </w:p>
+          <w:p>
+            <w:pPr>
+              <w:pStyle w:val="Normal"/>
+              <w:rPr/>
+            </w:pPr>
+            <w:r>
+              <w:rPr/>
+              <w:t xml:space="preserve">│       ├── </w:t>
+            </w:r>
+            <w:r>
+              <w:rPr/>
+              <w:t>register.php</w:t>
+            </w:r>
+          </w:p>
+          <w:p>
+            <w:pPr>
+              <w:pStyle w:val="Normal"/>
+              <w:rPr/>
+            </w:pPr>
+            <w:r>
+              <w:rPr/>
+              <w:t xml:space="preserve">│       └── </w:t>
+            </w:r>
+            <w:r>
+              <w:rPr/>
+              <w:t>verPersonaje.php</w:t>
+            </w:r>
+          </w:p>
+          <w:p>
+            <w:pPr>
+              <w:pStyle w:val="Normal"/>
+              <w:rPr/>
+            </w:pPr>
+            <w:r>
+              <w:rPr/>
+              <w:t xml:space="preserve">├── </w:t>
+            </w:r>
+            <w:r>
+              <w:rPr/>
+              <w:t>README.md</w:t>
+            </w:r>
+          </w:p>
+          <w:p>
+            <w:pPr>
+              <w:pStyle w:val="Normal"/>
+              <w:rPr/>
+            </w:pPr>
+            <w:r>
+              <w:rPr/>
+              <w:t xml:space="preserve">├── </w:t>
+            </w:r>
+            <w:r>
+              <w:rPr/>
+              <w:t>sql</w:t>
+            </w:r>
+          </w:p>
+          <w:p>
+            <w:pPr>
+              <w:pStyle w:val="Normal"/>
+              <w:rPr/>
+            </w:pPr>
+            <w:r>
+              <w:rPr/>
+              <w:t xml:space="preserve">│   └── </w:t>
+            </w:r>
+            <w:r>
+              <w:rPr/>
+              <w:t>dbtfg.sql</w:t>
+            </w:r>
+          </w:p>
+          <w:p>
+            <w:pPr>
+              <w:pStyle w:val="Normal"/>
+              <w:rPr/>
+            </w:pPr>
+            <w:r>
+              <w:rPr/>
+              <w:t xml:space="preserve">└── </w:t>
+            </w:r>
+            <w:r>
+              <w:rPr/>
+              <w:t>src</w:t>
+            </w:r>
+          </w:p>
+          <w:p>
+            <w:pPr>
+              <w:pStyle w:val="Normal"/>
+              <w:rPr/>
+            </w:pPr>
+            <w:r>
+              <w:rPr/>
+              <w:t xml:space="preserve">    ├── </w:t>
+            </w:r>
+            <w:r>
+              <w:rPr/>
+              <w:t>font</w:t>
+            </w:r>
+          </w:p>
+          <w:p>
+            <w:pPr>
+              <w:pStyle w:val="Normal"/>
+              <w:rPr/>
+            </w:pPr>
+            <w:r>
+              <w:rPr/>
+              <w:t xml:space="preserve">    │   ├── </w:t>
+            </w:r>
+            <w:r>
+              <w:rPr/>
+              <w:t>DragonHunter-9Ynxj.otf</w:t>
+            </w:r>
+          </w:p>
+          <w:p>
+            <w:pPr>
+              <w:pStyle w:val="Normal"/>
+              <w:rPr/>
+            </w:pPr>
+            <w:r>
+              <w:rPr/>
+              <w:t xml:space="preserve">    │   ├── </w:t>
+            </w:r>
+            <w:r>
+              <w:rPr/>
+              <w:t>KingsCross.ttf</w:t>
+            </w:r>
+          </w:p>
+          <w:p>
+            <w:pPr>
+              <w:pStyle w:val="Normal"/>
+              <w:rPr/>
+            </w:pPr>
+            <w:r>
+              <w:rPr/>
+              <w:t xml:space="preserve">    │   └── </w:t>
+            </w:r>
+            <w:r>
+              <w:rPr/>
+              <w:t>README.md</w:t>
+            </w:r>
+          </w:p>
+          <w:p>
+            <w:pPr>
+              <w:pStyle w:val="Normal"/>
+              <w:rPr/>
+            </w:pPr>
+            <w:r>
+              <w:rPr/>
+              <w:t xml:space="preserve">    ├── </w:t>
+            </w:r>
+            <w:r>
+              <w:rPr/>
+              <w:t>img</w:t>
+            </w:r>
+          </w:p>
+          <w:p>
+            <w:pPr>
+              <w:pStyle w:val="Normal"/>
+              <w:rPr/>
+            </w:pPr>
+            <w:r>
+              <w:rPr/>
+              <w:t xml:space="preserve">    │   ├── </w:t>
+            </w:r>
+            <w:r>
+              <w:rPr/>
+              <w:t>logo1.png</w:t>
+            </w:r>
+          </w:p>
+          <w:p>
+            <w:pPr>
+              <w:pStyle w:val="Normal"/>
+              <w:rPr/>
+            </w:pPr>
+            <w:r>
+              <w:rPr/>
+              <w:t xml:space="preserve">    │   ├── </w:t>
+            </w:r>
+            <w:r>
+              <w:rPr/>
+              <w:t>logo2.png</w:t>
+            </w:r>
+          </w:p>
+          <w:p>
+            <w:pPr>
+              <w:pStyle w:val="Normal"/>
+              <w:rPr/>
+            </w:pPr>
+            <w:r>
+              <w:rPr/>
+              <w:t xml:space="preserve">    │   └── </w:t>
+            </w:r>
+            <w:r>
+              <w:rPr/>
+              <w:t>README.md</w:t>
+            </w:r>
+          </w:p>
+          <w:p>
+            <w:pPr>
+              <w:pStyle w:val="Normal"/>
+              <w:rPr/>
+            </w:pPr>
+            <w:r>
+              <w:rPr/>
+              <w:t xml:space="preserve">    └── </w:t>
+            </w:r>
+            <w:r>
+              <w:rPr/>
+              <w:t>README.md</w:t>
+            </w:r>
+          </w:p>
+        </w:tc>
+      </w:tr>
+    </w:tbl>
+    <w:p>
+      <w:pPr>
+        <w:pStyle w:val="Normal"/>
+        <w:rPr/>
+      </w:pPr>
+      <w:r>
+        <w:rPr/>
+      </w:r>
+    </w:p>
+    <w:p>
+      <w:pPr>
+        <w:pStyle w:val="Normal"/>
+        <w:rPr/>
+      </w:pPr>
+      <w:r>
+        <w:rPr/>
+        <w:t>Tras seleccionar el archivo deseado con su respectiva ruta modificaremos el contenido con el siguiente comando</w:t>
+      </w:r>
+    </w:p>
+    <w:tbl>
+      <w:tblPr>
+        <w:tblW w:w="5000" w:type="pct"/>
+        <w:jc w:val="start"/>
+        <w:tblInd w:w="0" w:type="dxa"/>
+        <w:tblLayout w:type="fixed"/>
+        <w:tblCellMar>
+          <w:top w:w="0" w:type="dxa"/>
+          <w:start w:w="0" w:type="dxa"/>
+          <w:bottom w:w="0" w:type="dxa"/>
+          <w:end w:w="0" w:type="dxa"/>
+        </w:tblCellMar>
+      </w:tblPr>
+      <w:tblGrid>
+        <w:gridCol w:w="9638"/>
+      </w:tblGrid>
+      <w:tr>
+        <w:trPr/>
+        <w:tc>
+          <w:tcPr>
+            <w:tcW w:w="9638" w:type="dxa"/>
+            <w:tcBorders/>
+            <w:shd w:fill="1C1C1C" w:val="clear"/>
+          </w:tcPr>
+          <w:p>
+            <w:pPr>
+              <w:pStyle w:val="Normal"/>
+              <w:rPr>
+                <w:rFonts w:ascii="Liberation Serif" w:hAnsi="Liberation Serif"/>
+                <w:u w:val="none"/>
+              </w:rPr>
+            </w:pPr>
+            <w:r>
+              <w:rPr/>
+              <w:t xml:space="preserve">nano </w:t>
+            </w:r>
+            <w:r>
+              <w:rPr>
+                <w:u w:val="single"/>
+              </w:rPr>
+              <w:t>ruta del archivo</w:t>
+            </w:r>
+            <w:r>
+              <w:rPr>
+                <w:u w:val="none"/>
+              </w:rPr>
+              <w:t>/</w:t>
+            </w:r>
+            <w:r>
+              <w:rPr>
+                <w:u w:val="single"/>
+              </w:rPr>
+              <w:t>nombre del archivo.conf</w:t>
+            </w:r>
+          </w:p>
+        </w:tc>
+      </w:tr>
+    </w:tbl>
+    <w:p>
+      <w:pPr>
+        <w:pStyle w:val="Heading2"/>
+        <w:numPr>
+          <w:ilvl w:val="0"/>
+          <w:numId w:val="0"/>
+        </w:numPr>
+        <w:ind w:hanging="0" w:start="0"/>
+        <w:rPr/>
+      </w:pPr>
+      <w:bookmarkStart w:id="8" w:name="__RefHeading___Toc752_4253664932"/>
+      <w:bookmarkEnd w:id="8"/>
+      <w:r>
+        <w:rPr/>
+        <w:tab/>
+        <w:t>Modificación de los ficheros de configuración</w:t>
+      </w:r>
+    </w:p>
+    <w:tbl>
+      <w:tblPr>
+        <w:tblW w:w="5000" w:type="pct"/>
+        <w:jc w:val="start"/>
+        <w:tblInd w:w="0" w:type="dxa"/>
+        <w:tblLayout w:type="fixed"/>
+        <w:tblCellMar>
+          <w:top w:w="0" w:type="dxa"/>
+          <w:start w:w="0" w:type="dxa"/>
+          <w:bottom w:w="0" w:type="dxa"/>
+          <w:end w:w="0" w:type="dxa"/>
+        </w:tblCellMar>
+      </w:tblPr>
+      <w:tblGrid>
+        <w:gridCol w:w="9638"/>
+      </w:tblGrid>
+      <w:tr>
+        <w:trPr/>
+        <w:tc>
+          <w:tcPr>
+            <w:tcW w:w="9638" w:type="dxa"/>
+            <w:tcBorders/>
+            <w:shd w:fill="1C1C1C" w:val="clear"/>
+          </w:tcPr>
+          <w:p>
+            <w:pPr>
+              <w:pStyle w:val="Normal"/>
+              <w:rPr/>
+            </w:pPr>
+            <w:r>
+              <w:rPr/>
+              <w:t xml:space="preserve"> </w:t>
+            </w:r>
+            <w:r>
+              <w:rPr/>
+              <w:t>nano /etc/apache2/sites-available/default-ssl.conf</w:t>
+            </w:r>
+          </w:p>
+        </w:tc>
+      </w:tr>
+      <w:tr>
+        <w:trPr/>
+        <w:tc>
+          <w:tcPr>
+            <w:tcW w:w="9638" w:type="dxa"/>
+            <w:tcBorders/>
+            <w:shd w:fill="1C1C1C" w:val="clear"/>
+          </w:tcPr>
+          <w:p>
+            <w:pPr>
+              <w:pStyle w:val="Normal"/>
+              <w:rPr/>
+            </w:pPr>
+            <w:r>
+              <w:rPr/>
+              <w:t>&lt;VirtualHost *:443&gt;</w:t>
+            </w:r>
+          </w:p>
+          <w:p>
+            <w:pPr>
+              <w:pStyle w:val="Normal"/>
+              <w:rPr/>
+            </w:pPr>
+            <w:r>
+              <w:rPr/>
+              <w:t xml:space="preserve">        </w:t>
+            </w:r>
+            <w:r>
+              <w:rPr/>
+              <w:t>ServerAdmin webmaster@localhost</w:t>
+            </w:r>
+          </w:p>
+          <w:p>
+            <w:pPr>
+              <w:pStyle w:val="Normal"/>
+              <w:rPr/>
+            </w:pPr>
+            <w:r>
+              <w:rPr/>
+            </w:r>
+          </w:p>
+          <w:p>
+            <w:pPr>
+              <w:pStyle w:val="Normal"/>
+              <w:rPr/>
+            </w:pPr>
+            <w:r>
+              <w:rPr/>
+              <w:t xml:space="preserve">        </w:t>
+            </w:r>
+            <w:r>
+              <w:rPr/>
+              <w:t>DocumentRoot /var/www/html</w:t>
+            </w:r>
+          </w:p>
+          <w:p>
+            <w:pPr>
+              <w:pStyle w:val="Normal"/>
+              <w:rPr/>
+            </w:pPr>
+            <w:r>
+              <w:rPr/>
+            </w:r>
+          </w:p>
+          <w:p>
+            <w:pPr>
+              <w:pStyle w:val="Normal"/>
+              <w:rPr/>
+            </w:pPr>
+            <w:r>
+              <w:rPr/>
+              <w:t xml:space="preserve">        </w:t>
+            </w:r>
+            <w:r>
+              <w:rPr/>
+              <w:t># Available loglevels: trace8, ..., trace1, debug, info, notice, warn,</w:t>
+            </w:r>
+          </w:p>
+          <w:p>
+            <w:pPr>
+              <w:pStyle w:val="Normal"/>
+              <w:rPr/>
+            </w:pPr>
+            <w:r>
+              <w:rPr/>
+              <w:t xml:space="preserve">        </w:t>
+            </w:r>
+            <w:r>
+              <w:rPr/>
+              <w:t># error, crit, alert, emerg.</w:t>
+            </w:r>
+          </w:p>
+          <w:p>
+            <w:pPr>
+              <w:pStyle w:val="Normal"/>
+              <w:rPr/>
+            </w:pPr>
+            <w:r>
+              <w:rPr/>
+              <w:t xml:space="preserve">        </w:t>
+            </w:r>
+            <w:r>
+              <w:rPr/>
+              <w:t># It is also possible to configure the loglevel for particular</w:t>
+            </w:r>
+          </w:p>
+          <w:p>
+            <w:pPr>
+              <w:pStyle w:val="Normal"/>
+              <w:rPr/>
+            </w:pPr>
+            <w:r>
+              <w:rPr/>
+              <w:t xml:space="preserve">        </w:t>
+            </w:r>
+            <w:r>
+              <w:rPr/>
+              <w:t># modules, e.g.</w:t>
+            </w:r>
+          </w:p>
+          <w:p>
+            <w:pPr>
+              <w:pStyle w:val="Normal"/>
+              <w:rPr/>
+            </w:pPr>
+            <w:r>
+              <w:rPr/>
+              <w:t xml:space="preserve">        </w:t>
+            </w:r>
+            <w:r>
+              <w:rPr/>
+              <w:t>#LogLevel info ssl:warn</w:t>
+            </w:r>
+          </w:p>
+          <w:p>
+            <w:pPr>
+              <w:pStyle w:val="Normal"/>
+              <w:rPr/>
+            </w:pPr>
+            <w:r>
+              <w:rPr/>
+            </w:r>
+          </w:p>
+          <w:p>
+            <w:pPr>
+              <w:pStyle w:val="Normal"/>
+              <w:rPr/>
+            </w:pPr>
+            <w:r>
+              <w:rPr/>
+              <w:t xml:space="preserve">        </w:t>
+            </w:r>
+            <w:r>
+              <w:rPr/>
+              <w:t>ErrorLog ${APACHE_LOG_DIR}/error.log</w:t>
+            </w:r>
+          </w:p>
+          <w:p>
+            <w:pPr>
+              <w:pStyle w:val="Normal"/>
+              <w:rPr/>
+            </w:pPr>
+            <w:r>
+              <w:rPr/>
+              <w:t xml:space="preserve">        </w:t>
+            </w:r>
+            <w:r>
+              <w:rPr/>
+              <w:t>CustomLog ${APACHE_LOG_DIR}/access.log combined</w:t>
+            </w:r>
+          </w:p>
+          <w:p>
+            <w:pPr>
+              <w:pStyle w:val="Normal"/>
+              <w:rPr/>
+            </w:pPr>
+            <w:r>
+              <w:rPr/>
+            </w:r>
+          </w:p>
+          <w:p>
+            <w:pPr>
+              <w:pStyle w:val="Normal"/>
+              <w:rPr/>
+            </w:pPr>
+            <w:r>
+              <w:rPr/>
+              <w:t xml:space="preserve">        </w:t>
+            </w:r>
+            <w:r>
+              <w:rPr/>
+              <w:t># For most configuration files from conf-available/, which are</w:t>
+            </w:r>
+          </w:p>
+          <w:p>
+            <w:pPr>
+              <w:pStyle w:val="Normal"/>
+              <w:rPr/>
+            </w:pPr>
+            <w:r>
+              <w:rPr/>
+              <w:t xml:space="preserve">        </w:t>
+            </w:r>
+            <w:r>
+              <w:rPr/>
+              <w:t># enabled or disabled at a global level, it is possible to</w:t>
+            </w:r>
+          </w:p>
+          <w:p>
+            <w:pPr>
+              <w:pStyle w:val="Normal"/>
+              <w:rPr/>
+            </w:pPr>
+            <w:r>
+              <w:rPr/>
+              <w:t xml:space="preserve">        </w:t>
+            </w:r>
+            <w:r>
+              <w:rPr/>
+              <w:t># include a line for only one particular virtual host. For example the</w:t>
+            </w:r>
+          </w:p>
+          <w:p>
+            <w:pPr>
+              <w:pStyle w:val="Normal"/>
+              <w:rPr/>
+            </w:pPr>
+            <w:r>
+              <w:rPr/>
+              <w:t xml:space="preserve">        </w:t>
+            </w:r>
+            <w:r>
+              <w:rPr/>
+              <w:t># following line enables the CGI configuration for this host only</w:t>
+            </w:r>
+          </w:p>
+          <w:p>
+            <w:pPr>
+              <w:pStyle w:val="Normal"/>
+              <w:rPr/>
+            </w:pPr>
+            <w:r>
+              <w:rPr/>
+              <w:t xml:space="preserve">        </w:t>
+            </w:r>
+            <w:r>
+              <w:rPr/>
+              <w:t># after it has been globally disabled with "a2disconf".</w:t>
+            </w:r>
+          </w:p>
+          <w:p>
+            <w:pPr>
+              <w:pStyle w:val="Normal"/>
+              <w:rPr/>
+            </w:pPr>
+            <w:r>
+              <w:rPr/>
+              <w:t xml:space="preserve">        </w:t>
+            </w:r>
+            <w:r>
+              <w:rPr/>
+              <w:t>#Include conf-available/serve-cgi-bin.conf</w:t>
+            </w:r>
+          </w:p>
+          <w:p>
+            <w:pPr>
+              <w:pStyle w:val="Normal"/>
+              <w:rPr/>
+            </w:pPr>
+            <w:r>
+              <w:rPr/>
+            </w:r>
+          </w:p>
+          <w:p>
+            <w:pPr>
+              <w:pStyle w:val="Normal"/>
+              <w:rPr/>
+            </w:pPr>
+            <w:r>
+              <w:rPr/>
+              <w:t xml:space="preserve">        </w:t>
+            </w:r>
+            <w:r>
+              <w:rPr/>
+              <w:t>#   SSL Engine Switch:</w:t>
+            </w:r>
+          </w:p>
+          <w:p>
+            <w:pPr>
+              <w:pStyle w:val="Normal"/>
+              <w:rPr/>
+            </w:pPr>
+            <w:r>
+              <w:rPr/>
+              <w:t xml:space="preserve">        </w:t>
+            </w:r>
+            <w:r>
+              <w:rPr/>
+              <w:t>#   Enable/Disable SSL for this virtual host.</w:t>
+            </w:r>
+          </w:p>
+          <w:p>
+            <w:pPr>
+              <w:pStyle w:val="Normal"/>
+              <w:rPr/>
+            </w:pPr>
+            <w:r>
+              <w:rPr/>
+              <w:t xml:space="preserve">        </w:t>
+            </w:r>
+            <w:r>
+              <w:rPr/>
+              <w:t>SSLEngine on</w:t>
+            </w:r>
+          </w:p>
+          <w:p>
+            <w:pPr>
+              <w:pStyle w:val="Normal"/>
+              <w:rPr/>
+            </w:pPr>
+            <w:r>
+              <w:rPr/>
+            </w:r>
+          </w:p>
+          <w:p>
+            <w:pPr>
+              <w:pStyle w:val="Normal"/>
+              <w:rPr/>
+            </w:pPr>
+            <w:r>
+              <w:rPr/>
+              <w:t xml:space="preserve">        </w:t>
+            </w:r>
+            <w:r>
+              <w:rPr/>
+              <w:t>#   A self-signed (snakeoil) certificate can be created by installing</w:t>
+            </w:r>
+          </w:p>
+          <w:p>
+            <w:pPr>
+              <w:pStyle w:val="Normal"/>
+              <w:rPr/>
+            </w:pPr>
+            <w:r>
+              <w:rPr/>
+              <w:t xml:space="preserve">        </w:t>
+            </w:r>
+            <w:r>
+              <w:rPr/>
+              <w:t>#   the ssl-cert package. See</w:t>
+            </w:r>
+          </w:p>
+          <w:p>
+            <w:pPr>
+              <w:pStyle w:val="Normal"/>
+              <w:rPr/>
+            </w:pPr>
+            <w:r>
+              <w:rPr/>
+              <w:t xml:space="preserve">        </w:t>
+            </w:r>
+            <w:r>
+              <w:rPr/>
+              <w:t>#   /usr/share/doc/apache2/README.Debian.gz for more info.</w:t>
+            </w:r>
+          </w:p>
+          <w:p>
+            <w:pPr>
+              <w:pStyle w:val="Normal"/>
+              <w:rPr/>
+            </w:pPr>
+            <w:r>
+              <w:rPr/>
+              <w:t xml:space="preserve">        </w:t>
+            </w:r>
+            <w:r>
+              <w:rPr/>
+              <w:t>#   If both key and certificate are stored in the same file, only the</w:t>
+            </w:r>
+          </w:p>
+          <w:p>
+            <w:pPr>
+              <w:pStyle w:val="Normal"/>
+              <w:rPr/>
+            </w:pPr>
+            <w:r>
+              <w:rPr/>
+              <w:t xml:space="preserve">        </w:t>
+            </w:r>
+            <w:r>
+              <w:rPr/>
+              <w:t>#   SSLCertificateFile directive is needed.</w:t>
+            </w:r>
+          </w:p>
+          <w:p>
+            <w:pPr>
+              <w:pStyle w:val="Normal"/>
+              <w:rPr/>
+            </w:pPr>
+            <w:r>
+              <w:rPr/>
+            </w:r>
+          </w:p>
+          <w:p>
+            <w:pPr>
+              <w:pStyle w:val="Normal"/>
+              <w:rPr/>
+            </w:pPr>
+            <w:r>
+              <w:rPr/>
+              <w:t xml:space="preserve">        </w:t>
+            </w:r>
+            <w:r>
+              <w:rPr/>
+              <w:t>#Proteger repo de GitHub</w:t>
+            </w:r>
+          </w:p>
+          <w:p>
+            <w:pPr>
+              <w:pStyle w:val="Normal"/>
+              <w:rPr/>
+            </w:pPr>
+            <w:r>
+              <w:rPr/>
+              <w:t xml:space="preserve">        </w:t>
+            </w:r>
+            <w:r>
+              <w:rPr/>
+              <w:t>&lt;DirectoryMatch "^/.*/\.git/"&gt;</w:t>
+            </w:r>
+          </w:p>
+          <w:p>
+            <w:pPr>
+              <w:pStyle w:val="Normal"/>
+              <w:rPr/>
+            </w:pPr>
+            <w:r>
+              <w:rPr/>
+              <w:t xml:space="preserve">                </w:t>
+            </w:r>
+            <w:r>
+              <w:rPr/>
+              <w:t>Require all denied</w:t>
+            </w:r>
+          </w:p>
+          <w:p>
+            <w:pPr>
+              <w:pStyle w:val="Normal"/>
+              <w:rPr/>
+            </w:pPr>
+            <w:r>
+              <w:rPr/>
+              <w:t xml:space="preserve">        </w:t>
+            </w:r>
+            <w:r>
+              <w:rPr/>
+              <w:t>&lt;/DirectoryMatch&gt;</w:t>
+            </w:r>
+          </w:p>
+          <w:p>
+            <w:pPr>
+              <w:pStyle w:val="Normal"/>
+              <w:rPr/>
+            </w:pPr>
+            <w:r>
+              <w:rPr/>
+              <w:t xml:space="preserve">        </w:t>
+            </w:r>
+            <w:r>
+              <w:rPr/>
+              <w:t>&lt;DirectoryMatch "/var/www/html/php/utility"&gt;</w:t>
+            </w:r>
+          </w:p>
+          <w:p>
+            <w:pPr>
+              <w:pStyle w:val="Normal"/>
+              <w:rPr/>
+            </w:pPr>
+            <w:r>
+              <w:rPr/>
+              <w:t xml:space="preserve">                </w:t>
+            </w:r>
+            <w:r>
+              <w:rPr/>
+              <w:t>Require all denied</w:t>
+            </w:r>
+          </w:p>
+          <w:p>
+            <w:pPr>
+              <w:pStyle w:val="Normal"/>
+              <w:rPr/>
+            </w:pPr>
+            <w:r>
+              <w:rPr/>
+              <w:t xml:space="preserve">        </w:t>
+            </w:r>
+            <w:r>
+              <w:rPr/>
+              <w:t>&lt;/DirectoryMatch&gt;</w:t>
+            </w:r>
+          </w:p>
+          <w:p>
+            <w:pPr>
+              <w:pStyle w:val="Normal"/>
+              <w:rPr/>
+            </w:pPr>
+            <w:r>
+              <w:rPr/>
+              <w:t xml:space="preserve">        </w:t>
+            </w:r>
+            <w:r>
+              <w:rPr/>
+              <w:t>&lt;DirectoryMatch "/var/www/html/DOCUMENTACION"&gt;</w:t>
+            </w:r>
+          </w:p>
+          <w:p>
+            <w:pPr>
+              <w:pStyle w:val="Normal"/>
+              <w:rPr/>
+            </w:pPr>
+            <w:r>
+              <w:rPr/>
+              <w:t xml:space="preserve">                </w:t>
+            </w:r>
+            <w:r>
+              <w:rPr/>
+              <w:t>Require all denied</w:t>
+            </w:r>
+          </w:p>
+          <w:p>
+            <w:pPr>
+              <w:pStyle w:val="Normal"/>
+              <w:rPr/>
+            </w:pPr>
+            <w:r>
+              <w:rPr/>
+              <w:t xml:space="preserve">        </w:t>
+            </w:r>
+            <w:r>
+              <w:rPr/>
+              <w:t>&lt;/DirectoryMatch&gt;</w:t>
+            </w:r>
+          </w:p>
+          <w:p>
+            <w:pPr>
+              <w:pStyle w:val="Normal"/>
+              <w:rPr/>
+            </w:pPr>
+            <w:r>
+              <w:rPr/>
+              <w:t xml:space="preserve">        </w:t>
+            </w:r>
+            <w:r>
+              <w:rPr/>
+              <w:t>&lt;DirectoryMatch "/var/www/html/sql/dbtfg.sql"&gt;</w:t>
+            </w:r>
+          </w:p>
+          <w:p>
+            <w:pPr>
+              <w:pStyle w:val="Normal"/>
+              <w:rPr/>
+            </w:pPr>
+            <w:r>
+              <w:rPr/>
+              <w:t xml:space="preserve">                </w:t>
+            </w:r>
+            <w:r>
+              <w:rPr/>
+              <w:t>Require all denied</w:t>
+            </w:r>
+          </w:p>
+          <w:p>
+            <w:pPr>
+              <w:pStyle w:val="Normal"/>
+              <w:rPr/>
+            </w:pPr>
+            <w:r>
+              <w:rPr/>
+              <w:t xml:space="preserve">        </w:t>
+            </w:r>
+            <w:r>
+              <w:rPr/>
+              <w:t>&lt;/DirectoryMatch&gt;</w:t>
+            </w:r>
+          </w:p>
+          <w:p>
+            <w:pPr>
+              <w:pStyle w:val="Normal"/>
+              <w:rPr/>
+            </w:pPr>
+            <w:r>
+              <w:rPr/>
+            </w:r>
+          </w:p>
+          <w:p>
+            <w:pPr>
+              <w:pStyle w:val="Normal"/>
+              <w:rPr/>
+            </w:pPr>
+            <w:r>
+              <w:rPr/>
+              <w:t xml:space="preserve">        </w:t>
+            </w:r>
+            <w:r>
+              <w:rPr/>
+              <w:t>&lt;Directory /var/www/html&gt;</w:t>
+            </w:r>
+          </w:p>
+          <w:p>
+            <w:pPr>
+              <w:pStyle w:val="Normal"/>
+              <w:rPr/>
+            </w:pPr>
+            <w:r>
+              <w:rPr/>
+              <w:t xml:space="preserve">                </w:t>
+            </w:r>
+            <w:r>
+              <w:rPr/>
+              <w:t>Options Indexes FollowSymLinks</w:t>
+            </w:r>
+          </w:p>
+          <w:p>
+            <w:pPr>
+              <w:pStyle w:val="Normal"/>
+              <w:rPr/>
+            </w:pPr>
+            <w:r>
+              <w:rPr/>
+              <w:t xml:space="preserve">                </w:t>
+            </w:r>
+            <w:r>
+              <w:rPr/>
+              <w:t>AllowOverride All</w:t>
+            </w:r>
+          </w:p>
+          <w:p>
+            <w:pPr>
+              <w:pStyle w:val="Normal"/>
+              <w:rPr/>
+            </w:pPr>
+            <w:r>
+              <w:rPr/>
+              <w:t xml:space="preserve">                </w:t>
+            </w:r>
+            <w:r>
+              <w:rPr/>
+              <w:t>Require all granted</w:t>
+            </w:r>
+          </w:p>
+          <w:p>
+            <w:pPr>
+              <w:pStyle w:val="Normal"/>
+              <w:rPr/>
+            </w:pPr>
+            <w:r>
+              <w:rPr/>
+              <w:t xml:space="preserve">        </w:t>
+            </w:r>
+            <w:r>
+              <w:rPr/>
+              <w:t>&lt;/Directory&gt;</w:t>
+            </w:r>
+          </w:p>
+          <w:p>
+            <w:pPr>
+              <w:pStyle w:val="Normal"/>
+              <w:rPr/>
+            </w:pPr>
+            <w:r>
+              <w:rPr/>
+            </w:r>
+          </w:p>
+          <w:p>
+            <w:pPr>
+              <w:pStyle w:val="Normal"/>
+              <w:rPr/>
+            </w:pPr>
+            <w:r>
+              <w:rPr/>
+              <w:t xml:space="preserve">        </w:t>
+            </w:r>
+            <w:r>
+              <w:rPr/>
+              <w:t>#   Server Certificate Chain:</w:t>
+            </w:r>
+          </w:p>
+          <w:p>
+            <w:pPr>
+              <w:pStyle w:val="Normal"/>
+              <w:rPr/>
+            </w:pPr>
+            <w:r>
+              <w:rPr/>
+              <w:t xml:space="preserve">        </w:t>
+            </w:r>
+            <w:r>
+              <w:rPr/>
+              <w:t>#   Point SSLCertificateChainFile at a file containing the</w:t>
+            </w:r>
+          </w:p>
+          <w:p>
+            <w:pPr>
+              <w:pStyle w:val="Normal"/>
+              <w:rPr/>
+            </w:pPr>
+            <w:r>
+              <w:rPr/>
+              <w:t xml:space="preserve">        </w:t>
+            </w:r>
+            <w:r>
+              <w:rPr/>
+              <w:t>#   concatenation of PEM encoded CA certificates which form the</w:t>
+            </w:r>
+          </w:p>
+          <w:p>
+            <w:pPr>
+              <w:pStyle w:val="Normal"/>
+              <w:rPr/>
+            </w:pPr>
+            <w:r>
+              <w:rPr/>
+              <w:t xml:space="preserve">        </w:t>
+            </w:r>
+            <w:r>
+              <w:rPr/>
+              <w:t>#   certificate chain for the server certificate. Alternatively</w:t>
+            </w:r>
+          </w:p>
+          <w:p>
+            <w:pPr>
+              <w:pStyle w:val="Normal"/>
+              <w:rPr/>
+            </w:pPr>
+            <w:r>
+              <w:rPr/>
+              <w:t xml:space="preserve">        </w:t>
+            </w:r>
+            <w:r>
+              <w:rPr/>
+              <w:t>#   the referenced file can be the same as SSLCertificateFile</w:t>
+            </w:r>
+          </w:p>
+          <w:p>
+            <w:pPr>
+              <w:pStyle w:val="Normal"/>
+              <w:rPr/>
+            </w:pPr>
+            <w:r>
+              <w:rPr/>
+              <w:t xml:space="preserve">        </w:t>
+            </w:r>
+            <w:r>
+              <w:rPr/>
+              <w:t>#   when the CA certificates are directly appended to the server</w:t>
+            </w:r>
+          </w:p>
+          <w:p>
+            <w:pPr>
+              <w:pStyle w:val="Normal"/>
+              <w:rPr/>
+            </w:pPr>
+            <w:r>
+              <w:rPr/>
+              <w:t xml:space="preserve">        </w:t>
+            </w:r>
+            <w:r>
+              <w:rPr/>
+              <w:t>#   certificate for convinience.</w:t>
+            </w:r>
+          </w:p>
+          <w:p>
+            <w:pPr>
+              <w:pStyle w:val="Normal"/>
+              <w:rPr/>
+            </w:pPr>
+            <w:r>
+              <w:rPr/>
+              <w:t xml:space="preserve">        </w:t>
+            </w:r>
+            <w:r>
+              <w:rPr/>
+              <w:t>#SSLCertificateChainFile /etc/apache2/ssl.crt/server-ca.crt</w:t>
+            </w:r>
+          </w:p>
+          <w:p>
+            <w:pPr>
+              <w:pStyle w:val="Normal"/>
+              <w:rPr/>
+            </w:pPr>
+            <w:r>
+              <w:rPr/>
+            </w:r>
+          </w:p>
+          <w:p>
+            <w:pPr>
+              <w:pStyle w:val="Normal"/>
+              <w:rPr/>
+            </w:pPr>
+            <w:r>
+              <w:rPr/>
+              <w:t xml:space="preserve">        </w:t>
+            </w:r>
+            <w:r>
+              <w:rPr/>
+              <w:t>#   Certificate Authority (CA):</w:t>
+            </w:r>
+          </w:p>
+          <w:p>
+            <w:pPr>
+              <w:pStyle w:val="Normal"/>
+              <w:rPr/>
+            </w:pPr>
+            <w:r>
+              <w:rPr/>
+              <w:t xml:space="preserve">        </w:t>
+            </w:r>
+            <w:r>
+              <w:rPr/>
+              <w:t>#   Set the CA certificate verification path where to find CA</w:t>
+            </w:r>
+          </w:p>
+          <w:p>
+            <w:pPr>
+              <w:pStyle w:val="Normal"/>
+              <w:rPr/>
+            </w:pPr>
+            <w:r>
+              <w:rPr/>
+              <w:t xml:space="preserve">        </w:t>
+            </w:r>
+            <w:r>
+              <w:rPr/>
+              <w:t>#   certificates for client authentication or alternatively one</w:t>
+            </w:r>
+          </w:p>
+          <w:p>
+            <w:pPr>
+              <w:pStyle w:val="Normal"/>
+              <w:rPr/>
+            </w:pPr>
+            <w:r>
+              <w:rPr/>
+              <w:t xml:space="preserve">        </w:t>
+            </w:r>
+            <w:r>
+              <w:rPr/>
+              <w:t>#   huge file containing all of them (file must be PEM encoded)</w:t>
+            </w:r>
+          </w:p>
+          <w:p>
+            <w:pPr>
+              <w:pStyle w:val="Normal"/>
+              <w:rPr/>
+            </w:pPr>
+            <w:r>
+              <w:rPr/>
+              <w:t xml:space="preserve">        </w:t>
+            </w:r>
+            <w:r>
+              <w:rPr/>
+              <w:t>#   Note: Inside SSLCACertificatePath you need hash symlinks</w:t>
+            </w:r>
+          </w:p>
+          <w:p>
+            <w:pPr>
+              <w:pStyle w:val="Normal"/>
+              <w:rPr/>
+            </w:pPr>
+            <w:r>
+              <w:rPr/>
+              <w:t xml:space="preserve">        </w:t>
+            </w:r>
+            <w:r>
+              <w:rPr/>
+              <w:t>#         to point to the certificate files. Use the provided</w:t>
+            </w:r>
+          </w:p>
+          <w:p>
+            <w:pPr>
+              <w:pStyle w:val="Normal"/>
+              <w:rPr/>
+            </w:pPr>
+            <w:r>
+              <w:rPr/>
+              <w:t xml:space="preserve">        </w:t>
+            </w:r>
+            <w:r>
+              <w:rPr/>
+              <w:t>#         Makefile to update the hash symlinks after changes.</w:t>
+            </w:r>
+          </w:p>
+          <w:p>
+            <w:pPr>
+              <w:pStyle w:val="Normal"/>
+              <w:rPr/>
+            </w:pPr>
+            <w:r>
+              <w:rPr/>
+              <w:t xml:space="preserve">        </w:t>
+            </w:r>
+            <w:r>
+              <w:rPr/>
+              <w:t>#SSLCACertificatePath /etc/ssl/certs/</w:t>
+            </w:r>
+          </w:p>
+          <w:p>
+            <w:pPr>
+              <w:pStyle w:val="Normal"/>
+              <w:rPr/>
+            </w:pPr>
+            <w:r>
+              <w:rPr/>
+              <w:t xml:space="preserve">        </w:t>
+            </w:r>
+            <w:r>
+              <w:rPr/>
+              <w:t>#SSLCACertificateFile /etc/apache2/ssl.crt/ca-bundle.crt</w:t>
+            </w:r>
+          </w:p>
+          <w:p>
+            <w:pPr>
+              <w:pStyle w:val="Normal"/>
+              <w:rPr/>
+            </w:pPr>
+            <w:r>
+              <w:rPr/>
+            </w:r>
+          </w:p>
+          <w:p>
+            <w:pPr>
+              <w:pStyle w:val="Normal"/>
+              <w:rPr/>
+            </w:pPr>
+            <w:r>
+              <w:rPr/>
+              <w:t xml:space="preserve">        </w:t>
+            </w:r>
+            <w:r>
+              <w:rPr/>
+              <w:t>#   Certificate Revocation Lists (CRL):</w:t>
+            </w:r>
+          </w:p>
+          <w:p>
+            <w:pPr>
+              <w:pStyle w:val="Normal"/>
+              <w:rPr/>
+            </w:pPr>
+            <w:r>
+              <w:rPr/>
+              <w:t xml:space="preserve">        </w:t>
+            </w:r>
+            <w:r>
+              <w:rPr/>
+              <w:t>#   Set the CA revocation path where to find CA CRLs for client</w:t>
+            </w:r>
+          </w:p>
+          <w:p>
+            <w:pPr>
+              <w:pStyle w:val="Normal"/>
+              <w:rPr/>
+            </w:pPr>
+            <w:r>
+              <w:rPr/>
+              <w:t xml:space="preserve">        </w:t>
+            </w:r>
+            <w:r>
+              <w:rPr/>
+              <w:t>#   authentication or alternatively one huge file containing all</w:t>
+            </w:r>
+          </w:p>
+          <w:p>
+            <w:pPr>
+              <w:pStyle w:val="Normal"/>
+              <w:rPr/>
+            </w:pPr>
+            <w:r>
+              <w:rPr/>
+              <w:t xml:space="preserve">        </w:t>
+            </w:r>
+            <w:r>
+              <w:rPr/>
+              <w:t>#   of them (file must be PEM encoded)</w:t>
+            </w:r>
+          </w:p>
+          <w:p>
+            <w:pPr>
+              <w:pStyle w:val="Normal"/>
+              <w:rPr/>
+            </w:pPr>
+            <w:r>
+              <w:rPr/>
+              <w:t xml:space="preserve">        </w:t>
+            </w:r>
+            <w:r>
+              <w:rPr/>
+              <w:t>#   Note: Inside SSLCARevocationPath you need hash symlinks</w:t>
+            </w:r>
+          </w:p>
+          <w:p>
+            <w:pPr>
+              <w:pStyle w:val="Normal"/>
+              <w:rPr/>
+            </w:pPr>
+            <w:r>
+              <w:rPr/>
+              <w:t xml:space="preserve">        </w:t>
+            </w:r>
+            <w:r>
+              <w:rPr/>
+              <w:t>#         to point to the certificate files. Use the provided</w:t>
+            </w:r>
+          </w:p>
+          <w:p>
+            <w:pPr>
+              <w:pStyle w:val="Normal"/>
+              <w:rPr/>
+            </w:pPr>
+            <w:r>
+              <w:rPr/>
+              <w:t xml:space="preserve">        </w:t>
+            </w:r>
+            <w:r>
+              <w:rPr/>
+              <w:t>#         Makefile to update the hash symlinks after changes.</w:t>
+            </w:r>
+          </w:p>
+          <w:p>
+            <w:pPr>
+              <w:pStyle w:val="Normal"/>
+              <w:rPr/>
+            </w:pPr>
+            <w:r>
+              <w:rPr/>
+              <w:t xml:space="preserve">        </w:t>
+            </w:r>
+            <w:r>
+              <w:rPr/>
+              <w:t>#SSLCARevocationPath /etc/apache2/ssl.crl/</w:t>
+            </w:r>
+          </w:p>
+          <w:p>
+            <w:pPr>
+              <w:pStyle w:val="Normal"/>
+              <w:rPr/>
+            </w:pPr>
+            <w:r>
+              <w:rPr/>
+              <w:t xml:space="preserve">        </w:t>
+            </w:r>
+            <w:r>
+              <w:rPr/>
+              <w:t>#SSLCARevocationFile /etc/apache2/ssl.crl/ca-bundle.crl</w:t>
+            </w:r>
+          </w:p>
+          <w:p>
+            <w:pPr>
+              <w:pStyle w:val="Normal"/>
+              <w:rPr/>
+            </w:pPr>
+            <w:r>
+              <w:rPr/>
+            </w:r>
+          </w:p>
+          <w:p>
+            <w:pPr>
+              <w:pStyle w:val="Normal"/>
+              <w:rPr/>
+            </w:pPr>
+            <w:r>
+              <w:rPr/>
+              <w:t xml:space="preserve">        </w:t>
+            </w:r>
+            <w:r>
+              <w:rPr/>
+              <w:t>#   Client Authentication (Type):</w:t>
+            </w:r>
+          </w:p>
+          <w:p>
+            <w:pPr>
+              <w:pStyle w:val="Normal"/>
+              <w:rPr/>
+            </w:pPr>
+            <w:r>
+              <w:rPr/>
+              <w:t xml:space="preserve">        </w:t>
+            </w:r>
+            <w:r>
+              <w:rPr/>
+              <w:t>#   Client certificate verification type and depth.  Types are</w:t>
+            </w:r>
+          </w:p>
+          <w:p>
+            <w:pPr>
+              <w:pStyle w:val="Normal"/>
+              <w:rPr/>
+            </w:pPr>
+            <w:r>
+              <w:rPr/>
+              <w:t xml:space="preserve">        </w:t>
+            </w:r>
+            <w:r>
+              <w:rPr/>
+              <w:t>#   none, optional, require and optional_no_ca.  Depth is a</w:t>
+            </w:r>
+          </w:p>
+          <w:p>
+            <w:pPr>
+              <w:pStyle w:val="Normal"/>
+              <w:rPr/>
+            </w:pPr>
+            <w:r>
+              <w:rPr/>
+              <w:t xml:space="preserve">        </w:t>
+            </w:r>
+            <w:r>
+              <w:rPr/>
+              <w:t>#   number which specifies how deeply to verify the certificate</w:t>
+            </w:r>
+          </w:p>
+          <w:p>
+            <w:pPr>
+              <w:pStyle w:val="Normal"/>
+              <w:rPr/>
+            </w:pPr>
+            <w:r>
+              <w:rPr/>
+              <w:t xml:space="preserve">        </w:t>
+            </w:r>
+            <w:r>
+              <w:rPr/>
+              <w:t>#   issuer chain before deciding the certificate is not valid.</w:t>
+            </w:r>
+          </w:p>
+          <w:p>
+            <w:pPr>
+              <w:pStyle w:val="Normal"/>
+              <w:rPr/>
+            </w:pPr>
+            <w:r>
+              <w:rPr/>
+              <w:t xml:space="preserve">        </w:t>
+            </w:r>
+            <w:r>
+              <w:rPr/>
+              <w:t>#SSLVerifyClient require</w:t>
+            </w:r>
+          </w:p>
+          <w:p>
+            <w:pPr>
+              <w:pStyle w:val="Normal"/>
+              <w:rPr/>
+            </w:pPr>
+            <w:r>
+              <w:rPr/>
+              <w:t xml:space="preserve">        </w:t>
+            </w:r>
+            <w:r>
+              <w:rPr/>
+              <w:t>#SSLVerifyDepth  10</w:t>
+            </w:r>
+          </w:p>
+          <w:p>
+            <w:pPr>
+              <w:pStyle w:val="Normal"/>
+              <w:rPr/>
+            </w:pPr>
+            <w:r>
+              <w:rPr/>
+            </w:r>
+          </w:p>
+          <w:p>
+            <w:pPr>
+              <w:pStyle w:val="Normal"/>
+              <w:rPr/>
+            </w:pPr>
+            <w:r>
+              <w:rPr/>
+              <w:t xml:space="preserve">        </w:t>
+            </w:r>
+            <w:r>
+              <w:rPr/>
+              <w:t>#   SSL Engine Options:</w:t>
+            </w:r>
+          </w:p>
+          <w:p>
+            <w:pPr>
+              <w:pStyle w:val="Normal"/>
+              <w:rPr/>
+            </w:pPr>
+            <w:r>
+              <w:rPr/>
+              <w:t xml:space="preserve">        </w:t>
+            </w:r>
+            <w:r>
+              <w:rPr/>
+              <w:t>#   Set various options for the SSL engine.</w:t>
+            </w:r>
+          </w:p>
+          <w:p>
+            <w:pPr>
+              <w:pStyle w:val="Normal"/>
+              <w:rPr/>
+            </w:pPr>
+            <w:r>
+              <w:rPr/>
+              <w:t xml:space="preserve">        </w:t>
+            </w:r>
+            <w:r>
+              <w:rPr/>
+              <w:t>#   o FakeBasicAuth:</w:t>
+            </w:r>
+          </w:p>
+          <w:p>
+            <w:pPr>
+              <w:pStyle w:val="Normal"/>
+              <w:rPr/>
+            </w:pPr>
+            <w:r>
+              <w:rPr/>
+              <w:t xml:space="preserve">        </w:t>
+            </w:r>
+            <w:r>
+              <w:rPr/>
+              <w:t>#    Translate the client X.509 into a Basic Authorisation.  This means that</w:t>
+            </w:r>
+          </w:p>
+          <w:p>
+            <w:pPr>
+              <w:pStyle w:val="Normal"/>
+              <w:rPr/>
+            </w:pPr>
+            <w:r>
+              <w:rPr/>
+              <w:t xml:space="preserve">        </w:t>
+            </w:r>
+            <w:r>
+              <w:rPr/>
+              <w:t>#    the standard Auth/DBMAuth methods can be used for access control.  The</w:t>
+            </w:r>
+          </w:p>
+          <w:p>
+            <w:pPr>
+              <w:pStyle w:val="Normal"/>
+              <w:rPr/>
+            </w:pPr>
+            <w:r>
+              <w:rPr/>
+              <w:t xml:space="preserve">        </w:t>
+            </w:r>
+            <w:r>
+              <w:rPr/>
+              <w:t>#    user name is the `one line' version of the client's X.509 certificate.</w:t>
+            </w:r>
+          </w:p>
+          <w:p>
+            <w:pPr>
+              <w:pStyle w:val="Normal"/>
+              <w:rPr/>
+            </w:pPr>
+            <w:r>
+              <w:rPr/>
+              <w:t xml:space="preserve">        </w:t>
+            </w:r>
+            <w:r>
+              <w:rPr/>
+              <w:t>#    Note that no password is obtained from the user. Every entry in the user</w:t>
+            </w:r>
+          </w:p>
+          <w:p>
+            <w:pPr>
+              <w:pStyle w:val="Normal"/>
+              <w:rPr/>
+            </w:pPr>
+            <w:r>
+              <w:rPr/>
+              <w:t xml:space="preserve">        </w:t>
+            </w:r>
+            <w:r>
+              <w:rPr/>
+              <w:t>#    file needs this password: `xxj31ZMTZzkVA'.</w:t>
+            </w:r>
+          </w:p>
+          <w:p>
+            <w:pPr>
+              <w:pStyle w:val="Normal"/>
+              <w:rPr/>
+            </w:pPr>
+            <w:r>
+              <w:rPr/>
+              <w:t xml:space="preserve">        </w:t>
+            </w:r>
+            <w:r>
+              <w:rPr/>
+              <w:t>#   o ExportCertData:</w:t>
+            </w:r>
+          </w:p>
+          <w:p>
+            <w:pPr>
+              <w:pStyle w:val="Normal"/>
+              <w:rPr/>
+            </w:pPr>
+            <w:r>
+              <w:rPr/>
+              <w:t xml:space="preserve">        </w:t>
+            </w:r>
+            <w:r>
+              <w:rPr/>
+              <w:t>#    This exports two additional environment variables: SSL_CLIENT_CERT and</w:t>
+            </w:r>
+          </w:p>
+          <w:p>
+            <w:pPr>
+              <w:pStyle w:val="Normal"/>
+              <w:rPr/>
+            </w:pPr>
+            <w:r>
+              <w:rPr/>
+              <w:t xml:space="preserve">        </w:t>
+            </w:r>
+            <w:r>
+              <w:rPr/>
+              <w:t>#    SSL_SERVER_CERT. These contain the PEM-encoded certificates of the</w:t>
+            </w:r>
+          </w:p>
+          <w:p>
+            <w:pPr>
+              <w:pStyle w:val="Normal"/>
+              <w:rPr/>
+            </w:pPr>
+            <w:r>
+              <w:rPr/>
+              <w:t xml:space="preserve">        </w:t>
+            </w:r>
+            <w:r>
+              <w:rPr/>
+              <w:t>#    server (always existing) and the client (only existing when client</w:t>
+            </w:r>
+          </w:p>
+          <w:p>
+            <w:pPr>
+              <w:pStyle w:val="Normal"/>
+              <w:rPr/>
+            </w:pPr>
+            <w:r>
+              <w:rPr/>
+              <w:t xml:space="preserve">        </w:t>
+            </w:r>
+            <w:r>
+              <w:rPr/>
+              <w:t>#    authentication is used). This can be used to import the certificates</w:t>
+            </w:r>
+          </w:p>
+          <w:p>
+            <w:pPr>
+              <w:pStyle w:val="Normal"/>
+              <w:rPr/>
+            </w:pPr>
+            <w:r>
+              <w:rPr/>
+              <w:t xml:space="preserve">        </w:t>
+            </w:r>
+            <w:r>
+              <w:rPr/>
+              <w:t>#    into CGI scripts.</w:t>
+            </w:r>
+          </w:p>
+          <w:p>
+            <w:pPr>
+              <w:pStyle w:val="Normal"/>
+              <w:rPr/>
+            </w:pPr>
+            <w:r>
+              <w:rPr/>
+              <w:t xml:space="preserve">        </w:t>
+            </w:r>
+            <w:r>
+              <w:rPr/>
+              <w:t>#   o StdEnvVars:</w:t>
+            </w:r>
+          </w:p>
+          <w:p>
+            <w:pPr>
+              <w:pStyle w:val="Normal"/>
+              <w:rPr/>
+            </w:pPr>
+            <w:r>
+              <w:rPr/>
+              <w:t xml:space="preserve">        </w:t>
+            </w:r>
+            <w:r>
+              <w:rPr/>
+              <w:t>#    This exports the standard SSL/TLS related `SSL_*' environment variables.</w:t>
+            </w:r>
+          </w:p>
+          <w:p>
+            <w:pPr>
+              <w:pStyle w:val="Normal"/>
+              <w:rPr/>
+            </w:pPr>
+            <w:r>
+              <w:rPr/>
+              <w:t xml:space="preserve">        </w:t>
+            </w:r>
+            <w:r>
+              <w:rPr/>
+              <w:t>#    Per default this exportation is switched off for performance reasons,</w:t>
+            </w:r>
+          </w:p>
+          <w:p>
+            <w:pPr>
+              <w:pStyle w:val="Normal"/>
+              <w:rPr/>
+            </w:pPr>
+            <w:r>
+              <w:rPr/>
+              <w:t xml:space="preserve">        </w:t>
+            </w:r>
+            <w:r>
+              <w:rPr/>
+              <w:t>#    because the extraction step is an expensive operation and is usually</w:t>
+            </w:r>
+          </w:p>
+          <w:p>
+            <w:pPr>
+              <w:pStyle w:val="Normal"/>
+              <w:rPr/>
+            </w:pPr>
+            <w:r>
+              <w:rPr/>
+              <w:t xml:space="preserve">        </w:t>
+            </w:r>
+            <w:r>
+              <w:rPr/>
+              <w:t>#    useless for serving static content. So one usually enables the</w:t>
+            </w:r>
+          </w:p>
+          <w:p>
+            <w:pPr>
+              <w:pStyle w:val="Normal"/>
+              <w:rPr/>
+            </w:pPr>
+            <w:r>
+              <w:rPr/>
+              <w:t xml:space="preserve">        </w:t>
+            </w:r>
+            <w:r>
+              <w:rPr/>
+              <w:t>#    exportation for CGI and SSI requests only.</w:t>
+            </w:r>
+          </w:p>
+          <w:p>
+            <w:pPr>
+              <w:pStyle w:val="Normal"/>
+              <w:rPr/>
+            </w:pPr>
+            <w:r>
+              <w:rPr/>
+              <w:t xml:space="preserve">        </w:t>
+            </w:r>
+            <w:r>
+              <w:rPr/>
+              <w:t>#   o OptRenegotiate:</w:t>
+            </w:r>
+          </w:p>
+          <w:p>
+            <w:pPr>
+              <w:pStyle w:val="Normal"/>
+              <w:rPr/>
+            </w:pPr>
+            <w:r>
+              <w:rPr/>
+              <w:t xml:space="preserve">        </w:t>
+            </w:r>
+            <w:r>
+              <w:rPr/>
+              <w:t>#    This enables optimized SSL connection renegotiation handling when SSL</w:t>
+            </w:r>
+          </w:p>
+          <w:p>
+            <w:pPr>
+              <w:pStyle w:val="Normal"/>
+              <w:rPr/>
+            </w:pPr>
+            <w:r>
+              <w:rPr/>
+              <w:t xml:space="preserve">        </w:t>
+            </w:r>
+            <w:r>
+              <w:rPr/>
+              <w:t>#    directives are used in per-directory context.</w:t>
+            </w:r>
+          </w:p>
+          <w:p>
+            <w:pPr>
+              <w:pStyle w:val="Normal"/>
+              <w:rPr/>
+            </w:pPr>
+            <w:r>
+              <w:rPr/>
+              <w:t xml:space="preserve">        </w:t>
+            </w:r>
+            <w:r>
+              <w:rPr/>
+              <w:t>#SSLOptions +FakeBasicAuth +ExportCertData +StrictRequire</w:t>
+            </w:r>
+          </w:p>
+          <w:p>
+            <w:pPr>
+              <w:pStyle w:val="Normal"/>
+              <w:rPr/>
+            </w:pPr>
+            <w:r>
+              <w:rPr/>
+              <w:t xml:space="preserve">        </w:t>
+            </w:r>
+            <w:r>
+              <w:rPr/>
+              <w:t>&lt;FilesMatch "\.(?:cgi|shtml|phtml|php)$"&gt;</w:t>
+            </w:r>
+          </w:p>
+          <w:p>
+            <w:pPr>
+              <w:pStyle w:val="Normal"/>
+              <w:rPr/>
+            </w:pPr>
+            <w:r>
+              <w:rPr/>
+              <w:t xml:space="preserve">                </w:t>
+            </w:r>
+            <w:r>
+              <w:rPr/>
+              <w:t>SSLOptions +StdEnvVars</w:t>
+            </w:r>
+          </w:p>
+          <w:p>
+            <w:pPr>
+              <w:pStyle w:val="Normal"/>
+              <w:rPr/>
+            </w:pPr>
+            <w:r>
+              <w:rPr/>
+              <w:t xml:space="preserve">        </w:t>
+            </w:r>
+            <w:r>
+              <w:rPr/>
+              <w:t>&lt;/FilesMatch&gt;</w:t>
+            </w:r>
+          </w:p>
+          <w:p>
+            <w:pPr>
+              <w:pStyle w:val="Normal"/>
+              <w:rPr/>
+            </w:pPr>
+            <w:r>
+              <w:rPr/>
+              <w:t xml:space="preserve">        </w:t>
+            </w:r>
+            <w:r>
+              <w:rPr/>
+              <w:t>&lt;Directory /usr/lib/cgi-bin&gt;</w:t>
+            </w:r>
+          </w:p>
+          <w:p>
+            <w:pPr>
+              <w:pStyle w:val="Normal"/>
+              <w:rPr/>
+            </w:pPr>
+            <w:r>
+              <w:rPr/>
+              <w:t xml:space="preserve">                </w:t>
+            </w:r>
+            <w:r>
+              <w:rPr/>
+              <w:t>SSLOptions +StdEnvVars</w:t>
+            </w:r>
+          </w:p>
+          <w:p>
+            <w:pPr>
+              <w:pStyle w:val="Normal"/>
+              <w:rPr/>
+            </w:pPr>
+            <w:r>
+              <w:rPr/>
+              <w:t xml:space="preserve">        </w:t>
+            </w:r>
+            <w:r>
+              <w:rPr/>
+              <w:t>&lt;/Directory&gt;</w:t>
+            </w:r>
+          </w:p>
+          <w:p>
+            <w:pPr>
+              <w:pStyle w:val="Normal"/>
+              <w:rPr/>
+            </w:pPr>
+            <w:r>
+              <w:rPr/>
+              <w:t xml:space="preserve">                </w:t>
+            </w:r>
+            <w:r>
+              <w:rPr/>
+              <w:t>ServerName blanconomicon.ddns.net</w:t>
+            </w:r>
+          </w:p>
+          <w:p>
+            <w:pPr>
+              <w:pStyle w:val="Normal"/>
+              <w:rPr/>
+            </w:pPr>
+            <w:r>
+              <w:rPr/>
+              <w:t>SSLCertificateFile /etc/letsencrypt/live/blanconomicon.ddns.net/fullchain.pem</w:t>
+            </w:r>
+          </w:p>
+          <w:p>
+            <w:pPr>
+              <w:pStyle w:val="Normal"/>
+              <w:rPr/>
+            </w:pPr>
+            <w:r>
+              <w:rPr/>
+              <w:t>SSLCertificateKeyFile /etc/letsencrypt/live/blanconomicon.ddns.net/privkey.pem</w:t>
+            </w:r>
+          </w:p>
+          <w:p>
+            <w:pPr>
+              <w:pStyle w:val="Normal"/>
+              <w:rPr/>
+            </w:pPr>
+            <w:r>
+              <w:rPr/>
+              <w:t>Include /etc/letsencrypt/options-ssl-apache.conf</w:t>
+            </w:r>
+          </w:p>
+          <w:p>
+            <w:pPr>
+              <w:pStyle w:val="Normal"/>
+              <w:rPr/>
+            </w:pPr>
+            <w:r>
+              <w:rPr/>
+              <w:t>&lt;/VirtualHost&gt;</w:t>
+            </w:r>
+          </w:p>
+        </w:tc>
+      </w:tr>
+    </w:tbl>
+    <w:p>
+      <w:pPr>
+        <w:pStyle w:val="Heading2"/>
+        <w:numPr>
+          <w:ilvl w:val="1"/>
+          <w:numId w:val="1"/>
+        </w:numPr>
+        <w:ind w:hanging="0" w:start="0"/>
+        <w:rPr/>
+      </w:pPr>
+      <w:bookmarkStart w:id="9" w:name="__RefHeading___Toc754_4253664932"/>
+      <w:bookmarkEnd w:id="9"/>
+      <w:r>
+        <w:rPr/>
+        <w:t>Comandos útiles de Apache2</w:t>
+      </w:r>
+    </w:p>
+    <w:p>
+      <w:pPr>
+        <w:pStyle w:val="Heading3"/>
+        <w:numPr>
+          <w:ilvl w:val="2"/>
+          <w:numId w:val="1"/>
+        </w:numPr>
+        <w:ind w:hanging="0" w:start="0"/>
+        <w:rPr/>
+      </w:pPr>
+      <w:bookmarkStart w:id="10" w:name="__RefHeading___Toc756_4253664932"/>
+      <w:bookmarkEnd w:id="10"/>
+      <w:r>
+        <w:rPr/>
+        <w:t>Estado y control del servicio</w:t>
+      </w:r>
+    </w:p>
+    <w:p>
+      <w:pPr>
+        <w:pStyle w:val="Normal"/>
+        <w:rPr/>
+      </w:pPr>
+      <w:r>
+        <w:rPr/>
+        <w:br/>
+        <w:t>Muestra el estado del servidor Apache, errores recientes y si está activo.</w:t>
+      </w:r>
+    </w:p>
+    <w:tbl>
+      <w:tblPr>
+        <w:tblW w:w="5000" w:type="pct"/>
+        <w:jc w:val="start"/>
+        <w:tblInd w:w="0" w:type="dxa"/>
+        <w:tblLayout w:type="fixed"/>
+        <w:tblCellMar>
+          <w:top w:w="0" w:type="dxa"/>
+          <w:start w:w="0" w:type="dxa"/>
+          <w:bottom w:w="0" w:type="dxa"/>
+          <w:end w:w="0" w:type="dxa"/>
+        </w:tblCellMar>
+      </w:tblPr>
+      <w:tblGrid>
+        <w:gridCol w:w="9638"/>
+      </w:tblGrid>
+      <w:tr>
+        <w:trPr/>
+        <w:tc>
+          <w:tcPr>
+            <w:tcW w:w="9638" w:type="dxa"/>
+            <w:tcBorders/>
+            <w:shd w:fill="1C1C1C" w:val="clear"/>
+          </w:tcPr>
+          <w:p>
+            <w:pPr>
+              <w:pStyle w:val="Normal"/>
+              <w:rPr/>
+            </w:pPr>
+            <w:r>
+              <w:rPr/>
+              <w:t>sudo systemctl status apache2</w:t>
+            </w:r>
+          </w:p>
+        </w:tc>
+      </w:tr>
+    </w:tbl>
+    <w:p>
+      <w:pPr>
+        <w:pStyle w:val="Normal"/>
+        <w:rPr/>
+      </w:pPr>
+      <w:r>
+        <w:rPr/>
+        <w:br/>
+        <w:t>Reinicia Apache completamente.</w:t>
+      </w:r>
+    </w:p>
+    <w:tbl>
+      <w:tblPr>
+        <w:tblW w:w="5000" w:type="pct"/>
+        <w:jc w:val="start"/>
+        <w:tblInd w:w="0" w:type="dxa"/>
+        <w:tblLayout w:type="fixed"/>
+        <w:tblCellMar>
+          <w:top w:w="0" w:type="dxa"/>
+          <w:start w:w="0" w:type="dxa"/>
+          <w:bottom w:w="0" w:type="dxa"/>
+          <w:end w:w="0" w:type="dxa"/>
+        </w:tblCellMar>
+      </w:tblPr>
+      <w:tblGrid>
+        <w:gridCol w:w="9638"/>
+      </w:tblGrid>
+      <w:tr>
+        <w:trPr/>
+        <w:tc>
+          <w:tcPr>
+            <w:tcW w:w="9638" w:type="dxa"/>
+            <w:tcBorders/>
+            <w:shd w:fill="1C1C1C" w:val="clear"/>
+          </w:tcPr>
+          <w:p>
+            <w:pPr>
+              <w:pStyle w:val="Normal"/>
+              <w:rPr/>
+            </w:pPr>
+            <w:r>
+              <w:rPr/>
+              <w:t>sudo systemctl restart apache2</w:t>
+            </w:r>
+          </w:p>
+        </w:tc>
+      </w:tr>
+    </w:tbl>
+    <w:p>
+      <w:pPr>
+        <w:pStyle w:val="Normal"/>
+        <w:rPr/>
+      </w:pPr>
+      <w:r>
+        <w:rPr/>
+        <w:br/>
+        <w:t>Recarga la configuración sin cortar conexiones activas.</w:t>
+      </w:r>
+    </w:p>
+    <w:tbl>
+      <w:tblPr>
+        <w:tblW w:w="5000" w:type="pct"/>
+        <w:jc w:val="start"/>
+        <w:tblInd w:w="0" w:type="dxa"/>
+        <w:tblLayout w:type="fixed"/>
+        <w:tblCellMar>
+          <w:top w:w="0" w:type="dxa"/>
+          <w:start w:w="0" w:type="dxa"/>
+          <w:bottom w:w="0" w:type="dxa"/>
+          <w:end w:w="0" w:type="dxa"/>
+        </w:tblCellMar>
+      </w:tblPr>
+      <w:tblGrid>
+        <w:gridCol w:w="9638"/>
+      </w:tblGrid>
+      <w:tr>
+        <w:trPr/>
+        <w:tc>
+          <w:tcPr>
+            <w:tcW w:w="9638" w:type="dxa"/>
+            <w:tcBorders/>
+            <w:shd w:fill="1C1C1C" w:val="clear"/>
+          </w:tcPr>
+          <w:p>
+            <w:pPr>
+              <w:pStyle w:val="Normal"/>
+              <w:rPr/>
+            </w:pPr>
+            <w:r>
+              <w:rPr/>
+              <w:t>sudo systemctl reload apache2</w:t>
+            </w:r>
+          </w:p>
+        </w:tc>
+      </w:tr>
+    </w:tbl>
+    <w:p>
+      <w:pPr>
+        <w:pStyle w:val="Normal"/>
+        <w:rPr/>
+      </w:pPr>
+      <w:r>
+        <w:rPr/>
+        <w:br/>
+        <w:t>Detiene Apache.</w:t>
+      </w:r>
+    </w:p>
+    <w:tbl>
+      <w:tblPr>
+        <w:tblW w:w="5000" w:type="pct"/>
+        <w:jc w:val="start"/>
+        <w:tblInd w:w="0" w:type="dxa"/>
+        <w:tblLayout w:type="fixed"/>
+        <w:tblCellMar>
+          <w:top w:w="0" w:type="dxa"/>
+          <w:start w:w="0" w:type="dxa"/>
+          <w:bottom w:w="0" w:type="dxa"/>
+          <w:end w:w="0" w:type="dxa"/>
+        </w:tblCellMar>
+      </w:tblPr>
+      <w:tblGrid>
+        <w:gridCol w:w="9638"/>
+      </w:tblGrid>
+      <w:tr>
+        <w:trPr/>
+        <w:tc>
+          <w:tcPr>
+            <w:tcW w:w="9638" w:type="dxa"/>
+            <w:tcBorders/>
+            <w:shd w:fill="1C1C1C" w:val="clear"/>
+          </w:tcPr>
+          <w:p>
+            <w:pPr>
+              <w:pStyle w:val="Normal"/>
+              <w:rPr/>
+            </w:pPr>
+            <w:r>
+              <w:rPr/>
+              <w:t>sudo systemctl stop apache2</w:t>
+            </w:r>
+          </w:p>
+        </w:tc>
+      </w:tr>
+    </w:tbl>
+    <w:p>
+      <w:pPr>
+        <w:pStyle w:val="Normal"/>
+        <w:rPr/>
+      </w:pPr>
+      <w:r>
+        <w:rPr/>
+        <w:br/>
+        <w:t>Inicia Apache.</w:t>
+      </w:r>
+    </w:p>
+    <w:tbl>
+      <w:tblPr>
+        <w:tblW w:w="5000" w:type="pct"/>
+        <w:jc w:val="start"/>
+        <w:tblInd w:w="0" w:type="dxa"/>
+        <w:tblLayout w:type="fixed"/>
+        <w:tblCellMar>
+          <w:top w:w="0" w:type="dxa"/>
+          <w:start w:w="0" w:type="dxa"/>
+          <w:bottom w:w="0" w:type="dxa"/>
+          <w:end w:w="0" w:type="dxa"/>
+        </w:tblCellMar>
+      </w:tblPr>
+      <w:tblGrid>
+        <w:gridCol w:w="9638"/>
+      </w:tblGrid>
+      <w:tr>
+        <w:trPr/>
+        <w:tc>
+          <w:tcPr>
+            <w:tcW w:w="9638" w:type="dxa"/>
+            <w:tcBorders/>
+            <w:shd w:fill="1C1C1C" w:val="clear"/>
+          </w:tcPr>
+          <w:p>
+            <w:pPr>
+              <w:pStyle w:val="Normal"/>
+              <w:rPr/>
+            </w:pPr>
+            <w:r>
+              <w:rPr/>
+              <w:t>sudo systemctl start apache2</w:t>
+            </w:r>
+          </w:p>
+        </w:tc>
+      </w:tr>
+    </w:tbl>
+    <w:p>
+      <w:pPr>
+        <w:pStyle w:val="Normal"/>
+        <w:rPr/>
+      </w:pPr>
+      <w:r>
+        <w:rPr/>
+        <w:br/>
+        <w:t>Hace que Apache arranque automáticamente al iniciar el sistema.</w:t>
+      </w:r>
+    </w:p>
+    <w:tbl>
+      <w:tblPr>
+        <w:tblW w:w="5000" w:type="pct"/>
+        <w:jc w:val="start"/>
+        <w:tblInd w:w="0" w:type="dxa"/>
+        <w:tblLayout w:type="fixed"/>
+        <w:tblCellMar>
+          <w:top w:w="0" w:type="dxa"/>
+          <w:start w:w="0" w:type="dxa"/>
+          <w:bottom w:w="0" w:type="dxa"/>
+          <w:end w:w="0" w:type="dxa"/>
+        </w:tblCellMar>
+      </w:tblPr>
+      <w:tblGrid>
+        <w:gridCol w:w="9638"/>
+      </w:tblGrid>
+      <w:tr>
+        <w:trPr/>
+        <w:tc>
+          <w:tcPr>
+            <w:tcW w:w="9638" w:type="dxa"/>
+            <w:tcBorders/>
+            <w:shd w:fill="1C1C1C" w:val="clear"/>
+          </w:tcPr>
+          <w:p>
+            <w:pPr>
+              <w:pStyle w:val="Normal"/>
+              <w:rPr/>
+            </w:pPr>
+            <w:r>
+              <w:rPr/>
+              <w:t>sudo systemctl enable apache2</w:t>
+            </w:r>
+          </w:p>
+        </w:tc>
+      </w:tr>
+    </w:tbl>
+    <w:p>
+      <w:pPr>
+        <w:pStyle w:val="Heading3"/>
+        <w:numPr>
+          <w:ilvl w:val="2"/>
+          <w:numId w:val="1"/>
+        </w:numPr>
+        <w:ind w:hanging="0" w:start="0"/>
+        <w:rPr/>
+      </w:pPr>
+      <w:bookmarkStart w:id="11" w:name="__RefHeading___Toc758_4253664932"/>
+      <w:bookmarkEnd w:id="11"/>
+      <w:r>
+        <w:rPr/>
+        <w:br/>
+        <w:tab/>
+        <w:t>Comprobación y depuración</w:t>
+      </w:r>
+    </w:p>
+    <w:p>
+      <w:pPr>
+        <w:pStyle w:val="Normal"/>
+        <w:rPr/>
+      </w:pPr>
+      <w:r>
+        <w:rPr/>
+        <w:br/>
+        <w:t>Comprueba si la configuración tiene errores de sintaxis.</w:t>
+      </w:r>
+    </w:p>
+    <w:tbl>
+      <w:tblPr>
+        <w:tblW w:w="5000" w:type="pct"/>
+        <w:jc w:val="start"/>
+        <w:tblInd w:w="0" w:type="dxa"/>
+        <w:tblLayout w:type="fixed"/>
+        <w:tblCellMar>
+          <w:top w:w="0" w:type="dxa"/>
+          <w:start w:w="0" w:type="dxa"/>
+          <w:bottom w:w="0" w:type="dxa"/>
+          <w:end w:w="0" w:type="dxa"/>
+        </w:tblCellMar>
+      </w:tblPr>
+      <w:tblGrid>
+        <w:gridCol w:w="9638"/>
+      </w:tblGrid>
+      <w:tr>
+        <w:trPr/>
+        <w:tc>
+          <w:tcPr>
+            <w:tcW w:w="9638" w:type="dxa"/>
+            <w:tcBorders/>
+            <w:shd w:fill="1C1C1C" w:val="clear"/>
+          </w:tcPr>
+          <w:p>
+            <w:pPr>
+              <w:pStyle w:val="Normal"/>
+              <w:rPr/>
+            </w:pPr>
+            <w:r>
+              <w:rPr/>
+              <w:t>sudo apache2ctl configtest</w:t>
+            </w:r>
+          </w:p>
+        </w:tc>
+      </w:tr>
+    </w:tbl>
+    <w:p>
+      <w:pPr>
+        <w:pStyle w:val="Normal"/>
+        <w:rPr/>
+      </w:pPr>
+      <w:r>
+        <w:rPr/>
+        <w:br/>
+        <w:t>Muestra la versión instalada de Apache.</w:t>
+      </w:r>
+    </w:p>
+    <w:tbl>
+      <w:tblPr>
+        <w:tblW w:w="5000" w:type="pct"/>
+        <w:jc w:val="start"/>
+        <w:tblInd w:w="0" w:type="dxa"/>
+        <w:tblLayout w:type="fixed"/>
+        <w:tblCellMar>
+          <w:top w:w="0" w:type="dxa"/>
+          <w:start w:w="0" w:type="dxa"/>
+          <w:bottom w:w="0" w:type="dxa"/>
+          <w:end w:w="0" w:type="dxa"/>
+        </w:tblCellMar>
+      </w:tblPr>
+      <w:tblGrid>
+        <w:gridCol w:w="9638"/>
+      </w:tblGrid>
+      <w:tr>
+        <w:trPr/>
+        <w:tc>
+          <w:tcPr>
+            <w:tcW w:w="9638" w:type="dxa"/>
+            <w:tcBorders/>
+            <w:shd w:fill="1C1C1C" w:val="clear"/>
+          </w:tcPr>
+          <w:p>
+            <w:pPr>
+              <w:pStyle w:val="Normal"/>
+              <w:rPr/>
+            </w:pPr>
+            <w:r>
+              <w:rPr/>
+              <w:t>apache2 -v</w:t>
+            </w:r>
+          </w:p>
+        </w:tc>
+      </w:tr>
+    </w:tbl>
+    <w:p>
+      <w:pPr>
+        <w:pStyle w:val="Normal"/>
+        <w:rPr/>
+      </w:pPr>
+      <w:r>
+        <w:rPr/>
+        <w:br/>
+        <w:t>Lista los módulos cargados.</w:t>
+      </w:r>
+    </w:p>
+    <w:tbl>
+      <w:tblPr>
+        <w:tblW w:w="5000" w:type="pct"/>
+        <w:jc w:val="start"/>
+        <w:tblInd w:w="0" w:type="dxa"/>
+        <w:tblLayout w:type="fixed"/>
+        <w:tblCellMar>
+          <w:top w:w="0" w:type="dxa"/>
+          <w:start w:w="0" w:type="dxa"/>
+          <w:bottom w:w="0" w:type="dxa"/>
+          <w:end w:w="0" w:type="dxa"/>
+        </w:tblCellMar>
+      </w:tblPr>
+      <w:tblGrid>
+        <w:gridCol w:w="9638"/>
+      </w:tblGrid>
+      <w:tr>
+        <w:trPr/>
+        <w:tc>
+          <w:tcPr>
+            <w:tcW w:w="9638" w:type="dxa"/>
+            <w:tcBorders/>
+            <w:shd w:fill="1C1C1C" w:val="clear"/>
+          </w:tcPr>
+          <w:p>
+            <w:pPr>
+              <w:pStyle w:val="Normal"/>
+              <w:rPr/>
+            </w:pPr>
+            <w:r>
+              <w:rPr/>
+              <w:t>apache2ctl -M</w:t>
+            </w:r>
+          </w:p>
+        </w:tc>
+      </w:tr>
+    </w:tbl>
+    <w:p>
+      <w:pPr>
+        <w:pStyle w:val="Normal"/>
+        <w:rPr/>
+      </w:pPr>
+      <w:r>
+        <w:rPr/>
+        <w:br/>
+        <w:t>Muestra logs en tiempo real del servicio.</w:t>
+      </w:r>
+    </w:p>
+    <w:tbl>
+      <w:tblPr>
+        <w:tblW w:w="5000" w:type="pct"/>
+        <w:jc w:val="start"/>
+        <w:tblInd w:w="0" w:type="dxa"/>
+        <w:tblLayout w:type="fixed"/>
+        <w:tblCellMar>
+          <w:top w:w="0" w:type="dxa"/>
+          <w:start w:w="0" w:type="dxa"/>
+          <w:bottom w:w="0" w:type="dxa"/>
+          <w:end w:w="0" w:type="dxa"/>
+        </w:tblCellMar>
+      </w:tblPr>
+      <w:tblGrid>
+        <w:gridCol w:w="9638"/>
+      </w:tblGrid>
+      <w:tr>
+        <w:trPr/>
+        <w:tc>
+          <w:tcPr>
+            <w:tcW w:w="9638" w:type="dxa"/>
+            <w:tcBorders/>
+            <w:shd w:fill="1C1C1C" w:val="clear"/>
+          </w:tcPr>
+          <w:p>
+            <w:pPr>
+              <w:pStyle w:val="Normal"/>
+              <w:rPr/>
+            </w:pPr>
+            <w:r>
+              <w:rPr/>
+              <w:t>journalctl -u apache2 -f</w:t>
+            </w:r>
+          </w:p>
+        </w:tc>
+      </w:tr>
+    </w:tbl>
+    <w:p>
+      <w:pPr>
+        <w:pStyle w:val="Normal"/>
+        <w:rPr/>
+      </w:pPr>
+      <w:r>
+        <w:rPr/>
+        <w:br/>
+        <w:t>Ver errores de Apache en tiempo real.</w:t>
+      </w:r>
+    </w:p>
+    <w:tbl>
+      <w:tblPr>
+        <w:tblW w:w="5000" w:type="pct"/>
+        <w:jc w:val="start"/>
+        <w:tblInd w:w="0" w:type="dxa"/>
+        <w:tblLayout w:type="fixed"/>
+        <w:tblCellMar>
+          <w:top w:w="0" w:type="dxa"/>
+          <w:start w:w="0" w:type="dxa"/>
+          <w:bottom w:w="0" w:type="dxa"/>
+          <w:end w:w="0" w:type="dxa"/>
+        </w:tblCellMar>
+      </w:tblPr>
+      <w:tblGrid>
+        <w:gridCol w:w="9638"/>
+      </w:tblGrid>
+      <w:tr>
+        <w:trPr/>
+        <w:tc>
+          <w:tcPr>
+            <w:tcW w:w="9638" w:type="dxa"/>
+            <w:tcBorders/>
+            <w:shd w:fill="1C1C1C" w:val="clear"/>
+          </w:tcPr>
+          <w:p>
+            <w:pPr>
+              <w:pStyle w:val="Normal"/>
+              <w:rPr/>
+            </w:pPr>
+            <w:r>
+              <w:rPr/>
+              <w:t>tail -f /var/log/apache2/error.log</w:t>
+            </w:r>
+          </w:p>
+        </w:tc>
+      </w:tr>
+    </w:tbl>
+    <w:p>
+      <w:pPr>
+        <w:pStyle w:val="Normal"/>
+        <w:rPr/>
+      </w:pPr>
+      <w:r>
+        <w:rPr/>
+        <w:br/>
+        <w:t>Ver peticiones HTTP que llegan al servidor.</w:t>
+      </w:r>
+    </w:p>
+    <w:tbl>
+      <w:tblPr>
+        <w:tblW w:w="5000" w:type="pct"/>
+        <w:jc w:val="start"/>
+        <w:tblInd w:w="0" w:type="dxa"/>
+        <w:tblLayout w:type="fixed"/>
+        <w:tblCellMar>
+          <w:top w:w="0" w:type="dxa"/>
+          <w:start w:w="0" w:type="dxa"/>
+          <w:bottom w:w="0" w:type="dxa"/>
+          <w:end w:w="0" w:type="dxa"/>
+        </w:tblCellMar>
+      </w:tblPr>
+      <w:tblGrid>
+        <w:gridCol w:w="9638"/>
+      </w:tblGrid>
+      <w:tr>
+        <w:trPr/>
+        <w:tc>
+          <w:tcPr>
+            <w:tcW w:w="9638" w:type="dxa"/>
+            <w:tcBorders/>
+            <w:shd w:fill="1C1C1C" w:val="clear"/>
+          </w:tcPr>
+          <w:p>
+            <w:pPr>
+              <w:pStyle w:val="Normal"/>
+              <w:rPr/>
+            </w:pPr>
+            <w:r>
+              <w:rPr/>
+              <w:t>tail -f /var/log/apache2/access.log</w:t>
+            </w:r>
+          </w:p>
+        </w:tc>
+      </w:tr>
+    </w:tbl>
+    <w:p>
+      <w:pPr>
+        <w:pStyle w:val="Normal"/>
+        <w:rPr/>
+      </w:pPr>
+      <w:r>
+        <w:rPr/>
+      </w:r>
+      <w:r>
+        <w:br w:type="page"/>
+      </w:r>
+    </w:p>
+    <w:p>
+      <w:pPr>
+        <w:pStyle w:val="Heading3"/>
+        <w:numPr>
+          <w:ilvl w:val="2"/>
+          <w:numId w:val="1"/>
+        </w:numPr>
+        <w:spacing w:before="0" w:after="120"/>
+        <w:ind w:hanging="0" w:start="0"/>
+        <w:rPr/>
+      </w:pPr>
+      <w:bookmarkStart w:id="12" w:name="__RefHeading___Toc760_4253664932"/>
+      <w:bookmarkEnd w:id="12"/>
+      <w:r>
+        <w:rPr/>
+        <w:t>Gestión de módulos y sitios</w:t>
+      </w:r>
+    </w:p>
+    <w:p>
+      <w:pPr>
+        <w:pStyle w:val="Normal"/>
+        <w:rPr/>
+      </w:pPr>
+      <w:r>
+        <w:rPr/>
+      </w:r>
+    </w:p>
+    <w:p>
+      <w:pPr>
+        <w:pStyle w:val="Normal"/>
+        <w:rPr/>
+      </w:pPr>
+      <w:r>
+        <w:rPr/>
+        <w:t>Activa un módulo (en este caso rewrite).</w:t>
+      </w:r>
+    </w:p>
+    <w:tbl>
+      <w:tblPr>
+        <w:tblW w:w="5000" w:type="pct"/>
+        <w:jc w:val="start"/>
+        <w:tblInd w:w="0" w:type="dxa"/>
+        <w:tblLayout w:type="fixed"/>
+        <w:tblCellMar>
+          <w:top w:w="0" w:type="dxa"/>
+          <w:start w:w="0" w:type="dxa"/>
+          <w:bottom w:w="0" w:type="dxa"/>
+          <w:end w:w="0" w:type="dxa"/>
+        </w:tblCellMar>
+      </w:tblPr>
+      <w:tblGrid>
+        <w:gridCol w:w="9638"/>
+      </w:tblGrid>
+      <w:tr>
+        <w:trPr/>
+        <w:tc>
+          <w:tcPr>
+            <w:tcW w:w="9638" w:type="dxa"/>
+            <w:tcBorders/>
+            <w:shd w:fill="1C1C1C" w:val="clear"/>
+          </w:tcPr>
+          <w:p>
+            <w:pPr>
+              <w:pStyle w:val="Normal"/>
+              <w:rPr/>
+            </w:pPr>
+            <w:r>
+              <w:rPr/>
+              <w:t>sudo a2enmod rewrite</w:t>
+            </w:r>
+          </w:p>
+        </w:tc>
+      </w:tr>
+    </w:tbl>
+    <w:p>
+      <w:pPr>
+        <w:pStyle w:val="Normal"/>
+        <w:rPr/>
+      </w:pPr>
+      <w:r>
+        <w:rPr/>
+        <w:br/>
+        <w:t>Desactiva un módulo.</w:t>
+      </w:r>
+    </w:p>
+    <w:tbl>
+      <w:tblPr>
+        <w:tblW w:w="5000" w:type="pct"/>
+        <w:jc w:val="start"/>
+        <w:tblInd w:w="0" w:type="dxa"/>
+        <w:tblLayout w:type="fixed"/>
+        <w:tblCellMar>
+          <w:top w:w="0" w:type="dxa"/>
+          <w:start w:w="0" w:type="dxa"/>
+          <w:bottom w:w="0" w:type="dxa"/>
+          <w:end w:w="0" w:type="dxa"/>
+        </w:tblCellMar>
+      </w:tblPr>
+      <w:tblGrid>
+        <w:gridCol w:w="9638"/>
+      </w:tblGrid>
+      <w:tr>
+        <w:trPr/>
+        <w:tc>
+          <w:tcPr>
+            <w:tcW w:w="9638" w:type="dxa"/>
+            <w:tcBorders/>
+            <w:shd w:fill="1C1C1C" w:val="clear"/>
+          </w:tcPr>
+          <w:p>
+            <w:pPr>
+              <w:pStyle w:val="Normal"/>
+              <w:rPr/>
+            </w:pPr>
+            <w:r>
+              <w:rPr/>
+              <w:t>sudo a2dismod rewrite</w:t>
+            </w:r>
+          </w:p>
+        </w:tc>
+      </w:tr>
+    </w:tbl>
+    <w:p>
+      <w:pPr>
+        <w:pStyle w:val="Normal"/>
+        <w:rPr/>
+      </w:pPr>
+      <w:r>
+        <w:rPr/>
+        <w:br/>
+        <w:t>Activa un VirtualHost.</w:t>
+      </w:r>
+    </w:p>
+    <w:tbl>
+      <w:tblPr>
+        <w:tblW w:w="5000" w:type="pct"/>
+        <w:jc w:val="start"/>
+        <w:tblInd w:w="0" w:type="dxa"/>
+        <w:tblLayout w:type="fixed"/>
+        <w:tblCellMar>
+          <w:top w:w="0" w:type="dxa"/>
+          <w:start w:w="0" w:type="dxa"/>
+          <w:bottom w:w="0" w:type="dxa"/>
+          <w:end w:w="0" w:type="dxa"/>
+        </w:tblCellMar>
+      </w:tblPr>
+      <w:tblGrid>
+        <w:gridCol w:w="9638"/>
+      </w:tblGrid>
+      <w:tr>
+        <w:trPr/>
+        <w:tc>
+          <w:tcPr>
+            <w:tcW w:w="9638" w:type="dxa"/>
+            <w:tcBorders/>
+            <w:shd w:fill="1C1C1C" w:val="clear"/>
+          </w:tcPr>
+          <w:p>
+            <w:pPr>
+              <w:pStyle w:val="Normal"/>
+              <w:rPr/>
+            </w:pPr>
+            <w:r>
+              <w:rPr/>
+              <w:t>sudo a2ensite miweb.conf</w:t>
+            </w:r>
+          </w:p>
+        </w:tc>
+      </w:tr>
+    </w:tbl>
+    <w:p>
+      <w:pPr>
+        <w:pStyle w:val="Normal"/>
+        <w:rPr/>
+      </w:pPr>
+      <w:r>
+        <w:rPr/>
+        <w:br/>
+        <w:t>Desactiva un VirtualHost.</w:t>
+      </w:r>
+    </w:p>
+    <w:tbl>
+      <w:tblPr>
+        <w:tblW w:w="5000" w:type="pct"/>
+        <w:jc w:val="start"/>
+        <w:tblInd w:w="0" w:type="dxa"/>
+        <w:tblLayout w:type="fixed"/>
+        <w:tblCellMar>
+          <w:top w:w="0" w:type="dxa"/>
+          <w:start w:w="0" w:type="dxa"/>
+          <w:bottom w:w="0" w:type="dxa"/>
+          <w:end w:w="0" w:type="dxa"/>
+        </w:tblCellMar>
+      </w:tblPr>
+      <w:tblGrid>
+        <w:gridCol w:w="9638"/>
+      </w:tblGrid>
+      <w:tr>
+        <w:trPr/>
+        <w:tc>
+          <w:tcPr>
+            <w:tcW w:w="9638" w:type="dxa"/>
+            <w:tcBorders/>
+            <w:shd w:fill="1C1C1C" w:val="clear"/>
+          </w:tcPr>
+          <w:p>
+            <w:pPr>
+              <w:pStyle w:val="Normal"/>
+              <w:rPr/>
+            </w:pPr>
+            <w:r>
+              <w:rPr/>
+              <w:t>sudo a2dissite miweb.conf</w:t>
+            </w:r>
+          </w:p>
+        </w:tc>
+      </w:tr>
+    </w:tbl>
+    <w:p>
+      <w:pPr>
+        <w:pStyle w:val="Normal"/>
+        <w:rPr/>
+      </w:pPr>
+      <w:r>
+        <w:rPr/>
+        <w:br/>
+        <w:t>Activa un archivo de configuración adicional.</w:t>
+      </w:r>
+    </w:p>
+    <w:tbl>
+      <w:tblPr>
+        <w:tblW w:w="5000" w:type="pct"/>
+        <w:jc w:val="start"/>
+        <w:tblInd w:w="0" w:type="dxa"/>
+        <w:tblLayout w:type="fixed"/>
+        <w:tblCellMar>
+          <w:top w:w="0" w:type="dxa"/>
+          <w:start w:w="0" w:type="dxa"/>
+          <w:bottom w:w="0" w:type="dxa"/>
+          <w:end w:w="0" w:type="dxa"/>
+        </w:tblCellMar>
+      </w:tblPr>
+      <w:tblGrid>
+        <w:gridCol w:w="9638"/>
+      </w:tblGrid>
+      <w:tr>
+        <w:trPr/>
+        <w:tc>
+          <w:tcPr>
+            <w:tcW w:w="9638" w:type="dxa"/>
+            <w:tcBorders/>
+            <w:shd w:fill="1C1C1C" w:val="clear"/>
+          </w:tcPr>
+          <w:p>
+            <w:pPr>
+              <w:pStyle w:val="Normal"/>
+              <w:rPr/>
+            </w:pPr>
+            <w:r>
+              <w:rPr/>
+              <w:t>sudo a2enconf seguridad.conf</w:t>
+            </w:r>
+          </w:p>
+        </w:tc>
+      </w:tr>
+    </w:tbl>
+    <w:p>
+      <w:pPr>
+        <w:pStyle w:val="Normal"/>
+        <w:rPr/>
+      </w:pPr>
+      <w:r>
+        <w:rPr/>
+        <w:br/>
+        <w:t>Desactiva una configuración adicional.</w:t>
+      </w:r>
+    </w:p>
+    <w:tbl>
+      <w:tblPr>
+        <w:tblW w:w="5000" w:type="pct"/>
+        <w:jc w:val="start"/>
+        <w:tblInd w:w="0" w:type="dxa"/>
+        <w:tblLayout w:type="fixed"/>
+        <w:tblCellMar>
+          <w:top w:w="0" w:type="dxa"/>
+          <w:start w:w="0" w:type="dxa"/>
+          <w:bottom w:w="0" w:type="dxa"/>
+          <w:end w:w="0" w:type="dxa"/>
+        </w:tblCellMar>
+      </w:tblPr>
+      <w:tblGrid>
+        <w:gridCol w:w="9638"/>
+      </w:tblGrid>
+      <w:tr>
+        <w:trPr/>
+        <w:tc>
+          <w:tcPr>
+            <w:tcW w:w="9638" w:type="dxa"/>
+            <w:tcBorders/>
+            <w:shd w:fill="1C1C1C" w:val="clear"/>
+          </w:tcPr>
+          <w:p>
+            <w:pPr>
+              <w:pStyle w:val="Normal"/>
+              <w:rPr/>
+            </w:pPr>
+            <w:r>
+              <w:rPr/>
+              <w:t>sudo a2disconf seguridad.conf</w:t>
+            </w:r>
+          </w:p>
+        </w:tc>
+      </w:tr>
+    </w:tbl>
+    <w:p>
+      <w:pPr>
+        <w:pStyle w:val="Heading3"/>
+        <w:numPr>
+          <w:ilvl w:val="2"/>
+          <w:numId w:val="1"/>
+        </w:numPr>
+        <w:ind w:hanging="0" w:start="0"/>
+        <w:rPr/>
+      </w:pPr>
+      <w:bookmarkStart w:id="13" w:name="__RefHeading___Toc762_4253664932"/>
+      <w:bookmarkEnd w:id="13"/>
+      <w:r>
+        <w:rPr/>
+        <w:br/>
+        <w:tab/>
+        <w:t>Puertos y procesos</w:t>
+      </w:r>
+    </w:p>
+    <w:p>
+      <w:pPr>
+        <w:pStyle w:val="Normal"/>
+        <w:rPr/>
+      </w:pPr>
+      <w:r>
+        <w:rPr/>
+        <w:br/>
+        <w:t>Muestra los puertos abiertos por Apache.</w:t>
+      </w:r>
+    </w:p>
+    <w:tbl>
+      <w:tblPr>
+        <w:tblW w:w="5000" w:type="pct"/>
+        <w:jc w:val="start"/>
+        <w:tblInd w:w="0" w:type="dxa"/>
+        <w:tblLayout w:type="fixed"/>
+        <w:tblCellMar>
+          <w:top w:w="0" w:type="dxa"/>
+          <w:start w:w="0" w:type="dxa"/>
+          <w:bottom w:w="0" w:type="dxa"/>
+          <w:end w:w="0" w:type="dxa"/>
+        </w:tblCellMar>
+      </w:tblPr>
+      <w:tblGrid>
+        <w:gridCol w:w="9638"/>
+      </w:tblGrid>
+      <w:tr>
+        <w:trPr/>
+        <w:tc>
+          <w:tcPr>
+            <w:tcW w:w="9638" w:type="dxa"/>
+            <w:tcBorders/>
+            <w:shd w:fill="1C1C1C" w:val="clear"/>
+          </w:tcPr>
+          <w:p>
+            <w:pPr>
+              <w:pStyle w:val="Normal"/>
+              <w:rPr/>
+            </w:pPr>
+            <w:r>
+              <w:rPr/>
+              <w:t>sudo ss -tulpn | grep apache2</w:t>
+            </w:r>
+          </w:p>
+        </w:tc>
+      </w:tr>
+    </w:tbl>
+    <w:p>
+      <w:pPr>
+        <w:pStyle w:val="Normal"/>
+        <w:rPr/>
+      </w:pPr>
+      <w:r>
+        <w:rPr/>
+        <w:br/>
+        <w:t>Lista procesos de Apache.</w:t>
+      </w:r>
+    </w:p>
+    <w:tbl>
+      <w:tblPr>
+        <w:tblW w:w="5000" w:type="pct"/>
+        <w:jc w:val="start"/>
+        <w:tblInd w:w="0" w:type="dxa"/>
+        <w:tblLayout w:type="fixed"/>
+        <w:tblCellMar>
+          <w:top w:w="0" w:type="dxa"/>
+          <w:start w:w="0" w:type="dxa"/>
+          <w:bottom w:w="0" w:type="dxa"/>
+          <w:end w:w="0" w:type="dxa"/>
+        </w:tblCellMar>
+      </w:tblPr>
+      <w:tblGrid>
+        <w:gridCol w:w="9638"/>
+      </w:tblGrid>
+      <w:tr>
+        <w:trPr/>
+        <w:tc>
+          <w:tcPr>
+            <w:tcW w:w="9638" w:type="dxa"/>
+            <w:tcBorders/>
+            <w:shd w:fill="1C1C1C" w:val="clear"/>
+          </w:tcPr>
+          <w:p>
+            <w:pPr>
+              <w:pStyle w:val="Normal"/>
+              <w:rPr/>
+            </w:pPr>
+            <w:r>
+              <w:rPr/>
+              <w:t>ps aux | grep apache2</w:t>
+            </w:r>
+          </w:p>
+        </w:tc>
+      </w:tr>
+    </w:tbl>
+    <w:p>
+      <w:pPr>
+        <w:pStyle w:val="Normal"/>
+        <w:rPr/>
+      </w:pPr>
+      <w:r>
+        <w:rPr/>
+        <w:br/>
+        <w:t>Muestra qué proceso usa el puerto 80.</w:t>
+      </w:r>
+    </w:p>
+    <w:tbl>
+      <w:tblPr>
+        <w:tblW w:w="5000" w:type="pct"/>
+        <w:jc w:val="start"/>
+        <w:tblInd w:w="0" w:type="dxa"/>
+        <w:tblLayout w:type="fixed"/>
+        <w:tblCellMar>
+          <w:top w:w="0" w:type="dxa"/>
+          <w:start w:w="0" w:type="dxa"/>
+          <w:bottom w:w="0" w:type="dxa"/>
+          <w:end w:w="0" w:type="dxa"/>
+        </w:tblCellMar>
+      </w:tblPr>
+      <w:tblGrid>
+        <w:gridCol w:w="9638"/>
+      </w:tblGrid>
+      <w:tr>
+        <w:trPr/>
+        <w:tc>
+          <w:tcPr>
+            <w:tcW w:w="9638" w:type="dxa"/>
+            <w:tcBorders/>
+            <w:shd w:fill="1C1C1C" w:val="clear"/>
+          </w:tcPr>
+          <w:p>
+            <w:pPr>
+              <w:pStyle w:val="Normal"/>
+              <w:rPr/>
+            </w:pPr>
+            <w:r>
+              <w:rPr/>
+              <w:t>sudo lsof -i :80</w:t>
+            </w:r>
+          </w:p>
+        </w:tc>
+      </w:tr>
+    </w:tbl>
+    <w:p>
+      <w:pPr>
+        <w:pStyle w:val="Normal"/>
+        <w:rPr/>
+      </w:pPr>
+      <w:r>
+        <w:rPr/>
+        <w:br/>
+        <w:t>Muestra qué proceso usa el puerto HTTPS.</w:t>
+      </w:r>
+    </w:p>
+    <w:tbl>
+      <w:tblPr>
+        <w:tblW w:w="5000" w:type="pct"/>
+        <w:jc w:val="start"/>
+        <w:tblInd w:w="0" w:type="dxa"/>
+        <w:tblLayout w:type="fixed"/>
+        <w:tblCellMar>
+          <w:top w:w="0" w:type="dxa"/>
+          <w:start w:w="0" w:type="dxa"/>
+          <w:bottom w:w="0" w:type="dxa"/>
+          <w:end w:w="0" w:type="dxa"/>
+        </w:tblCellMar>
+      </w:tblPr>
+      <w:tblGrid>
+        <w:gridCol w:w="9638"/>
+      </w:tblGrid>
+      <w:tr>
+        <w:trPr/>
+        <w:tc>
+          <w:tcPr>
+            <w:tcW w:w="9638" w:type="dxa"/>
+            <w:tcBorders/>
+            <w:shd w:fill="1C1C1C" w:val="clear"/>
+          </w:tcPr>
+          <w:p>
+            <w:pPr>
+              <w:pStyle w:val="Normal"/>
+              <w:rPr/>
+            </w:pPr>
+            <w:r>
+              <w:rPr/>
+              <w:t>sudo lsof -i :443</w:t>
+            </w:r>
+          </w:p>
+        </w:tc>
+      </w:tr>
+    </w:tbl>
+    <w:p>
+      <w:pPr>
+        <w:pStyle w:val="Heading3"/>
+        <w:numPr>
+          <w:ilvl w:val="0"/>
+          <w:numId w:val="0"/>
+        </w:numPr>
+        <w:ind w:hanging="0" w:start="0"/>
+        <w:rPr/>
+      </w:pPr>
+      <w:r>
+        <w:rPr/>
+      </w:r>
+      <w:r>
+        <w:br w:type="page"/>
+      </w:r>
+    </w:p>
+    <w:p>
+      <w:pPr>
+        <w:pStyle w:val="Heading3"/>
+        <w:numPr>
+          <w:ilvl w:val="2"/>
+          <w:numId w:val="1"/>
+        </w:numPr>
+        <w:spacing w:before="0" w:after="120"/>
+        <w:ind w:hanging="0" w:start="0"/>
+        <w:rPr/>
+      </w:pPr>
+      <w:bookmarkStart w:id="14" w:name="__RefHeading___Toc764_4253664932"/>
+      <w:bookmarkEnd w:id="14"/>
+      <w:r>
+        <w:rPr/>
+        <w:t>Permisos y usuarios</w:t>
+      </w:r>
+    </w:p>
+    <w:p>
+      <w:pPr>
+        <w:pStyle w:val="Normal"/>
+        <w:rPr/>
+      </w:pPr>
+      <w:r>
+        <w:rPr/>
+        <w:br/>
+        <w:t>Comprueba procesos ejecutados por el usuario web www-data.</w:t>
+      </w:r>
+    </w:p>
+    <w:tbl>
+      <w:tblPr>
+        <w:tblW w:w="5000" w:type="pct"/>
+        <w:jc w:val="start"/>
+        <w:tblInd w:w="0" w:type="dxa"/>
+        <w:tblLayout w:type="fixed"/>
+        <w:tblCellMar>
+          <w:top w:w="0" w:type="dxa"/>
+          <w:start w:w="0" w:type="dxa"/>
+          <w:bottom w:w="0" w:type="dxa"/>
+          <w:end w:w="0" w:type="dxa"/>
+        </w:tblCellMar>
+      </w:tblPr>
+      <w:tblGrid>
+        <w:gridCol w:w="9638"/>
+      </w:tblGrid>
+      <w:tr>
+        <w:trPr/>
+        <w:tc>
+          <w:tcPr>
+            <w:tcW w:w="9638" w:type="dxa"/>
+            <w:tcBorders/>
+            <w:shd w:fill="1C1C1C" w:val="clear"/>
+          </w:tcPr>
+          <w:p>
+            <w:pPr>
+              <w:pStyle w:val="Normal"/>
+              <w:rPr/>
+            </w:pPr>
+            <w:r>
+              <w:rPr/>
+              <w:t>ps aux | grep www-data</w:t>
+            </w:r>
+          </w:p>
+        </w:tc>
+      </w:tr>
+    </w:tbl>
+    <w:p>
+      <w:pPr>
+        <w:pStyle w:val="Normal"/>
+        <w:rPr/>
+      </w:pPr>
+      <w:r>
+        <w:rPr/>
+        <w:br/>
+        <w:t>Cambia propietario de archivos web.</w:t>
+      </w:r>
+    </w:p>
+    <w:tbl>
+      <w:tblPr>
+        <w:tblW w:w="5000" w:type="pct"/>
+        <w:jc w:val="start"/>
+        <w:tblInd w:w="0" w:type="dxa"/>
+        <w:tblLayout w:type="fixed"/>
+        <w:tblCellMar>
+          <w:top w:w="0" w:type="dxa"/>
+          <w:start w:w="0" w:type="dxa"/>
+          <w:bottom w:w="0" w:type="dxa"/>
+          <w:end w:w="0" w:type="dxa"/>
+        </w:tblCellMar>
+      </w:tblPr>
+      <w:tblGrid>
+        <w:gridCol w:w="9638"/>
+      </w:tblGrid>
+      <w:tr>
+        <w:trPr/>
+        <w:tc>
+          <w:tcPr>
+            <w:tcW w:w="9638" w:type="dxa"/>
+            <w:tcBorders/>
+            <w:shd w:fill="1C1C1C" w:val="clear"/>
+          </w:tcPr>
+          <w:p>
+            <w:pPr>
+              <w:pStyle w:val="Normal"/>
+              <w:rPr/>
+            </w:pPr>
+            <w:r>
+              <w:rPr/>
+              <w:t>sudo chown -R www-data:www-data /var/www/html</w:t>
+            </w:r>
+          </w:p>
+        </w:tc>
+      </w:tr>
+    </w:tbl>
+    <w:p>
+      <w:pPr>
+        <w:pStyle w:val="Normal"/>
+        <w:rPr/>
+      </w:pPr>
+      <w:r>
+        <w:rPr/>
+        <w:br/>
+        <w:t>Da permisos típicos seguros para webs.</w:t>
+      </w:r>
+    </w:p>
+    <w:tbl>
+      <w:tblPr>
+        <w:tblW w:w="5000" w:type="pct"/>
+        <w:jc w:val="start"/>
+        <w:tblInd w:w="0" w:type="dxa"/>
+        <w:tblLayout w:type="fixed"/>
+        <w:tblCellMar>
+          <w:top w:w="0" w:type="dxa"/>
+          <w:start w:w="0" w:type="dxa"/>
+          <w:bottom w:w="0" w:type="dxa"/>
+          <w:end w:w="0" w:type="dxa"/>
+        </w:tblCellMar>
+      </w:tblPr>
+      <w:tblGrid>
+        <w:gridCol w:w="9638"/>
+      </w:tblGrid>
+      <w:tr>
+        <w:trPr/>
+        <w:tc>
+          <w:tcPr>
+            <w:tcW w:w="9638" w:type="dxa"/>
+            <w:tcBorders/>
+            <w:shd w:fill="1C1C1C" w:val="clear"/>
+          </w:tcPr>
+          <w:p>
+            <w:pPr>
+              <w:pStyle w:val="Normal"/>
+              <w:rPr/>
+            </w:pPr>
+            <w:r>
+              <w:rPr/>
+              <w:t>sudo chmod -R 755 /var/www/html</w:t>
+            </w:r>
+          </w:p>
+        </w:tc>
+      </w:tr>
+    </w:tbl>
+    <w:p>
+      <w:pPr>
+        <w:pStyle w:val="Normal"/>
+        <w:rPr/>
+      </w:pPr>
+      <w:r>
+        <w:rPr/>
+        <w:br/>
+      </w:r>
+      <w:r>
+        <w:br w:type="page"/>
+      </w:r>
+    </w:p>
+    <w:p>
+      <w:pPr>
+        <w:pStyle w:val="Heading1"/>
+        <w:numPr>
+          <w:ilvl w:val="0"/>
+          <w:numId w:val="2"/>
+        </w:numPr>
+        <w:spacing w:before="0" w:after="120"/>
+        <w:ind w:hanging="0" w:start="0"/>
+        <w:rPr/>
+      </w:pPr>
+      <w:bookmarkStart w:id="15" w:name="__RefHeading___Toc766_4253664932"/>
+      <w:bookmarkEnd w:id="15"/>
+      <w:r>
+        <w:rPr/>
+        <w:t>Modificación de la base de datos</w:t>
+      </w:r>
+    </w:p>
+    <w:p>
+      <w:pPr>
+        <w:pStyle w:val="Heading2"/>
+        <w:numPr>
+          <w:ilvl w:val="1"/>
+          <w:numId w:val="1"/>
+        </w:numPr>
+        <w:ind w:hanging="0" w:start="0"/>
+        <w:rPr/>
+      </w:pPr>
+      <w:bookmarkStart w:id="16" w:name="__RefHeading___Toc768_4253664932"/>
+      <w:bookmarkEnd w:id="16"/>
+      <w:r>
+        <w:rPr/>
+        <w:t>Actualización de la base de datos</w:t>
+      </w:r>
+    </w:p>
+    <w:p>
+      <w:pPr>
+        <w:pStyle w:val="Normal"/>
+        <w:rPr/>
+      </w:pPr>
+      <w:r>
+        <w:rPr/>
+        <w:t>Acedemos a MariaDB con el usuario root</w:t>
+      </w:r>
+    </w:p>
+    <w:tbl>
+      <w:tblPr>
+        <w:tblW w:w="5000" w:type="pct"/>
+        <w:jc w:val="start"/>
+        <w:tblInd w:w="0" w:type="dxa"/>
+        <w:tblLayout w:type="fixed"/>
+        <w:tblCellMar>
+          <w:top w:w="0" w:type="dxa"/>
+          <w:start w:w="0" w:type="dxa"/>
+          <w:bottom w:w="0" w:type="dxa"/>
+          <w:end w:w="0" w:type="dxa"/>
+        </w:tblCellMar>
+      </w:tblPr>
+      <w:tblGrid>
+        <w:gridCol w:w="9638"/>
+      </w:tblGrid>
+      <w:tr>
+        <w:trPr/>
+        <w:tc>
+          <w:tcPr>
+            <w:tcW w:w="9638" w:type="dxa"/>
+            <w:tcBorders/>
+            <w:shd w:fill="1C1C1C" w:val="clear"/>
+          </w:tcPr>
+          <w:p>
+            <w:pPr>
+              <w:pStyle w:val="Normal"/>
+              <w:rPr/>
+            </w:pPr>
+            <w:r>
+              <w:rPr/>
+              <w:t>mariadb -u root</w:t>
+            </w:r>
+          </w:p>
+        </w:tc>
+      </w:tr>
+    </w:tbl>
+    <w:p>
+      <w:pPr>
+        <w:pStyle w:val="Normal"/>
+        <w:rPr/>
+      </w:pPr>
+      <w:r>
+        <w:rPr/>
+      </w:r>
+    </w:p>
+    <w:p>
+      <w:pPr>
+        <w:pStyle w:val="Normal"/>
+        <w:rPr/>
+      </w:pPr>
+      <w:r>
+        <w:rPr/>
+        <w:t>Borramos la base de datos antigua</w:t>
+      </w:r>
+    </w:p>
+    <w:p>
+      <w:pPr>
+        <w:pStyle w:val="Normal"/>
+        <w:rPr/>
+      </w:pPr>
+      <w:r>
+        <w:rPr/>
+        <w:t>(¡¡¡Cuidado toda la información almacenada desde la web se perderá!!!)</w:t>
+      </w:r>
+    </w:p>
+    <w:tbl>
+      <w:tblPr>
+        <w:tblW w:w="5000" w:type="pct"/>
+        <w:jc w:val="start"/>
+        <w:tblInd w:w="0" w:type="dxa"/>
+        <w:tblLayout w:type="fixed"/>
+        <w:tblCellMar>
+          <w:top w:w="0" w:type="dxa"/>
+          <w:start w:w="0" w:type="dxa"/>
+          <w:bottom w:w="0" w:type="dxa"/>
+          <w:end w:w="0" w:type="dxa"/>
+        </w:tblCellMar>
+      </w:tblPr>
+      <w:tblGrid>
+        <w:gridCol w:w="9638"/>
+      </w:tblGrid>
+      <w:tr>
+        <w:trPr/>
+        <w:tc>
+          <w:tcPr>
+            <w:tcW w:w="9638" w:type="dxa"/>
+            <w:tcBorders/>
+            <w:shd w:fill="1C1C1C" w:val="clear"/>
+          </w:tcPr>
+          <w:p>
+            <w:pPr>
+              <w:pStyle w:val="Normal"/>
+              <w:rPr/>
+            </w:pPr>
+            <w:r>
+              <w:rPr/>
+              <w:t>DROP DATABASE dnd;</w:t>
+            </w:r>
+          </w:p>
+        </w:tc>
+      </w:tr>
+    </w:tbl>
+    <w:p>
+      <w:pPr>
+        <w:pStyle w:val="Normal"/>
+        <w:rPr/>
+      </w:pPr>
+      <w:r>
+        <w:rPr/>
+      </w:r>
+    </w:p>
+    <w:p>
+      <w:pPr>
+        <w:pStyle w:val="Normal"/>
+        <w:rPr/>
+      </w:pPr>
+      <w:r>
+        <w:rPr/>
+        <w:t>Creamos la base de datos de nuevo</w:t>
+      </w:r>
+    </w:p>
+    <w:tbl>
+      <w:tblPr>
+        <w:tblW w:w="5000" w:type="pct"/>
+        <w:jc w:val="start"/>
+        <w:tblInd w:w="0" w:type="dxa"/>
+        <w:tblLayout w:type="fixed"/>
+        <w:tblCellMar>
+          <w:top w:w="0" w:type="dxa"/>
+          <w:start w:w="0" w:type="dxa"/>
+          <w:bottom w:w="0" w:type="dxa"/>
+          <w:end w:w="0" w:type="dxa"/>
+        </w:tblCellMar>
+      </w:tblPr>
+      <w:tblGrid>
+        <w:gridCol w:w="9638"/>
+      </w:tblGrid>
+      <w:tr>
+        <w:trPr/>
+        <w:tc>
+          <w:tcPr>
+            <w:tcW w:w="9638" w:type="dxa"/>
+            <w:tcBorders/>
+            <w:shd w:fill="1C1C1C" w:val="clear"/>
+          </w:tcPr>
+          <w:p>
+            <w:pPr>
+              <w:pStyle w:val="Normal"/>
+              <w:rPr/>
+            </w:pPr>
+            <w:r>
+              <w:rPr/>
+              <w:t>CREATE DATABASE dnd CHARACTER SET utf8mb4 COLLATE utf8mb4_general_ci;</w:t>
+            </w:r>
+          </w:p>
+        </w:tc>
+      </w:tr>
+    </w:tbl>
+    <w:p>
+      <w:pPr>
+        <w:pStyle w:val="Normal"/>
+        <w:rPr/>
+      </w:pPr>
+      <w:r>
+        <w:rPr/>
+        <w:br/>
+        <w:t>Salimos de MariaDB</w:t>
+      </w:r>
+    </w:p>
+    <w:tbl>
+      <w:tblPr>
+        <w:tblW w:w="5000" w:type="pct"/>
+        <w:jc w:val="start"/>
+        <w:tblInd w:w="0" w:type="dxa"/>
+        <w:tblLayout w:type="fixed"/>
+        <w:tblCellMar>
+          <w:top w:w="0" w:type="dxa"/>
+          <w:start w:w="0" w:type="dxa"/>
+          <w:bottom w:w="0" w:type="dxa"/>
+          <w:end w:w="0" w:type="dxa"/>
+        </w:tblCellMar>
+      </w:tblPr>
+      <w:tblGrid>
+        <w:gridCol w:w="9638"/>
+      </w:tblGrid>
+      <w:tr>
+        <w:trPr/>
+        <w:tc>
+          <w:tcPr>
+            <w:tcW w:w="9638" w:type="dxa"/>
+            <w:tcBorders/>
+            <w:shd w:fill="1C1C1C" w:val="clear"/>
+          </w:tcPr>
+          <w:p>
+            <w:pPr>
+              <w:pStyle w:val="Normal"/>
+              <w:rPr/>
+            </w:pPr>
+            <w:r>
+              <w:rPr/>
+              <w:t>exit</w:t>
+            </w:r>
+          </w:p>
+        </w:tc>
+      </w:tr>
+    </w:tbl>
+    <w:p>
+      <w:pPr>
+        <w:pStyle w:val="Normal"/>
+        <w:rPr/>
+      </w:pPr>
+      <w:r>
+        <w:rPr/>
+      </w:r>
+    </w:p>
+    <w:p>
+      <w:pPr>
+        <w:pStyle w:val="Normal"/>
+        <w:rPr/>
+      </w:pPr>
+      <w:r>
+        <w:rPr/>
+        <w:t>Importamos la base de datos de nuevo</w:t>
+      </w:r>
+    </w:p>
+    <w:tbl>
+      <w:tblPr>
+        <w:tblW w:w="5000" w:type="pct"/>
+        <w:jc w:val="start"/>
+        <w:tblInd w:w="0" w:type="dxa"/>
+        <w:tblLayout w:type="fixed"/>
+        <w:tblCellMar>
+          <w:top w:w="0" w:type="dxa"/>
+          <w:start w:w="0" w:type="dxa"/>
+          <w:bottom w:w="0" w:type="dxa"/>
+          <w:end w:w="0" w:type="dxa"/>
+        </w:tblCellMar>
+      </w:tblPr>
+      <w:tblGrid>
+        <w:gridCol w:w="9638"/>
+      </w:tblGrid>
+      <w:tr>
+        <w:trPr/>
+        <w:tc>
+          <w:tcPr>
+            <w:tcW w:w="9638" w:type="dxa"/>
+            <w:tcBorders/>
+            <w:shd w:fill="1C1C1C" w:val="clear"/>
+          </w:tcPr>
+          <w:p>
+            <w:pPr>
+              <w:pStyle w:val="Normal"/>
+              <w:rPr/>
+            </w:pPr>
+            <w:r>
+              <w:rPr/>
+              <w:t>mariadb -u root -p dnd &lt; /var/www/html/sql/dbtfg.sql</w:t>
+            </w:r>
+          </w:p>
+        </w:tc>
+      </w:tr>
+    </w:tbl>
+    <w:p>
+      <w:pPr>
+        <w:pStyle w:val="Normal"/>
+        <w:rPr/>
+      </w:pPr>
+      <w:r>
+        <w:rPr/>
+        <w:br/>
+      </w:r>
+    </w:p>
+    <w:p>
+      <w:pPr>
+        <w:pStyle w:val="Heading2"/>
+        <w:numPr>
+          <w:ilvl w:val="1"/>
+          <w:numId w:val="1"/>
+        </w:numPr>
+        <w:ind w:hanging="0" w:start="0"/>
+        <w:rPr/>
+      </w:pPr>
+      <w:bookmarkStart w:id="17" w:name="__RefHeading___Toc770_4253664932"/>
+      <w:bookmarkEnd w:id="17"/>
+      <w:r>
+        <w:rPr/>
+        <w:t>Modificación del contenido</w:t>
+      </w:r>
+    </w:p>
+    <w:p>
+      <w:pPr>
+        <w:pStyle w:val="BodyText"/>
+        <w:rPr/>
+      </w:pPr>
+      <w:r>
+        <w:rPr/>
+        <w:t>Utilizado el siguiente comando podemos entrar a la base de datos con permiso de administrador y gestionar las tablas por terminal</w:t>
+      </w:r>
+    </w:p>
+    <w:tbl>
+      <w:tblPr>
+        <w:tblW w:w="5000" w:type="pct"/>
+        <w:jc w:val="start"/>
+        <w:tblInd w:w="0" w:type="dxa"/>
+        <w:tblLayout w:type="fixed"/>
+        <w:tblCellMar>
+          <w:top w:w="0" w:type="dxa"/>
+          <w:start w:w="0" w:type="dxa"/>
+          <w:bottom w:w="0" w:type="dxa"/>
+          <w:end w:w="0" w:type="dxa"/>
+        </w:tblCellMar>
+      </w:tblPr>
+      <w:tblGrid>
+        <w:gridCol w:w="9638"/>
+      </w:tblGrid>
+      <w:tr>
+        <w:trPr/>
+        <w:tc>
+          <w:tcPr>
+            <w:tcW w:w="9638" w:type="dxa"/>
+            <w:tcBorders/>
+            <w:shd w:fill="1C1C1C" w:val="clear"/>
+          </w:tcPr>
+          <w:p>
+            <w:pPr>
+              <w:pStyle w:val="Normal"/>
+              <w:rPr/>
+            </w:pPr>
+            <w:r>
+              <w:rPr/>
+              <w:t>mariadb -u root -b dnd</w:t>
+            </w:r>
+          </w:p>
+        </w:tc>
+      </w:tr>
+    </w:tbl>
+    <w:p>
+      <w:pPr>
+        <w:pStyle w:val="Normal"/>
+        <w:rPr/>
+      </w:pPr>
+      <w:r>
+        <w:rPr/>
+      </w:r>
+    </w:p>
+    <w:p>
+      <w:pPr>
+        <w:pStyle w:val="Heading2"/>
+        <w:numPr>
+          <w:ilvl w:val="1"/>
+          <w:numId w:val="1"/>
+        </w:numPr>
+        <w:ind w:hanging="0" w:start="0"/>
+        <w:rPr/>
+      </w:pPr>
+      <w:bookmarkStart w:id="18" w:name="__RefHeading___Toc772_4253664932"/>
+      <w:bookmarkEnd w:id="18"/>
+      <w:r>
+        <w:rPr/>
+        <w:t xml:space="preserve">Comandos útiles de </w:t>
+      </w:r>
+      <w:r>
+        <w:rPr/>
+        <w:t>MariaDB y MySQL</w:t>
+      </w:r>
+    </w:p>
+    <w:p>
+      <w:pPr>
+        <w:pStyle w:val="Heading3"/>
+        <w:numPr>
+          <w:ilvl w:val="2"/>
+          <w:numId w:val="1"/>
+        </w:numPr>
+        <w:ind w:hanging="0" w:start="0"/>
+        <w:rPr/>
+      </w:pPr>
+      <w:bookmarkStart w:id="19" w:name="__RefHeading___Toc774_4253664932"/>
+      <w:bookmarkEnd w:id="19"/>
+      <w:r>
+        <w:rPr/>
+        <w:t>Estado y control del servicio</w:t>
+        <w:br/>
+        <w:br/>
+        <w:t>Muestra el estado del servidor MariaDB.</w:t>
+      </w:r>
+    </w:p>
+    <w:tbl>
+      <w:tblPr>
+        <w:tblW w:w="5000" w:type="pct"/>
+        <w:jc w:val="start"/>
+        <w:tblInd w:w="0" w:type="dxa"/>
+        <w:tblLayout w:type="fixed"/>
+        <w:tblCellMar>
+          <w:top w:w="0" w:type="dxa"/>
+          <w:start w:w="0" w:type="dxa"/>
+          <w:bottom w:w="0" w:type="dxa"/>
+          <w:end w:w="0" w:type="dxa"/>
+        </w:tblCellMar>
+      </w:tblPr>
+      <w:tblGrid>
+        <w:gridCol w:w="9638"/>
+      </w:tblGrid>
+      <w:tr>
+        <w:trPr/>
+        <w:tc>
+          <w:tcPr>
+            <w:tcW w:w="9638" w:type="dxa"/>
+            <w:tcBorders/>
+            <w:shd w:fill="1C1C1C" w:val="clear"/>
+          </w:tcPr>
+          <w:p>
+            <w:pPr>
+              <w:pStyle w:val="Normal"/>
+              <w:rPr/>
+            </w:pPr>
+            <w:r>
+              <w:rPr/>
+              <w:t>sudo systemctl status mariadb</w:t>
+            </w:r>
+          </w:p>
+        </w:tc>
+      </w:tr>
+    </w:tbl>
+    <w:p>
+      <w:pPr>
+        <w:pStyle w:val="Normal"/>
+        <w:rPr/>
+      </w:pPr>
+      <w:r>
+        <w:rPr/>
+        <w:br/>
+        <w:t>Reinicia MariaDB.</w:t>
+      </w:r>
+    </w:p>
+    <w:tbl>
+      <w:tblPr>
+        <w:tblW w:w="5000" w:type="pct"/>
+        <w:jc w:val="start"/>
+        <w:tblInd w:w="0" w:type="dxa"/>
+        <w:tblLayout w:type="fixed"/>
+        <w:tblCellMar>
+          <w:top w:w="0" w:type="dxa"/>
+          <w:start w:w="0" w:type="dxa"/>
+          <w:bottom w:w="0" w:type="dxa"/>
+          <w:end w:w="0" w:type="dxa"/>
+        </w:tblCellMar>
+      </w:tblPr>
+      <w:tblGrid>
+        <w:gridCol w:w="9638"/>
+      </w:tblGrid>
+      <w:tr>
+        <w:trPr/>
+        <w:tc>
+          <w:tcPr>
+            <w:tcW w:w="9638" w:type="dxa"/>
+            <w:tcBorders/>
+            <w:shd w:fill="1C1C1C" w:val="clear"/>
+          </w:tcPr>
+          <w:p>
+            <w:pPr>
+              <w:pStyle w:val="Normal"/>
+              <w:rPr/>
+            </w:pPr>
+            <w:r>
+              <w:rPr/>
+              <w:t>sudo systemctl restart mariadb</w:t>
+            </w:r>
+          </w:p>
+        </w:tc>
+      </w:tr>
+    </w:tbl>
+    <w:p>
+      <w:pPr>
+        <w:pStyle w:val="Normal"/>
+        <w:rPr/>
+      </w:pPr>
+      <w:r>
+        <w:rPr/>
+        <w:br/>
+        <w:t>Detiene la base de datos.</w:t>
+      </w:r>
+    </w:p>
+    <w:tbl>
+      <w:tblPr>
+        <w:tblW w:w="5000" w:type="pct"/>
+        <w:jc w:val="start"/>
+        <w:tblInd w:w="0" w:type="dxa"/>
+        <w:tblLayout w:type="fixed"/>
+        <w:tblCellMar>
+          <w:top w:w="0" w:type="dxa"/>
+          <w:start w:w="0" w:type="dxa"/>
+          <w:bottom w:w="0" w:type="dxa"/>
+          <w:end w:w="0" w:type="dxa"/>
+        </w:tblCellMar>
+      </w:tblPr>
+      <w:tblGrid>
+        <w:gridCol w:w="9638"/>
+      </w:tblGrid>
+      <w:tr>
+        <w:trPr/>
+        <w:tc>
+          <w:tcPr>
+            <w:tcW w:w="9638" w:type="dxa"/>
+            <w:tcBorders/>
+            <w:shd w:fill="1C1C1C" w:val="clear"/>
+          </w:tcPr>
+          <w:p>
+            <w:pPr>
+              <w:pStyle w:val="Normal"/>
+              <w:rPr/>
+            </w:pPr>
+            <w:r>
+              <w:rPr/>
+              <w:t>sudo systemctl stop mariadb</w:t>
+            </w:r>
+          </w:p>
+        </w:tc>
+      </w:tr>
+    </w:tbl>
+    <w:p>
+      <w:pPr>
+        <w:pStyle w:val="Normal"/>
+        <w:rPr/>
+      </w:pPr>
+      <w:r>
+        <w:rPr/>
+        <w:br/>
+        <w:t>Inicia MariaDB.</w:t>
+      </w:r>
+    </w:p>
+    <w:tbl>
+      <w:tblPr>
+        <w:tblW w:w="5000" w:type="pct"/>
+        <w:jc w:val="start"/>
+        <w:tblInd w:w="0" w:type="dxa"/>
+        <w:tblLayout w:type="fixed"/>
+        <w:tblCellMar>
+          <w:top w:w="0" w:type="dxa"/>
+          <w:start w:w="0" w:type="dxa"/>
+          <w:bottom w:w="0" w:type="dxa"/>
+          <w:end w:w="0" w:type="dxa"/>
+        </w:tblCellMar>
+      </w:tblPr>
+      <w:tblGrid>
+        <w:gridCol w:w="9638"/>
+      </w:tblGrid>
+      <w:tr>
+        <w:trPr/>
+        <w:tc>
+          <w:tcPr>
+            <w:tcW w:w="9638" w:type="dxa"/>
+            <w:tcBorders/>
+            <w:shd w:fill="1C1C1C" w:val="clear"/>
+          </w:tcPr>
+          <w:p>
+            <w:pPr>
+              <w:pStyle w:val="Normal"/>
+              <w:rPr/>
+            </w:pPr>
+            <w:r>
+              <w:rPr/>
+              <w:t>sudo systemctl start mariadb</w:t>
+            </w:r>
+          </w:p>
+        </w:tc>
+      </w:tr>
+    </w:tbl>
+    <w:p>
+      <w:pPr>
+        <w:pStyle w:val="Normal"/>
+        <w:rPr/>
+      </w:pPr>
+      <w:r>
+        <w:rPr/>
+        <w:br/>
+        <w:t>Hace que arranque automáticamente.</w:t>
+      </w:r>
+    </w:p>
+    <w:tbl>
+      <w:tblPr>
+        <w:tblW w:w="5000" w:type="pct"/>
+        <w:jc w:val="start"/>
+        <w:tblInd w:w="0" w:type="dxa"/>
+        <w:tblLayout w:type="fixed"/>
+        <w:tblCellMar>
+          <w:top w:w="0" w:type="dxa"/>
+          <w:start w:w="0" w:type="dxa"/>
+          <w:bottom w:w="0" w:type="dxa"/>
+          <w:end w:w="0" w:type="dxa"/>
+        </w:tblCellMar>
+      </w:tblPr>
+      <w:tblGrid>
+        <w:gridCol w:w="9638"/>
+      </w:tblGrid>
+      <w:tr>
+        <w:trPr/>
+        <w:tc>
+          <w:tcPr>
+            <w:tcW w:w="9638" w:type="dxa"/>
+            <w:tcBorders/>
+            <w:shd w:fill="1C1C1C" w:val="clear"/>
+          </w:tcPr>
+          <w:p>
+            <w:pPr>
+              <w:pStyle w:val="Normal"/>
+              <w:rPr/>
+            </w:pPr>
+            <w:r>
+              <w:rPr/>
+              <w:t>sudo systemctl enable mariadb</w:t>
+            </w:r>
+          </w:p>
+        </w:tc>
+      </w:tr>
+    </w:tbl>
+    <w:p>
+      <w:pPr>
+        <w:pStyle w:val="Heading3"/>
+        <w:numPr>
+          <w:ilvl w:val="2"/>
+          <w:numId w:val="1"/>
+        </w:numPr>
+        <w:ind w:hanging="0" w:start="0"/>
+        <w:rPr/>
+      </w:pPr>
+      <w:bookmarkStart w:id="20" w:name="__RefHeading___Toc776_4253664932"/>
+      <w:bookmarkEnd w:id="20"/>
+      <w:r>
+        <w:rPr/>
+        <w:br/>
+        <w:t>Acceso y configuración</w:t>
+        <w:br/>
+        <w:br/>
+        <w:t>Accede a MariaDB como root usando socket UNIX.</w:t>
+      </w:r>
+    </w:p>
+    <w:tbl>
+      <w:tblPr>
+        <w:tblW w:w="5000" w:type="pct"/>
+        <w:jc w:val="start"/>
+        <w:tblInd w:w="0" w:type="dxa"/>
+        <w:tblLayout w:type="fixed"/>
+        <w:tblCellMar>
+          <w:top w:w="0" w:type="dxa"/>
+          <w:start w:w="0" w:type="dxa"/>
+          <w:bottom w:w="0" w:type="dxa"/>
+          <w:end w:w="0" w:type="dxa"/>
+        </w:tblCellMar>
+      </w:tblPr>
+      <w:tblGrid>
+        <w:gridCol w:w="9638"/>
+      </w:tblGrid>
+      <w:tr>
+        <w:trPr/>
+        <w:tc>
+          <w:tcPr>
+            <w:tcW w:w="9638" w:type="dxa"/>
+            <w:tcBorders/>
+            <w:shd w:fill="1C1C1C" w:val="clear"/>
+          </w:tcPr>
+          <w:p>
+            <w:pPr>
+              <w:pStyle w:val="Normal"/>
+              <w:rPr/>
+            </w:pPr>
+            <w:r>
+              <w:rPr/>
+              <w:t>sudo mariadb</w:t>
+            </w:r>
+          </w:p>
+        </w:tc>
+      </w:tr>
+    </w:tbl>
+    <w:p>
+      <w:pPr>
+        <w:pStyle w:val="Normal"/>
+        <w:rPr/>
+      </w:pPr>
+      <w:r>
+        <w:rPr/>
+        <w:br/>
+        <w:t>Conecta con usuario y contraseña.</w:t>
+      </w:r>
+    </w:p>
+    <w:tbl>
+      <w:tblPr>
+        <w:tblW w:w="5000" w:type="pct"/>
+        <w:jc w:val="start"/>
+        <w:tblInd w:w="0" w:type="dxa"/>
+        <w:tblLayout w:type="fixed"/>
+        <w:tblCellMar>
+          <w:top w:w="0" w:type="dxa"/>
+          <w:start w:w="0" w:type="dxa"/>
+          <w:bottom w:w="0" w:type="dxa"/>
+          <w:end w:w="0" w:type="dxa"/>
+        </w:tblCellMar>
+      </w:tblPr>
+      <w:tblGrid>
+        <w:gridCol w:w="9638"/>
+      </w:tblGrid>
+      <w:tr>
+        <w:trPr/>
+        <w:tc>
+          <w:tcPr>
+            <w:tcW w:w="9638" w:type="dxa"/>
+            <w:tcBorders/>
+            <w:shd w:fill="1C1C1C" w:val="clear"/>
+          </w:tcPr>
+          <w:p>
+            <w:pPr>
+              <w:pStyle w:val="Normal"/>
+              <w:rPr/>
+            </w:pPr>
+            <w:r>
+              <w:rPr/>
+              <w:t>mysql -u usuario -p</w:t>
+            </w:r>
+          </w:p>
+        </w:tc>
+      </w:tr>
+    </w:tbl>
+    <w:p>
+      <w:pPr>
+        <w:pStyle w:val="Normal"/>
+        <w:rPr/>
+      </w:pPr>
+      <w:r>
+        <w:rPr/>
+        <w:br/>
+        <w:t>Asistente para securizar MariaDB (root, usuarios anónimos, etc).</w:t>
+      </w:r>
+    </w:p>
+    <w:tbl>
+      <w:tblPr>
+        <w:tblW w:w="5000" w:type="pct"/>
+        <w:jc w:val="start"/>
+        <w:tblInd w:w="0" w:type="dxa"/>
+        <w:tblLayout w:type="fixed"/>
+        <w:tblCellMar>
+          <w:top w:w="0" w:type="dxa"/>
+          <w:start w:w="0" w:type="dxa"/>
+          <w:bottom w:w="0" w:type="dxa"/>
+          <w:end w:w="0" w:type="dxa"/>
+        </w:tblCellMar>
+      </w:tblPr>
+      <w:tblGrid>
+        <w:gridCol w:w="9638"/>
+      </w:tblGrid>
+      <w:tr>
+        <w:trPr/>
+        <w:tc>
+          <w:tcPr>
+            <w:tcW w:w="9638" w:type="dxa"/>
+            <w:tcBorders/>
+            <w:shd w:fill="1C1C1C" w:val="clear"/>
+          </w:tcPr>
+          <w:p>
+            <w:pPr>
+              <w:pStyle w:val="Normal"/>
+              <w:rPr/>
+            </w:pPr>
+            <w:r>
+              <w:rPr/>
+              <w:t>mysql_secure_installation</w:t>
+            </w:r>
+          </w:p>
+        </w:tc>
+      </w:tr>
+    </w:tbl>
+    <w:p>
+      <w:pPr>
+        <w:pStyle w:val="Normal"/>
+        <w:rPr/>
+      </w:pPr>
+      <w:r>
+        <w:rPr/>
+      </w:r>
+    </w:p>
+    <w:p>
+      <w:pPr>
+        <w:pStyle w:val="Normal"/>
+        <w:rPr/>
+      </w:pPr>
+      <w:r>
+        <w:rPr/>
+        <w:t>Muestra información del servidor MariaDB.</w:t>
+      </w:r>
+    </w:p>
+    <w:tbl>
+      <w:tblPr>
+        <w:tblW w:w="5000" w:type="pct"/>
+        <w:jc w:val="start"/>
+        <w:tblInd w:w="0" w:type="dxa"/>
+        <w:tblLayout w:type="fixed"/>
+        <w:tblCellMar>
+          <w:top w:w="0" w:type="dxa"/>
+          <w:start w:w="0" w:type="dxa"/>
+          <w:bottom w:w="0" w:type="dxa"/>
+          <w:end w:w="0" w:type="dxa"/>
+        </w:tblCellMar>
+      </w:tblPr>
+      <w:tblGrid>
+        <w:gridCol w:w="9638"/>
+      </w:tblGrid>
+      <w:tr>
+        <w:trPr/>
+        <w:tc>
+          <w:tcPr>
+            <w:tcW w:w="9638" w:type="dxa"/>
+            <w:tcBorders/>
+            <w:shd w:fill="1C1C1C" w:val="clear"/>
+          </w:tcPr>
+          <w:p>
+            <w:pPr>
+              <w:pStyle w:val="Normal"/>
+              <w:rPr/>
+            </w:pPr>
+            <w:r>
+              <w:rPr/>
+              <w:t>mysqladmin -u root -p version</w:t>
+            </w:r>
+          </w:p>
+        </w:tc>
+      </w:tr>
+    </w:tbl>
+    <w:p>
+      <w:pPr>
+        <w:pStyle w:val="Normal"/>
+        <w:rPr/>
+      </w:pPr>
+      <w:r>
+        <w:rPr/>
+      </w:r>
+    </w:p>
+    <w:p>
+      <w:pPr>
+        <w:pStyle w:val="Heading3"/>
+        <w:numPr>
+          <w:ilvl w:val="2"/>
+          <w:numId w:val="1"/>
+        </w:numPr>
+        <w:ind w:hanging="0" w:start="0"/>
+        <w:rPr/>
+      </w:pPr>
+      <w:bookmarkStart w:id="21" w:name="__RefHeading___Toc778_4253664932"/>
+      <w:bookmarkEnd w:id="21"/>
+      <w:r>
+        <w:rPr/>
+        <w:t>Gestión de bases de datos</w:t>
+      </w:r>
+    </w:p>
+    <w:p>
+      <w:pPr>
+        <w:pStyle w:val="Normal"/>
+        <w:rPr/>
+      </w:pPr>
+      <w:r>
+        <w:rPr/>
+      </w:r>
+    </w:p>
+    <w:p>
+      <w:pPr>
+        <w:pStyle w:val="Normal"/>
+        <w:rPr/>
+      </w:pPr>
+      <w:r>
+        <w:rPr/>
+        <w:t>Lista bases de datos.</w:t>
+      </w:r>
+    </w:p>
+    <w:tbl>
+      <w:tblPr>
+        <w:tblW w:w="5000" w:type="pct"/>
+        <w:jc w:val="start"/>
+        <w:tblInd w:w="0" w:type="dxa"/>
+        <w:tblLayout w:type="fixed"/>
+        <w:tblCellMar>
+          <w:top w:w="0" w:type="dxa"/>
+          <w:start w:w="0" w:type="dxa"/>
+          <w:bottom w:w="0" w:type="dxa"/>
+          <w:end w:w="0" w:type="dxa"/>
+        </w:tblCellMar>
+      </w:tblPr>
+      <w:tblGrid>
+        <w:gridCol w:w="9638"/>
+      </w:tblGrid>
+      <w:tr>
+        <w:trPr/>
+        <w:tc>
+          <w:tcPr>
+            <w:tcW w:w="9638" w:type="dxa"/>
+            <w:tcBorders/>
+            <w:shd w:fill="1C1C1C" w:val="clear"/>
+          </w:tcPr>
+          <w:p>
+            <w:pPr>
+              <w:pStyle w:val="Normal"/>
+              <w:rPr/>
+            </w:pPr>
+            <w:r>
+              <w:rPr/>
+              <w:t>SHOW DATABASES;</w:t>
+            </w:r>
+          </w:p>
+        </w:tc>
+      </w:tr>
+    </w:tbl>
+    <w:p>
+      <w:pPr>
+        <w:pStyle w:val="Normal"/>
+        <w:rPr/>
+      </w:pPr>
+      <w:r>
+        <w:rPr/>
+        <w:br/>
+        <w:t>Selecciona una base de datos.</w:t>
+      </w:r>
+    </w:p>
+    <w:tbl>
+      <w:tblPr>
+        <w:tblW w:w="5000" w:type="pct"/>
+        <w:jc w:val="start"/>
+        <w:tblInd w:w="0" w:type="dxa"/>
+        <w:tblLayout w:type="fixed"/>
+        <w:tblCellMar>
+          <w:top w:w="0" w:type="dxa"/>
+          <w:start w:w="0" w:type="dxa"/>
+          <w:bottom w:w="0" w:type="dxa"/>
+          <w:end w:w="0" w:type="dxa"/>
+        </w:tblCellMar>
+      </w:tblPr>
+      <w:tblGrid>
+        <w:gridCol w:w="9638"/>
+      </w:tblGrid>
+      <w:tr>
+        <w:trPr/>
+        <w:tc>
+          <w:tcPr>
+            <w:tcW w:w="9638" w:type="dxa"/>
+            <w:tcBorders/>
+            <w:shd w:fill="1C1C1C" w:val="clear"/>
+          </w:tcPr>
+          <w:p>
+            <w:pPr>
+              <w:pStyle w:val="Normal"/>
+              <w:rPr/>
+            </w:pPr>
+            <w:r>
+              <w:rPr/>
+              <w:t>USE mibase;</w:t>
+            </w:r>
+          </w:p>
+        </w:tc>
+      </w:tr>
+    </w:tbl>
+    <w:p>
+      <w:pPr>
+        <w:pStyle w:val="Normal"/>
+        <w:rPr/>
+      </w:pPr>
+      <w:r>
+        <w:rPr/>
+        <w:br/>
+        <w:t>Lista tablas de la base seleccionada.</w:t>
+      </w:r>
+    </w:p>
+    <w:tbl>
+      <w:tblPr>
+        <w:tblW w:w="5000" w:type="pct"/>
+        <w:jc w:val="start"/>
+        <w:tblInd w:w="0" w:type="dxa"/>
+        <w:tblLayout w:type="fixed"/>
+        <w:tblCellMar>
+          <w:top w:w="0" w:type="dxa"/>
+          <w:start w:w="0" w:type="dxa"/>
+          <w:bottom w:w="0" w:type="dxa"/>
+          <w:end w:w="0" w:type="dxa"/>
+        </w:tblCellMar>
+      </w:tblPr>
+      <w:tblGrid>
+        <w:gridCol w:w="9638"/>
+      </w:tblGrid>
+      <w:tr>
+        <w:trPr/>
+        <w:tc>
+          <w:tcPr>
+            <w:tcW w:w="9638" w:type="dxa"/>
+            <w:tcBorders/>
+            <w:shd w:fill="1C1C1C" w:val="clear"/>
+          </w:tcPr>
+          <w:p>
+            <w:pPr>
+              <w:pStyle w:val="Normal"/>
+              <w:rPr/>
+            </w:pPr>
+            <w:r>
+              <w:rPr/>
+              <w:t>SHOW TABLES;</w:t>
+            </w:r>
+          </w:p>
+        </w:tc>
+      </w:tr>
+    </w:tbl>
+    <w:p>
+      <w:pPr>
+        <w:pStyle w:val="Normal"/>
+        <w:rPr/>
+      </w:pPr>
+      <w:r>
+        <w:rPr/>
+        <w:br/>
+        <w:t>Muestra estructura de una tabla.</w:t>
+      </w:r>
+    </w:p>
+    <w:tbl>
+      <w:tblPr>
+        <w:tblW w:w="5000" w:type="pct"/>
+        <w:jc w:val="start"/>
+        <w:tblInd w:w="0" w:type="dxa"/>
+        <w:tblLayout w:type="fixed"/>
+        <w:tblCellMar>
+          <w:top w:w="0" w:type="dxa"/>
+          <w:start w:w="0" w:type="dxa"/>
+          <w:bottom w:w="0" w:type="dxa"/>
+          <w:end w:w="0" w:type="dxa"/>
+        </w:tblCellMar>
+      </w:tblPr>
+      <w:tblGrid>
+        <w:gridCol w:w="9638"/>
+      </w:tblGrid>
+      <w:tr>
+        <w:trPr/>
+        <w:tc>
+          <w:tcPr>
+            <w:tcW w:w="9638" w:type="dxa"/>
+            <w:tcBorders/>
+            <w:shd w:fill="1C1C1C" w:val="clear"/>
+          </w:tcPr>
+          <w:p>
+            <w:pPr>
+              <w:pStyle w:val="Normal"/>
+              <w:rPr/>
+            </w:pPr>
+            <w:r>
+              <w:rPr/>
+              <w:t>DESCRIBE usuarios;</w:t>
+            </w:r>
+          </w:p>
+        </w:tc>
+      </w:tr>
+    </w:tbl>
+    <w:p>
+      <w:pPr>
+        <w:pStyle w:val="Normal"/>
+        <w:rPr/>
+      </w:pPr>
+      <w:r>
+        <w:rPr/>
+        <w:br/>
+        <w:t>Muestra conexiones y consultas activas.</w:t>
+      </w:r>
+    </w:p>
+    <w:tbl>
+      <w:tblPr>
+        <w:tblW w:w="5000" w:type="pct"/>
+        <w:jc w:val="start"/>
+        <w:tblInd w:w="0" w:type="dxa"/>
+        <w:tblLayout w:type="fixed"/>
+        <w:tblCellMar>
+          <w:top w:w="0" w:type="dxa"/>
+          <w:start w:w="0" w:type="dxa"/>
+          <w:bottom w:w="0" w:type="dxa"/>
+          <w:end w:w="0" w:type="dxa"/>
+        </w:tblCellMar>
+      </w:tblPr>
+      <w:tblGrid>
+        <w:gridCol w:w="9638"/>
+      </w:tblGrid>
+      <w:tr>
+        <w:trPr/>
+        <w:tc>
+          <w:tcPr>
+            <w:tcW w:w="9638" w:type="dxa"/>
+            <w:tcBorders/>
+            <w:shd w:fill="1C1C1C" w:val="clear"/>
+          </w:tcPr>
+          <w:p>
+            <w:pPr>
+              <w:pStyle w:val="Normal"/>
+              <w:rPr/>
+            </w:pPr>
+            <w:r>
+              <w:rPr/>
+              <w:t>SHOW PROCESSLIST;</w:t>
+            </w:r>
+          </w:p>
+        </w:tc>
+      </w:tr>
+    </w:tbl>
+    <w:p>
+      <w:pPr>
+        <w:pStyle w:val="Normal"/>
+        <w:rPr/>
+      </w:pPr>
+      <w:r>
+        <w:rPr/>
+      </w:r>
+    </w:p>
+    <w:p>
+      <w:pPr>
+        <w:pStyle w:val="Heading3"/>
+        <w:numPr>
+          <w:ilvl w:val="2"/>
+          <w:numId w:val="1"/>
+        </w:numPr>
+        <w:ind w:hanging="0" w:start="0"/>
+        <w:rPr/>
+      </w:pPr>
+      <w:bookmarkStart w:id="22" w:name="__RefHeading___Toc780_4253664932"/>
+      <w:bookmarkEnd w:id="22"/>
+      <w:r>
+        <w:rPr/>
+        <w:t>Usuarios y permisos</w:t>
+      </w:r>
+    </w:p>
+    <w:p>
+      <w:pPr>
+        <w:pStyle w:val="Normal"/>
+        <w:rPr/>
+      </w:pPr>
+      <w:r>
+        <w:rPr/>
+      </w:r>
+    </w:p>
+    <w:p>
+      <w:pPr>
+        <w:pStyle w:val="Normal"/>
+        <w:rPr/>
+      </w:pPr>
+      <w:r>
+        <w:rPr/>
+        <w:t>Crea un usuario.</w:t>
+      </w:r>
+    </w:p>
+    <w:tbl>
+      <w:tblPr>
+        <w:tblW w:w="5000" w:type="pct"/>
+        <w:jc w:val="start"/>
+        <w:tblInd w:w="0" w:type="dxa"/>
+        <w:tblLayout w:type="fixed"/>
+        <w:tblCellMar>
+          <w:top w:w="0" w:type="dxa"/>
+          <w:start w:w="0" w:type="dxa"/>
+          <w:bottom w:w="0" w:type="dxa"/>
+          <w:end w:w="0" w:type="dxa"/>
+        </w:tblCellMar>
+      </w:tblPr>
+      <w:tblGrid>
+        <w:gridCol w:w="9638"/>
+      </w:tblGrid>
+      <w:tr>
+        <w:trPr/>
+        <w:tc>
+          <w:tcPr>
+            <w:tcW w:w="9638" w:type="dxa"/>
+            <w:tcBorders/>
+            <w:shd w:fill="1C1C1C" w:val="clear"/>
+          </w:tcPr>
+          <w:p>
+            <w:pPr>
+              <w:pStyle w:val="Normal"/>
+              <w:rPr/>
+            </w:pPr>
+            <w:r>
+              <w:rPr/>
+              <w:t>CREATE USER 'webuser'@'localhost' IDENTIFIED BY 'password';</w:t>
+            </w:r>
+          </w:p>
+        </w:tc>
+      </w:tr>
+    </w:tbl>
+    <w:p>
+      <w:pPr>
+        <w:pStyle w:val="Normal"/>
+        <w:rPr/>
+      </w:pPr>
+      <w:r>
+        <w:rPr/>
+        <w:br/>
+        <w:t>Da permisos sobre una base concreta.</w:t>
+      </w:r>
+    </w:p>
+    <w:tbl>
+      <w:tblPr>
+        <w:tblW w:w="5000" w:type="pct"/>
+        <w:jc w:val="start"/>
+        <w:tblInd w:w="0" w:type="dxa"/>
+        <w:tblLayout w:type="fixed"/>
+        <w:tblCellMar>
+          <w:top w:w="0" w:type="dxa"/>
+          <w:start w:w="0" w:type="dxa"/>
+          <w:bottom w:w="0" w:type="dxa"/>
+          <w:end w:w="0" w:type="dxa"/>
+        </w:tblCellMar>
+      </w:tblPr>
+      <w:tblGrid>
+        <w:gridCol w:w="9638"/>
+      </w:tblGrid>
+      <w:tr>
+        <w:trPr/>
+        <w:tc>
+          <w:tcPr>
+            <w:tcW w:w="9638" w:type="dxa"/>
+            <w:tcBorders/>
+            <w:shd w:fill="1C1C1C" w:val="clear"/>
+          </w:tcPr>
+          <w:p>
+            <w:pPr>
+              <w:pStyle w:val="Normal"/>
+              <w:rPr/>
+            </w:pPr>
+            <w:r>
+              <w:rPr/>
+              <w:t>GRANT ALL PRIVILEGES ON mibase.* TO 'webuser'@'localhost';</w:t>
+            </w:r>
+          </w:p>
+        </w:tc>
+      </w:tr>
+    </w:tbl>
+    <w:p>
+      <w:pPr>
+        <w:pStyle w:val="Normal"/>
+        <w:rPr/>
+      </w:pPr>
+      <w:r>
+        <w:rPr/>
+        <w:br/>
+        <w:t>Recarga permisos.</w:t>
+      </w:r>
+    </w:p>
+    <w:tbl>
+      <w:tblPr>
+        <w:tblW w:w="5000" w:type="pct"/>
+        <w:jc w:val="start"/>
+        <w:tblInd w:w="0" w:type="dxa"/>
+        <w:tblLayout w:type="fixed"/>
+        <w:tblCellMar>
+          <w:top w:w="0" w:type="dxa"/>
+          <w:start w:w="0" w:type="dxa"/>
+          <w:bottom w:w="0" w:type="dxa"/>
+          <w:end w:w="0" w:type="dxa"/>
+        </w:tblCellMar>
+      </w:tblPr>
+      <w:tblGrid>
+        <w:gridCol w:w="9638"/>
+      </w:tblGrid>
+      <w:tr>
+        <w:trPr/>
+        <w:tc>
+          <w:tcPr>
+            <w:tcW w:w="9638" w:type="dxa"/>
+            <w:tcBorders/>
+            <w:shd w:fill="1C1C1C" w:val="clear"/>
+          </w:tcPr>
+          <w:p>
+            <w:pPr>
+              <w:pStyle w:val="Normal"/>
+              <w:rPr/>
+            </w:pPr>
+            <w:r>
+              <w:rPr/>
+              <w:t>FLUSH PRIVILEGES;</w:t>
+            </w:r>
+          </w:p>
+        </w:tc>
+      </w:tr>
+    </w:tbl>
+    <w:p>
+      <w:pPr>
+        <w:pStyle w:val="Normal"/>
+        <w:rPr/>
+      </w:pPr>
+      <w:r>
+        <w:rPr/>
+        <w:br/>
+        <w:t>Elimina un usuario.</w:t>
+      </w:r>
+    </w:p>
+    <w:tbl>
+      <w:tblPr>
+        <w:tblW w:w="5000" w:type="pct"/>
+        <w:jc w:val="start"/>
+        <w:tblInd w:w="0" w:type="dxa"/>
+        <w:tblLayout w:type="fixed"/>
+        <w:tblCellMar>
+          <w:top w:w="0" w:type="dxa"/>
+          <w:start w:w="0" w:type="dxa"/>
+          <w:bottom w:w="0" w:type="dxa"/>
+          <w:end w:w="0" w:type="dxa"/>
+        </w:tblCellMar>
+      </w:tblPr>
+      <w:tblGrid>
+        <w:gridCol w:w="9638"/>
+      </w:tblGrid>
+      <w:tr>
+        <w:trPr/>
+        <w:tc>
+          <w:tcPr>
+            <w:tcW w:w="9638" w:type="dxa"/>
+            <w:tcBorders/>
+            <w:shd w:fill="1C1C1C" w:val="clear"/>
+          </w:tcPr>
+          <w:p>
+            <w:pPr>
+              <w:pStyle w:val="Normal"/>
+              <w:rPr/>
+            </w:pPr>
+            <w:r>
+              <w:rPr/>
+              <w:t>DROP USER 'webuser'@'localhost';</w:t>
+            </w:r>
+          </w:p>
+        </w:tc>
+      </w:tr>
+    </w:tbl>
+    <w:p>
+      <w:pPr>
+        <w:pStyle w:val="Normal"/>
+        <w:rPr/>
+      </w:pPr>
+      <w:r>
+        <w:rPr/>
+      </w:r>
+    </w:p>
+    <w:p>
+      <w:pPr>
+        <w:pStyle w:val="Heading3"/>
+        <w:numPr>
+          <w:ilvl w:val="2"/>
+          <w:numId w:val="1"/>
+        </w:numPr>
+        <w:ind w:hanging="0" w:start="0"/>
+        <w:rPr/>
+      </w:pPr>
+      <w:bookmarkStart w:id="23" w:name="__RefHeading___Toc782_4253664932"/>
+      <w:bookmarkEnd w:id="23"/>
+      <w:r>
+        <w:rPr/>
+        <w:t>Backups e importación</w:t>
+      </w:r>
+    </w:p>
+    <w:p>
+      <w:pPr>
+        <w:pStyle w:val="Normal"/>
+        <w:rPr/>
+      </w:pPr>
+      <w:r>
+        <w:rPr/>
+      </w:r>
+    </w:p>
+    <w:p>
+      <w:pPr>
+        <w:pStyle w:val="Normal"/>
+        <w:rPr/>
+      </w:pPr>
+      <w:r>
+        <w:rPr/>
+        <w:t>Exporta una base de datos.</w:t>
+      </w:r>
+    </w:p>
+    <w:tbl>
+      <w:tblPr>
+        <w:tblW w:w="5000" w:type="pct"/>
+        <w:jc w:val="start"/>
+        <w:tblInd w:w="0" w:type="dxa"/>
+        <w:tblLayout w:type="fixed"/>
+        <w:tblCellMar>
+          <w:top w:w="0" w:type="dxa"/>
+          <w:start w:w="0" w:type="dxa"/>
+          <w:bottom w:w="0" w:type="dxa"/>
+          <w:end w:w="0" w:type="dxa"/>
+        </w:tblCellMar>
+      </w:tblPr>
+      <w:tblGrid>
+        <w:gridCol w:w="9638"/>
+      </w:tblGrid>
+      <w:tr>
+        <w:trPr/>
+        <w:tc>
+          <w:tcPr>
+            <w:tcW w:w="9638" w:type="dxa"/>
+            <w:tcBorders/>
+            <w:shd w:fill="1C1C1C" w:val="clear"/>
+          </w:tcPr>
+          <w:p>
+            <w:pPr>
+              <w:pStyle w:val="Normal"/>
+              <w:rPr/>
+            </w:pPr>
+            <w:r>
+              <w:rPr/>
+              <w:t>mysqldump -u root -p mibase &gt; backup.sql</w:t>
+            </w:r>
+          </w:p>
+        </w:tc>
+      </w:tr>
+    </w:tbl>
+    <w:p>
+      <w:pPr>
+        <w:pStyle w:val="Normal"/>
+        <w:rPr/>
+      </w:pPr>
+      <w:r>
+        <w:rPr/>
+        <w:br/>
+        <w:t>Importa un dump SQL.</w:t>
+      </w:r>
+    </w:p>
+    <w:tbl>
+      <w:tblPr>
+        <w:tblW w:w="5000" w:type="pct"/>
+        <w:jc w:val="start"/>
+        <w:tblInd w:w="0" w:type="dxa"/>
+        <w:tblLayout w:type="fixed"/>
+        <w:tblCellMar>
+          <w:top w:w="0" w:type="dxa"/>
+          <w:start w:w="0" w:type="dxa"/>
+          <w:bottom w:w="0" w:type="dxa"/>
+          <w:end w:w="0" w:type="dxa"/>
+        </w:tblCellMar>
+      </w:tblPr>
+      <w:tblGrid>
+        <w:gridCol w:w="9638"/>
+      </w:tblGrid>
+      <w:tr>
+        <w:trPr/>
+        <w:tc>
+          <w:tcPr>
+            <w:tcW w:w="9638" w:type="dxa"/>
+            <w:tcBorders/>
+            <w:shd w:fill="1C1C1C" w:val="clear"/>
+          </w:tcPr>
+          <w:p>
+            <w:pPr>
+              <w:pStyle w:val="Normal"/>
+              <w:rPr/>
+            </w:pPr>
+            <w:r>
+              <w:rPr/>
+              <w:t>mysql -u root -p mibase &lt; backup.sql</w:t>
+            </w:r>
+          </w:p>
+        </w:tc>
+      </w:tr>
+    </w:tbl>
+    <w:p>
+      <w:pPr>
+        <w:pStyle w:val="Normal"/>
+        <w:rPr/>
+      </w:pPr>
+      <w:r>
+        <w:rPr/>
+        <w:br/>
+        <w:t>Backup completo del servidor.</w:t>
+      </w:r>
+    </w:p>
+    <w:tbl>
+      <w:tblPr>
+        <w:tblW w:w="5000" w:type="pct"/>
+        <w:jc w:val="start"/>
+        <w:tblInd w:w="0" w:type="dxa"/>
+        <w:tblLayout w:type="fixed"/>
+        <w:tblCellMar>
+          <w:top w:w="0" w:type="dxa"/>
+          <w:start w:w="0" w:type="dxa"/>
+          <w:bottom w:w="0" w:type="dxa"/>
+          <w:end w:w="0" w:type="dxa"/>
+        </w:tblCellMar>
+      </w:tblPr>
+      <w:tblGrid>
+        <w:gridCol w:w="9638"/>
+      </w:tblGrid>
+      <w:tr>
+        <w:trPr/>
+        <w:tc>
+          <w:tcPr>
+            <w:tcW w:w="9638" w:type="dxa"/>
+            <w:tcBorders/>
+            <w:shd w:fill="1C1C1C" w:val="clear"/>
+          </w:tcPr>
+          <w:p>
+            <w:pPr>
+              <w:pStyle w:val="Normal"/>
+              <w:rPr/>
+            </w:pPr>
+            <w:r>
+              <w:rPr/>
+              <w:t>mysqldump -u root -p --all-databases &gt; fullbackup.sql</w:t>
+            </w:r>
+          </w:p>
+        </w:tc>
+      </w:tr>
+    </w:tbl>
+    <w:p>
+      <w:pPr>
+        <w:pStyle w:val="Normal"/>
+        <w:rPr/>
+      </w:pPr>
+      <w:r>
+        <w:rPr/>
+      </w:r>
+    </w:p>
+    <w:p>
+      <w:pPr>
+        <w:pStyle w:val="Heading3"/>
+        <w:numPr>
+          <w:ilvl w:val="2"/>
+          <w:numId w:val="1"/>
+        </w:numPr>
+        <w:ind w:hanging="0" w:start="0"/>
+        <w:rPr/>
+      </w:pPr>
+      <w:bookmarkStart w:id="24" w:name="__RefHeading___Toc784_4253664932"/>
+      <w:bookmarkEnd w:id="24"/>
+      <w:r>
+        <w:rPr/>
+        <w:t>Logs y depuración</w:t>
+      </w:r>
+    </w:p>
+    <w:p>
+      <w:pPr>
+        <w:pStyle w:val="Normal"/>
+        <w:rPr/>
+      </w:pPr>
+      <w:r>
+        <w:rPr/>
+      </w:r>
+    </w:p>
+    <w:p>
+      <w:pPr>
+        <w:pStyle w:val="Normal"/>
+        <w:rPr/>
+      </w:pPr>
+      <w:r>
+        <w:rPr/>
+        <w:t>Logs en tiempo real de MariaDB.</w:t>
+      </w:r>
+    </w:p>
+    <w:tbl>
+      <w:tblPr>
+        <w:tblW w:w="5000" w:type="pct"/>
+        <w:jc w:val="start"/>
+        <w:tblInd w:w="0" w:type="dxa"/>
+        <w:tblLayout w:type="fixed"/>
+        <w:tblCellMar>
+          <w:top w:w="0" w:type="dxa"/>
+          <w:start w:w="0" w:type="dxa"/>
+          <w:bottom w:w="0" w:type="dxa"/>
+          <w:end w:w="0" w:type="dxa"/>
+        </w:tblCellMar>
+      </w:tblPr>
+      <w:tblGrid>
+        <w:gridCol w:w="9638"/>
+      </w:tblGrid>
+      <w:tr>
+        <w:trPr/>
+        <w:tc>
+          <w:tcPr>
+            <w:tcW w:w="9638" w:type="dxa"/>
+            <w:tcBorders/>
+            <w:shd w:fill="1C1C1C" w:val="clear"/>
+          </w:tcPr>
+          <w:p>
+            <w:pPr>
+              <w:pStyle w:val="Normal"/>
+              <w:rPr/>
+            </w:pPr>
+            <w:r>
+              <w:rPr/>
+              <w:t>sudo journalctl -u mariadb -f</w:t>
+            </w:r>
+          </w:p>
+        </w:tc>
+      </w:tr>
+    </w:tbl>
+    <w:p>
+      <w:pPr>
+        <w:pStyle w:val="Normal"/>
+        <w:rPr/>
+      </w:pPr>
+      <w:r>
+        <w:rPr/>
+        <w:br/>
+        <w:t>Ver errores del motor SQL.</w:t>
+      </w:r>
+    </w:p>
+    <w:tbl>
+      <w:tblPr>
+        <w:tblW w:w="5000" w:type="pct"/>
+        <w:jc w:val="start"/>
+        <w:tblInd w:w="0" w:type="dxa"/>
+        <w:tblLayout w:type="fixed"/>
+        <w:tblCellMar>
+          <w:top w:w="0" w:type="dxa"/>
+          <w:start w:w="0" w:type="dxa"/>
+          <w:bottom w:w="0" w:type="dxa"/>
+          <w:end w:w="0" w:type="dxa"/>
+        </w:tblCellMar>
+      </w:tblPr>
+      <w:tblGrid>
+        <w:gridCol w:w="9638"/>
+      </w:tblGrid>
+      <w:tr>
+        <w:trPr/>
+        <w:tc>
+          <w:tcPr>
+            <w:tcW w:w="9638" w:type="dxa"/>
+            <w:tcBorders/>
+            <w:shd w:fill="1C1C1C" w:val="clear"/>
+          </w:tcPr>
+          <w:p>
+            <w:pPr>
+              <w:pStyle w:val="Normal"/>
+              <w:rPr/>
+            </w:pPr>
+            <w:r>
+              <w:rPr/>
+              <w:t>sudo tail -f /var/log/mysql/error.log</w:t>
+            </w:r>
+          </w:p>
+        </w:tc>
+      </w:tr>
+    </w:tbl>
+    <w:p>
+      <w:pPr>
+        <w:pStyle w:val="Normal"/>
+        <w:rPr/>
+      </w:pPr>
+      <w:r>
+        <w:rPr/>
+        <w:br/>
+        <w:t>Comprueba si MariaDB responde.</w:t>
+      </w:r>
+    </w:p>
+    <w:tbl>
+      <w:tblPr>
+        <w:tblW w:w="5000" w:type="pct"/>
+        <w:jc w:val="start"/>
+        <w:tblInd w:w="0" w:type="dxa"/>
+        <w:tblLayout w:type="fixed"/>
+        <w:tblCellMar>
+          <w:top w:w="0" w:type="dxa"/>
+          <w:start w:w="0" w:type="dxa"/>
+          <w:bottom w:w="0" w:type="dxa"/>
+          <w:end w:w="0" w:type="dxa"/>
+        </w:tblCellMar>
+      </w:tblPr>
+      <w:tblGrid>
+        <w:gridCol w:w="9638"/>
+      </w:tblGrid>
+      <w:tr>
+        <w:trPr/>
+        <w:tc>
+          <w:tcPr>
+            <w:tcW w:w="9638" w:type="dxa"/>
+            <w:tcBorders/>
+            <w:shd w:fill="1C1C1C" w:val="clear"/>
+          </w:tcPr>
+          <w:p>
+            <w:pPr>
+              <w:pStyle w:val="Normal"/>
+              <w:rPr/>
+            </w:pPr>
+            <w:r>
+              <w:rPr/>
+              <w:t>mysqladmin -u root -p ping</w:t>
+            </w:r>
+          </w:p>
+        </w:tc>
+      </w:tr>
+    </w:tbl>
+    <w:p>
+      <w:pPr>
+        <w:pStyle w:val="Normal"/>
+        <w:rPr/>
+      </w:pPr>
+      <w:r>
+        <w:rPr/>
+      </w:r>
+    </w:p>
+    <w:p>
+      <w:pPr>
+        <w:pStyle w:val="Heading3"/>
+        <w:numPr>
+          <w:ilvl w:val="2"/>
+          <w:numId w:val="1"/>
+        </w:numPr>
+        <w:ind w:hanging="0" w:start="0"/>
+        <w:rPr/>
+      </w:pPr>
+      <w:bookmarkStart w:id="25" w:name="__RefHeading___Toc786_4253664932"/>
+      <w:bookmarkEnd w:id="25"/>
+      <w:r>
+        <w:rPr/>
+        <w:t>Red y puertos</w:t>
+      </w:r>
+    </w:p>
+    <w:p>
+      <w:pPr>
+        <w:pStyle w:val="Normal"/>
+        <w:rPr/>
+      </w:pPr>
+      <w:r>
+        <w:rPr/>
+        <w:br/>
+        <w:t>Comprueba si MariaDB escucha en el puerto 3306.</w:t>
+      </w:r>
+    </w:p>
+    <w:tbl>
+      <w:tblPr>
+        <w:tblW w:w="5000" w:type="pct"/>
+        <w:jc w:val="start"/>
+        <w:tblInd w:w="0" w:type="dxa"/>
+        <w:tblLayout w:type="fixed"/>
+        <w:tblCellMar>
+          <w:top w:w="0" w:type="dxa"/>
+          <w:start w:w="0" w:type="dxa"/>
+          <w:bottom w:w="0" w:type="dxa"/>
+          <w:end w:w="0" w:type="dxa"/>
+        </w:tblCellMar>
+      </w:tblPr>
+      <w:tblGrid>
+        <w:gridCol w:w="9638"/>
+      </w:tblGrid>
+      <w:tr>
+        <w:trPr/>
+        <w:tc>
+          <w:tcPr>
+            <w:tcW w:w="9638" w:type="dxa"/>
+            <w:tcBorders/>
+            <w:shd w:fill="1C1C1C" w:val="clear"/>
+          </w:tcPr>
+          <w:p>
+            <w:pPr>
+              <w:pStyle w:val="Normal"/>
+              <w:rPr/>
+            </w:pPr>
+            <w:r>
+              <w:rPr/>
+              <w:t>sudo ss -tulpn | grep 3306</w:t>
+            </w:r>
+          </w:p>
+        </w:tc>
+      </w:tr>
+    </w:tbl>
+    <w:p>
+      <w:pPr>
+        <w:pStyle w:val="Normal"/>
+        <w:rPr/>
+      </w:pPr>
+      <w:r>
+        <w:rPr/>
+        <w:br/>
+        <w:t>Muestra el proceso usando el puerto SQL.</w:t>
+      </w:r>
+    </w:p>
+    <w:tbl>
+      <w:tblPr>
+        <w:tblW w:w="5000" w:type="pct"/>
+        <w:jc w:val="start"/>
+        <w:tblInd w:w="0" w:type="dxa"/>
+        <w:tblLayout w:type="fixed"/>
+        <w:tblCellMar>
+          <w:top w:w="0" w:type="dxa"/>
+          <w:start w:w="0" w:type="dxa"/>
+          <w:bottom w:w="0" w:type="dxa"/>
+          <w:end w:w="0" w:type="dxa"/>
+        </w:tblCellMar>
+      </w:tblPr>
+      <w:tblGrid>
+        <w:gridCol w:w="9638"/>
+      </w:tblGrid>
+      <w:tr>
+        <w:trPr/>
+        <w:tc>
+          <w:tcPr>
+            <w:tcW w:w="9638" w:type="dxa"/>
+            <w:tcBorders/>
+            <w:shd w:fill="1C1C1C" w:val="clear"/>
+          </w:tcPr>
+          <w:p>
+            <w:pPr>
+              <w:pStyle w:val="Normal"/>
+              <w:rPr/>
+            </w:pPr>
+            <w:r>
+              <w:rPr/>
+              <w:t>sudo lsof -i :3306</w:t>
+            </w:r>
+          </w:p>
+        </w:tc>
+      </w:tr>
+    </w:tbl>
+    <w:p>
+      <w:pPr>
+        <w:pStyle w:val="Normal"/>
+        <w:rPr/>
+      </w:pPr>
+      <w:r>
+        <w:rPr/>
+      </w:r>
+    </w:p>
+    <w:p>
+      <w:pPr>
+        <w:pStyle w:val="Heading3"/>
+        <w:widowControl/>
+        <w:numPr>
+          <w:ilvl w:val="0"/>
+          <w:numId w:val="0"/>
+        </w:numPr>
+        <w:suppressAutoHyphens w:val="true"/>
+        <w:jc w:val="start"/>
+        <w:rPr/>
+      </w:pPr>
+      <w:r>
+        <w:rPr/>
+      </w:r>
+      <w:r>
+        <w:br w:type="page"/>
+      </w:r>
+    </w:p>
+    <w:p>
+      <w:pPr>
+        <w:pStyle w:val="Heading3"/>
+        <w:numPr>
+          <w:ilvl w:val="2"/>
+          <w:numId w:val="1"/>
+        </w:numPr>
+        <w:ind w:hanging="0" w:start="0"/>
+        <w:rPr/>
+      </w:pPr>
+      <w:bookmarkStart w:id="26" w:name="__RefHeading___Toc788_4253664932"/>
+      <w:bookmarkEnd w:id="26"/>
+      <w:r>
+        <w:rPr/>
+        <w:t>Rendimiento y almacenamiento</w:t>
+      </w:r>
+    </w:p>
+    <w:p>
+      <w:pPr>
+        <w:pStyle w:val="Normal"/>
+        <w:rPr/>
+      </w:pPr>
+      <w:r>
+        <w:rPr/>
+        <w:br/>
+        <w:t>Muestra el máximo de conexiones permitidas.</w:t>
+      </w:r>
+    </w:p>
+    <w:tbl>
+      <w:tblPr>
+        <w:tblW w:w="5000" w:type="pct"/>
+        <w:jc w:val="start"/>
+        <w:tblInd w:w="0" w:type="dxa"/>
+        <w:tblLayout w:type="fixed"/>
+        <w:tblCellMar>
+          <w:top w:w="0" w:type="dxa"/>
+          <w:start w:w="0" w:type="dxa"/>
+          <w:bottom w:w="0" w:type="dxa"/>
+          <w:end w:w="0" w:type="dxa"/>
+        </w:tblCellMar>
+      </w:tblPr>
+      <w:tblGrid>
+        <w:gridCol w:w="9638"/>
+      </w:tblGrid>
+      <w:tr>
+        <w:trPr/>
+        <w:tc>
+          <w:tcPr>
+            <w:tcW w:w="9638" w:type="dxa"/>
+            <w:tcBorders/>
+            <w:shd w:fill="1C1C1C" w:val="clear"/>
+          </w:tcPr>
+          <w:p>
+            <w:pPr>
+              <w:pStyle w:val="Normal"/>
+              <w:rPr/>
+            </w:pPr>
+            <w:r>
+              <w:rPr/>
+              <w:t>SHOW VARIABLES LIKE 'max_connections';</w:t>
+            </w:r>
+          </w:p>
+        </w:tc>
+      </w:tr>
+    </w:tbl>
+    <w:p>
+      <w:pPr>
+        <w:pStyle w:val="Normal"/>
+        <w:rPr/>
+      </w:pPr>
+      <w:r>
+        <w:rPr/>
+        <w:br/>
+        <w:t>Número de conexiones activas.</w:t>
+      </w:r>
+    </w:p>
+    <w:tbl>
+      <w:tblPr>
+        <w:tblW w:w="5000" w:type="pct"/>
+        <w:jc w:val="start"/>
+        <w:tblInd w:w="0" w:type="dxa"/>
+        <w:tblLayout w:type="fixed"/>
+        <w:tblCellMar>
+          <w:top w:w="0" w:type="dxa"/>
+          <w:start w:w="0" w:type="dxa"/>
+          <w:bottom w:w="0" w:type="dxa"/>
+          <w:end w:w="0" w:type="dxa"/>
+        </w:tblCellMar>
+      </w:tblPr>
+      <w:tblGrid>
+        <w:gridCol w:w="9638"/>
+      </w:tblGrid>
+      <w:tr>
+        <w:trPr/>
+        <w:tc>
+          <w:tcPr>
+            <w:tcW w:w="9638" w:type="dxa"/>
+            <w:tcBorders/>
+            <w:shd w:fill="1C1C1C" w:val="clear"/>
+          </w:tcPr>
+          <w:p>
+            <w:pPr>
+              <w:pStyle w:val="Normal"/>
+              <w:rPr/>
+            </w:pPr>
+            <w:r>
+              <w:rPr/>
+              <w:t>SHOW STATUS LIKE 'Threads_connected';</w:t>
+            </w:r>
+          </w:p>
+        </w:tc>
+      </w:tr>
+    </w:tbl>
+    <w:p>
+      <w:pPr>
+        <w:pStyle w:val="Normal"/>
+        <w:rPr/>
+      </w:pPr>
+      <w:r>
+        <w:rPr/>
+        <w:br/>
+        <w:t>Muestra el tamaño de cada base de datos.</w:t>
+      </w:r>
+    </w:p>
+    <w:tbl>
+      <w:tblPr>
+        <w:tblW w:w="5000" w:type="pct"/>
+        <w:jc w:val="start"/>
+        <w:tblInd w:w="0" w:type="dxa"/>
+        <w:tblLayout w:type="fixed"/>
+        <w:tblCellMar>
+          <w:top w:w="0" w:type="dxa"/>
+          <w:start w:w="0" w:type="dxa"/>
+          <w:bottom w:w="0" w:type="dxa"/>
+          <w:end w:w="0" w:type="dxa"/>
+        </w:tblCellMar>
+      </w:tblPr>
+      <w:tblGrid>
+        <w:gridCol w:w="9638"/>
+      </w:tblGrid>
+      <w:tr>
+        <w:trPr/>
+        <w:tc>
+          <w:tcPr>
+            <w:tcW w:w="9638" w:type="dxa"/>
+            <w:tcBorders/>
+            <w:shd w:fill="1C1C1C" w:val="clear"/>
+          </w:tcPr>
+          <w:p>
+            <w:pPr>
+              <w:pStyle w:val="Normal"/>
+              <w:rPr/>
+            </w:pPr>
+            <w:r>
+              <w:rPr/>
+              <w:t>SELECT table_schema "DB",ROUND(SUM(data_length + index_length)/1024/1024,2) "MB"FROM information_schema.tablesGROUP BY table_schema;</w:t>
+            </w:r>
+          </w:p>
+        </w:tc>
+      </w:tr>
+    </w:tbl>
+    <w:p>
+      <w:pPr>
+        <w:pStyle w:val="Normal"/>
+        <w:rPr/>
+      </w:pPr>
+      <w:r>
+        <w:rPr/>
+        <w:br/>
+        <w:t>Optimiza una tabla y reorganiza índices.</w:t>
+      </w:r>
+    </w:p>
+    <w:tbl>
+      <w:tblPr>
+        <w:tblW w:w="5000" w:type="pct"/>
+        <w:jc w:val="start"/>
+        <w:tblInd w:w="0" w:type="dxa"/>
+        <w:tblLayout w:type="fixed"/>
+        <w:tblCellMar>
+          <w:top w:w="0" w:type="dxa"/>
+          <w:start w:w="0" w:type="dxa"/>
+          <w:bottom w:w="0" w:type="dxa"/>
+          <w:end w:w="0" w:type="dxa"/>
+        </w:tblCellMar>
+      </w:tblPr>
+      <w:tblGrid>
+        <w:gridCol w:w="9638"/>
+      </w:tblGrid>
+      <w:tr>
+        <w:trPr/>
+        <w:tc>
+          <w:tcPr>
+            <w:tcW w:w="9638" w:type="dxa"/>
+            <w:tcBorders/>
+            <w:shd w:fill="1C1C1C" w:val="clear"/>
+          </w:tcPr>
+          <w:p>
+            <w:pPr>
+              <w:pStyle w:val="Normal"/>
+              <w:rPr/>
+            </w:pPr>
+            <w:r>
+              <w:rPr/>
+              <w:t>OPTIMIZE TABLE usuarios;</w:t>
+            </w:r>
+          </w:p>
+        </w:tc>
+      </w:tr>
+    </w:tbl>
+    <w:p>
+      <w:pPr>
+        <w:pStyle w:val="Normal"/>
+        <w:rPr/>
+      </w:pPr>
+      <w:r>
+        <w:rPr/>
+      </w:r>
+      <w:r>
+        <w:br w:type="page"/>
+      </w:r>
+    </w:p>
+    <w:p>
+      <w:pPr>
+        <w:pStyle w:val="Heading1"/>
+        <w:numPr>
+          <w:ilvl w:val="0"/>
+          <w:numId w:val="2"/>
+        </w:numPr>
+        <w:spacing w:before="0" w:after="120"/>
+        <w:ind w:hanging="0" w:start="0"/>
+        <w:rPr/>
+      </w:pPr>
+      <w:bookmarkStart w:id="27" w:name="__RefHeading___Toc1542_19254603"/>
+      <w:bookmarkEnd w:id="27"/>
+      <w:r>
+        <w:rPr/>
+        <w:t>Bibliografía</w:t>
+      </w:r>
+    </w:p>
+    <w:p>
+      <w:pPr>
+        <w:pStyle w:val="BodyText"/>
+        <w:numPr>
+          <w:ilvl w:val="0"/>
+          <w:numId w:val="3"/>
+        </w:numPr>
+        <w:tabs>
+          <w:tab w:val="clear" w:pos="709"/>
+          <w:tab w:val="left" w:pos="0" w:leader="none"/>
+        </w:tabs>
+        <w:rPr/>
+      </w:pPr>
+      <w:hyperlink r:id="rId4">
+        <w:r>
+          <w:rPr>
+            <w:rStyle w:val="Hyperlink"/>
+          </w:rPr>
+          <w:t>D&amp;D Beyond</w:t>
+        </w:r>
+      </w:hyperlink>
+      <w:r>
+        <w:rPr/>
+        <w:br/>
+        <w:t xml:space="preserve">D&amp;D Beyond. (s. f.). </w:t>
+      </w:r>
+      <w:r>
+        <w:rPr>
+          <w:rStyle w:val="Emphasis"/>
+        </w:rPr>
+        <w:t>D&amp;D Beyond</w:t>
+      </w:r>
+      <w:r>
+        <w:rPr/>
+        <w:t xml:space="preserve">. </w:t>
+      </w:r>
+      <w:hyperlink r:id="rId5">
+        <w:r>
+          <w:rPr>
+            <w:rStyle w:val="Hyperlink"/>
+          </w:rPr>
+          <w:t>https://www.dndbeyond.com/</w:t>
+        </w:r>
+      </w:hyperlink>
+    </w:p>
+    <w:p>
+      <w:pPr>
+        <w:pStyle w:val="BodyText"/>
+        <w:numPr>
+          <w:ilvl w:val="0"/>
+          <w:numId w:val="3"/>
+        </w:numPr>
+        <w:tabs>
+          <w:tab w:val="clear" w:pos="709"/>
+          <w:tab w:val="left" w:pos="0" w:leader="none"/>
+        </w:tabs>
+        <w:rPr/>
+      </w:pPr>
+      <w:hyperlink r:id="rId6">
+        <w:r>
+          <w:rPr>
+            <w:rStyle w:val="Hyperlink"/>
+          </w:rPr>
+          <w:t>Manuales de usuario de Debian</w:t>
+        </w:r>
+      </w:hyperlink>
+      <w:r>
+        <w:rPr/>
+        <w:br/>
+        <w:t xml:space="preserve">Debian Project. (s. f.). </w:t>
+      </w:r>
+      <w:r>
+        <w:rPr>
+          <w:rStyle w:val="Emphasis"/>
+        </w:rPr>
+        <w:t>Manuales de usuario de Debian</w:t>
+      </w:r>
+      <w:r>
+        <w:rPr/>
+        <w:t xml:space="preserve">. </w:t>
+      </w:r>
+      <w:hyperlink r:id="rId7">
+        <w:r>
+          <w:rPr>
+            <w:rStyle w:val="Hyperlink"/>
+          </w:rPr>
+          <w:t>https://www.debian.org/doc/user-manuals.es.html</w:t>
+        </w:r>
+      </w:hyperlink>
+    </w:p>
+    <w:p>
+      <w:pPr>
+        <w:pStyle w:val="BodyText"/>
+        <w:numPr>
+          <w:ilvl w:val="0"/>
+          <w:numId w:val="3"/>
+        </w:numPr>
+        <w:tabs>
+          <w:tab w:val="clear" w:pos="709"/>
+          <w:tab w:val="left" w:pos="0" w:leader="none"/>
+        </w:tabs>
+        <w:rPr/>
+      </w:pPr>
+      <w:hyperlink r:id="rId8">
+        <w:r>
+          <w:rPr>
+            <w:rStyle w:val="Hyperlink"/>
+          </w:rPr>
+          <w:t>Apache HTTP Server Documentation 2.4</w:t>
+        </w:r>
+      </w:hyperlink>
+      <w:r>
+        <w:rPr/>
+        <w:br/>
+        <w:t xml:space="preserve">Apache Software Foundation. (s. f.). </w:t>
+      </w:r>
+      <w:r>
+        <w:rPr>
+          <w:rStyle w:val="Emphasis"/>
+        </w:rPr>
+        <w:t>Documentación de Apache HTTP Server versión 2.4</w:t>
+      </w:r>
+      <w:r>
+        <w:rPr/>
+        <w:t xml:space="preserve">. </w:t>
+      </w:r>
+      <w:hyperlink r:id="rId9">
+        <w:r>
+          <w:rPr>
+            <w:rStyle w:val="Hyperlink"/>
+          </w:rPr>
+          <w:t>https://httpd.apache.org/docs/2.4/es/</w:t>
+        </w:r>
+      </w:hyperlink>
+    </w:p>
+    <w:p>
+      <w:pPr>
+        <w:pStyle w:val="BodyText"/>
+        <w:numPr>
+          <w:ilvl w:val="0"/>
+          <w:numId w:val="3"/>
+        </w:numPr>
+        <w:tabs>
+          <w:tab w:val="clear" w:pos="709"/>
+          <w:tab w:val="left" w:pos="0" w:leader="none"/>
+        </w:tabs>
+        <w:rPr/>
+      </w:pPr>
+      <w:hyperlink r:id="rId10">
+        <w:r>
+          <w:rPr>
+            <w:rStyle w:val="Hyperlink"/>
+          </w:rPr>
+          <w:t>MariaDB Server Documentation</w:t>
+        </w:r>
+      </w:hyperlink>
+      <w:r>
+        <w:rPr/>
+        <w:br/>
+        <w:t xml:space="preserve">MariaDB Foundation. (s. f.). </w:t>
+      </w:r>
+      <w:r>
+        <w:rPr>
+          <w:rStyle w:val="Emphasis"/>
+        </w:rPr>
+        <w:t>MariaDB Server Documentation</w:t>
+      </w:r>
+      <w:r>
+        <w:rPr/>
+        <w:t xml:space="preserve">. </w:t>
+      </w:r>
+      <w:hyperlink r:id="rId11">
+        <w:r>
+          <w:rPr>
+            <w:rStyle w:val="Hyperlink"/>
+          </w:rPr>
+          <w:t>https://mariadb.com/docs/server/</w:t>
+        </w:r>
+      </w:hyperlink>
+    </w:p>
+    <w:p>
+      <w:pPr>
+        <w:pStyle w:val="BodyText"/>
+        <w:numPr>
+          <w:ilvl w:val="0"/>
+          <w:numId w:val="3"/>
+        </w:numPr>
+        <w:tabs>
+          <w:tab w:val="clear" w:pos="709"/>
+          <w:tab w:val="left" w:pos="0" w:leader="none"/>
+        </w:tabs>
+        <w:rPr/>
+      </w:pPr>
+      <w:hyperlink r:id="rId12">
+        <w:r>
+          <w:rPr>
+            <w:rStyle w:val="Hyperlink"/>
+          </w:rPr>
+          <w:t>WireGuard Quick Start Guide</w:t>
+        </w:r>
+      </w:hyperlink>
+      <w:r>
+        <w:rPr/>
+        <w:br/>
+        <w:t xml:space="preserve">WireGuard. (s. f.). </w:t>
+      </w:r>
+      <w:r>
+        <w:rPr>
+          <w:rStyle w:val="Emphasis"/>
+        </w:rPr>
+        <w:t>WireGuard quick start guide</w:t>
+      </w:r>
+      <w:r>
+        <w:rPr/>
+        <w:t xml:space="preserve">. </w:t>
+      </w:r>
+      <w:r>
+        <w:fldChar w:fldCharType="begin"/>
+      </w:r>
+      <w:r>
+        <w:rPr>
+          <w:rStyle w:val="Hyperlink"/>
+        </w:rPr>
+        <w:instrText xml:space="preserve"> HYPERLINK "https://www.wireguard.com/quickstart/" \l "command-line-interface"</w:instrText>
+      </w:r>
+      <w:r>
+        <w:rPr>
+          <w:rStyle w:val="Hyperlink"/>
+        </w:rPr>
+        <w:fldChar w:fldCharType="separate"/>
+      </w:r>
+      <w:r>
+        <w:rPr>
+          <w:rStyle w:val="Hyperlink"/>
+        </w:rPr>
+        <w:t>https://www.wireguard.com/quickstart/#command-line-interface</w:t>
+      </w:r>
+      <w:r>
+        <w:rPr>
+          <w:rStyle w:val="Hyperlink"/>
+        </w:rPr>
+        <w:fldChar w:fldCharType="end"/>
+      </w:r>
+    </w:p>
+    <w:p>
+      <w:pPr>
+        <w:pStyle w:val="BodyText"/>
+        <w:numPr>
+          <w:ilvl w:val="0"/>
+          <w:numId w:val="3"/>
+        </w:numPr>
+        <w:tabs>
+          <w:tab w:val="clear" w:pos="709"/>
+          <w:tab w:val="left" w:pos="0" w:leader="none"/>
+        </w:tabs>
+        <w:rPr/>
+      </w:pPr>
+      <w:hyperlink r:id="rId13">
+        <w:r>
+          <w:rPr>
+            <w:rStyle w:val="Hyperlink"/>
+          </w:rPr>
+          <w:t>OpenSSL Documentation</w:t>
+        </w:r>
+      </w:hyperlink>
+      <w:r>
+        <w:rPr/>
+        <w:br/>
+        <w:t xml:space="preserve">OpenSSL Project. (s. f.). </w:t>
+      </w:r>
+      <w:r>
+        <w:rPr>
+          <w:rStyle w:val="Emphasis"/>
+        </w:rPr>
+        <w:t>OpenSSL guide introduction</w:t>
+      </w:r>
+      <w:r>
+        <w:rPr/>
+        <w:t xml:space="preserve">. </w:t>
+      </w:r>
+      <w:hyperlink r:id="rId14">
+        <w:r>
+          <w:rPr>
+            <w:rStyle w:val="Hyperlink"/>
+          </w:rPr>
+          <w:t>https://docs.openssl.org/master/man7/ossl-guide-introduction/</w:t>
+        </w:r>
+      </w:hyperlink>
+    </w:p>
+    <w:p>
+      <w:pPr>
+        <w:pStyle w:val="BodyText"/>
+        <w:numPr>
+          <w:ilvl w:val="0"/>
+          <w:numId w:val="3"/>
+        </w:numPr>
+        <w:tabs>
+          <w:tab w:val="clear" w:pos="709"/>
+          <w:tab w:val="left" w:pos="0" w:leader="none"/>
+        </w:tabs>
+        <w:rPr/>
+      </w:pPr>
+      <w:hyperlink r:id="rId15">
+        <w:r>
+          <w:rPr>
+            <w:rStyle w:val="Hyperlink"/>
+          </w:rPr>
+          <w:t>PHP Manual</w:t>
+        </w:r>
+      </w:hyperlink>
+      <w:r>
+        <w:rPr/>
+        <w:br/>
+        <w:t xml:space="preserve">PHP Documentation Group. (s. f.). </w:t>
+      </w:r>
+      <w:r>
+        <w:rPr>
+          <w:rStyle w:val="Emphasis"/>
+        </w:rPr>
+        <w:t>PHP manual</w:t>
+      </w:r>
+      <w:r>
+        <w:rPr/>
+        <w:t xml:space="preserve">. </w:t>
+      </w:r>
+      <w:hyperlink r:id="rId16">
+        <w:r>
+          <w:rPr>
+            <w:rStyle w:val="Hyperlink"/>
+          </w:rPr>
+          <w:t>https://www.php.net/manual/en/index.php</w:t>
+        </w:r>
+      </w:hyperlink>
+    </w:p>
+    <w:p>
+      <w:pPr>
+        <w:pStyle w:val="BodyText"/>
+        <w:numPr>
+          <w:ilvl w:val="0"/>
+          <w:numId w:val="3"/>
+        </w:numPr>
+        <w:tabs>
+          <w:tab w:val="clear" w:pos="709"/>
+          <w:tab w:val="left" w:pos="0" w:leader="none"/>
+        </w:tabs>
+        <w:rPr/>
+      </w:pPr>
+      <w:hyperlink r:id="rId17">
+        <w:r>
+          <w:rPr>
+            <w:rStyle w:val="Hyperlink"/>
+          </w:rPr>
+          <w:t>W3Schools HTML Tutorial</w:t>
+        </w:r>
+      </w:hyperlink>
+      <w:r>
+        <w:rPr/>
+        <w:br/>
+        <w:t xml:space="preserve">W3Schools. (s. f.). </w:t>
+      </w:r>
+      <w:r>
+        <w:rPr>
+          <w:rStyle w:val="Emphasis"/>
+        </w:rPr>
+        <w:t>HTML tutorial</w:t>
+      </w:r>
+      <w:r>
+        <w:rPr/>
+        <w:t xml:space="preserve">. </w:t>
+      </w:r>
+      <w:hyperlink r:id="rId18">
+        <w:r>
+          <w:rPr>
+            <w:rStyle w:val="Hyperlink"/>
+          </w:rPr>
+          <w:t>https://www.w3schools.com/Html/</w:t>
+        </w:r>
+      </w:hyperlink>
+    </w:p>
+    <w:p>
+      <w:pPr>
+        <w:pStyle w:val="BodyText"/>
+        <w:numPr>
+          <w:ilvl w:val="0"/>
+          <w:numId w:val="3"/>
+        </w:numPr>
+        <w:tabs>
+          <w:tab w:val="clear" w:pos="709"/>
+          <w:tab w:val="left" w:pos="0" w:leader="none"/>
+        </w:tabs>
+        <w:rPr/>
+      </w:pPr>
+      <w:hyperlink r:id="rId19">
+        <w:r>
+          <w:rPr>
+            <w:rStyle w:val="Hyperlink"/>
+          </w:rPr>
+          <w:t>W3Schools CSS Tutorial</w:t>
+        </w:r>
+      </w:hyperlink>
+      <w:r>
+        <w:rPr/>
+        <w:br/>
+        <w:t xml:space="preserve">W3Schools. (s. f.). </w:t>
+      </w:r>
+      <w:r>
+        <w:rPr>
+          <w:rStyle w:val="Emphasis"/>
+        </w:rPr>
+        <w:t>CSS tutorial</w:t>
+      </w:r>
+      <w:r>
+        <w:rPr/>
+        <w:t xml:space="preserve">. </w:t>
+      </w:r>
+      <w:hyperlink r:id="rId20">
+        <w:r>
+          <w:rPr>
+            <w:rStyle w:val="Hyperlink"/>
+          </w:rPr>
+          <w:t>https://www.w3schools.com/css/default.asp</w:t>
+        </w:r>
+      </w:hyperlink>
+    </w:p>
+    <w:p>
+      <w:pPr>
+        <w:pStyle w:val="BodyText"/>
+        <w:widowControl/>
+        <w:numPr>
+          <w:ilvl w:val="0"/>
+          <w:numId w:val="3"/>
+        </w:numPr>
+        <w:tabs>
+          <w:tab w:val="clear" w:pos="709"/>
+          <w:tab w:val="left" w:pos="0" w:leader="none"/>
+        </w:tabs>
+        <w:suppressAutoHyphens w:val="true"/>
+        <w:overflowPunct w:val="false"/>
+        <w:bidi w:val="0"/>
+        <w:spacing w:lineRule="auto" w:line="276" w:before="0" w:after="140"/>
+        <w:jc w:val="start"/>
+        <w:rPr/>
+      </w:pPr>
+      <w:hyperlink r:id="rId21">
+        <w:r>
+          <w:rPr>
+            <w:rStyle w:val="Hyperlink"/>
+          </w:rPr>
+          <w:t>W3Schools JavaScript Tutorial</w:t>
+        </w:r>
+      </w:hyperlink>
+      <w:r>
+        <w:rPr/>
+        <w:br/>
+        <w:t xml:space="preserve">W3Schools. (s. f.). </w:t>
+      </w:r>
+      <w:r>
+        <w:rPr>
+          <w:rStyle w:val="Emphasis"/>
+        </w:rPr>
+        <w:t>JavaScript tutorial</w:t>
+      </w:r>
+      <w:r>
+        <w:rPr/>
+        <w:t xml:space="preserve">. </w:t>
+      </w:r>
+      <w:hyperlink r:id="rId22">
+        <w:r>
+          <w:rPr>
+            <w:rStyle w:val="Hyperlink"/>
+          </w:rPr>
+          <w:t>https://www.w3schools.com/js/default.asp</w:t>
+        </w:r>
+      </w:hyperlink>
+    </w:p>
+    <w:p>
+      <w:pPr>
+        <w:pStyle w:val="BodyText"/>
+        <w:widowControl/>
+        <w:numPr>
+          <w:ilvl w:val="0"/>
+          <w:numId w:val="3"/>
+        </w:numPr>
+        <w:tabs>
+          <w:tab w:val="clear" w:pos="709"/>
+          <w:tab w:val="left" w:pos="0" w:leader="none"/>
+        </w:tabs>
+        <w:suppressAutoHyphens w:val="true"/>
+        <w:overflowPunct w:val="false"/>
+        <w:bidi w:val="0"/>
+        <w:spacing w:lineRule="auto" w:line="276" w:before="0" w:after="140"/>
+        <w:jc w:val="start"/>
+        <w:rPr/>
+      </w:pPr>
+      <w:hyperlink r:id="rId23">
+        <w:r>
+          <w:rPr>
+            <w:rStyle w:val="Hyperlink"/>
+          </w:rPr>
+          <w:t>W3Schools MySQL Tutorial</w:t>
+        </w:r>
+      </w:hyperlink>
+      <w:r>
+        <w:rPr/>
+        <w:br/>
+        <w:t xml:space="preserve">W3Schools. (s. f.). </w:t>
+      </w:r>
+      <w:r>
+        <w:rPr>
+          <w:rStyle w:val="Emphasis"/>
+        </w:rPr>
+        <w:t>MySQL tutorial</w:t>
+      </w:r>
+      <w:r>
+        <w:rPr/>
+        <w:t xml:space="preserve">. </w:t>
+      </w:r>
+      <w:hyperlink r:id="rId24">
+        <w:r>
+          <w:rPr>
+            <w:rStyle w:val="Hyperlink"/>
+          </w:rPr>
+          <w:t>https://www.w3schools.com/mysql/default.asp</w:t>
+        </w:r>
+      </w:hyperlink>
+    </w:p>
+    <w:p>
+      <w:pPr>
+        <w:pStyle w:val="BodyText"/>
+        <w:spacing w:before="0" w:after="140"/>
+        <w:rPr/>
+      </w:pPr>
+      <w:r>
+        <w:rPr/>
+      </w:r>
+      <w:bookmarkStart w:id="28" w:name="__RefHeading___Toc790_4253664932"/>
+      <w:bookmarkStart w:id="29" w:name="__RefHeading___Toc790_4253664932"/>
+      <w:bookmarkEnd w:id="29"/>
     </w:p>
     <w:p>
       <w:pPr>
@@ -255,16 +7878,21 @@
         </w:rPr>
       </w:pPr>
       <w:r>
-        <w:rPr/>
+        <w:rPr>
+          <w:b/>
+          <w:bCs/>
+          <w:sz w:val="52"/>
+          <w:szCs w:val="52"/>
+        </w:rPr>
       </w:r>
     </w:p>
     <w:sectPr>
-      <w:headerReference w:type="even" r:id="rId3"/>
-      <w:headerReference w:type="default" r:id="rId4"/>
-      <w:headerReference w:type="first" r:id="rId5"/>
-      <w:footerReference w:type="even" r:id="rId6"/>
-      <w:footerReference w:type="default" r:id="rId7"/>
-      <w:footerReference w:type="first" r:id="rId8"/>
+      <w:headerReference w:type="even" r:id="rId25"/>
+      <w:headerReference w:type="default" r:id="rId26"/>
+      <w:headerReference w:type="first" r:id="rId27"/>
+      <w:footerReference w:type="even" r:id="rId28"/>
+      <w:footerReference w:type="default" r:id="rId29"/>
+      <w:footerReference w:type="first" r:id="rId30"/>
       <w:type w:val="nextPage"/>
       <w:pgSz w:w="11906" w:h="16838"/>
       <w:pgMar w:left="1134" w:right="1134" w:gutter="0" w:header="1134" w:top="1693" w:footer="1134" w:bottom="1693"/>
@@ -301,7 +7929,7 @@
       <w:jc w:val="center"/>
       <w:rPr/>
     </w:pPr>
-    <w:bookmarkStart w:id="1" w:name="PageNumWizard_FOOTER_Estilo_de_página_pr"/>
+    <w:bookmarkStart w:id="30" w:name="PageNumWizard_FOOTER_Estilo_de_página_pr"/>
     <w:r>
       <w:rPr/>
       <w:fldChar w:fldCharType="begin"/>
@@ -316,13 +7944,13 @@
     </w:r>
     <w:r>
       <w:rPr/>
-      <w:t>4</w:t>
+      <w:t>2</w:t>
     </w:r>
     <w:r>
       <w:rPr/>
       <w:fldChar w:fldCharType="end"/>
     </w:r>
-    <w:bookmarkEnd w:id="1"/>
+    <w:bookmarkEnd w:id="30"/>
   </w:p>
   <w:p>
     <w:pPr>
@@ -333,7 +7961,7 @@
     </w:pPr>
     <w:r>
       <w:rPr/>
-      <w:t>08/04/2026</w:t>
+      <w:t>08/05/2026</w:t>
       <w:tab/>
       <w:tab/>
       <w:t>Daniel Alvarez y Aketza González</w:t>
@@ -386,7 +8014,7 @@
     <w:r>
       <w:rPr/>
       <w:drawing>
-        <wp:anchor distT="0" distB="0" distL="0" distR="0" simplePos="0" relativeHeight="5" behindDoc="1" locked="0" layoutInCell="0" allowOverlap="1">
+        <wp:anchor distT="0" distB="0" distL="0" distR="0" simplePos="0" relativeHeight="18" behindDoc="1" locked="0" layoutInCell="0" allowOverlap="1">
           <wp:simplePos x="0" y="0"/>
           <wp:positionH relativeFrom="column">
             <wp:posOffset>-720090</wp:posOffset>
@@ -465,6 +8093,7 @@
         </w:tabs>
         <w:ind w:start="0" w:hanging="0"/>
       </w:pPr>
+      <w:rPr/>
     </w:lvl>
     <w:lvl w:ilvl="1">
       <w:start w:val="1"/>
@@ -478,6 +8107,7 @@
         </w:tabs>
         <w:ind w:start="0" w:hanging="0"/>
       </w:pPr>
+      <w:rPr/>
     </w:lvl>
     <w:lvl w:ilvl="2">
       <w:start w:val="1"/>
@@ -491,6 +8121,7 @@
         </w:tabs>
         <w:ind w:start="0" w:hanging="0"/>
       </w:pPr>
+      <w:rPr/>
     </w:lvl>
     <w:lvl w:ilvl="3">
       <w:start w:val="1"/>
@@ -504,6 +8135,7 @@
         </w:tabs>
         <w:ind w:start="0" w:hanging="0"/>
       </w:pPr>
+      <w:rPr/>
     </w:lvl>
     <w:lvl w:ilvl="4">
       <w:start w:val="1"/>
@@ -517,6 +8149,7 @@
         </w:tabs>
         <w:ind w:start="0" w:hanging="0"/>
       </w:pPr>
+      <w:rPr/>
     </w:lvl>
     <w:lvl w:ilvl="5">
       <w:start w:val="1"/>
@@ -530,6 +8163,7 @@
         </w:tabs>
         <w:ind w:start="0" w:hanging="0"/>
       </w:pPr>
+      <w:rPr/>
     </w:lvl>
     <w:lvl w:ilvl="6">
       <w:start w:val="1"/>
@@ -543,6 +8177,7 @@
         </w:tabs>
         <w:ind w:start="0" w:hanging="0"/>
       </w:pPr>
+      <w:rPr/>
     </w:lvl>
     <w:lvl w:ilvl="7">
       <w:start w:val="1"/>
@@ -556,6 +8191,7 @@
         </w:tabs>
         <w:ind w:start="0" w:hanging="0"/>
       </w:pPr>
+      <w:rPr/>
     </w:lvl>
     <w:lvl w:ilvl="8">
       <w:start w:val="1"/>
@@ -569,6 +8205,7 @@
         </w:tabs>
         <w:ind w:start="0" w:hanging="0"/>
       </w:pPr>
+      <w:rPr/>
     </w:lvl>
   </w:abstractNum>
   <w:abstractNum w:abstractNumId="2">
@@ -699,11 +8336,255 @@
       <w:rPr/>
     </w:lvl>
   </w:abstractNum>
+  <w:abstractNum w:abstractNumId="3">
+    <w:lvl w:ilvl="0">
+      <w:start w:val="1"/>
+      <w:numFmt w:val="decimal"/>
+      <w:lvlText w:val="%1."/>
+      <w:lvlJc w:val="start"/>
+      <w:pPr>
+        <w:tabs>
+          <w:tab w:val="num" w:pos="720"/>
+        </w:tabs>
+        <w:ind w:start="720" w:hanging="360"/>
+      </w:pPr>
+      <w:rPr/>
+    </w:lvl>
+    <w:lvl w:ilvl="1">
+      <w:start w:val="1"/>
+      <w:numFmt w:val="decimal"/>
+      <w:lvlText w:val="%2."/>
+      <w:lvlJc w:val="start"/>
+      <w:pPr>
+        <w:tabs>
+          <w:tab w:val="num" w:pos="1080"/>
+        </w:tabs>
+        <w:ind w:start="1080" w:hanging="360"/>
+      </w:pPr>
+      <w:rPr/>
+    </w:lvl>
+    <w:lvl w:ilvl="2">
+      <w:start w:val="1"/>
+      <w:numFmt w:val="decimal"/>
+      <w:lvlText w:val="%3."/>
+      <w:lvlJc w:val="start"/>
+      <w:pPr>
+        <w:tabs>
+          <w:tab w:val="num" w:pos="1440"/>
+        </w:tabs>
+        <w:ind w:start="1440" w:hanging="360"/>
+      </w:pPr>
+      <w:rPr/>
+    </w:lvl>
+    <w:lvl w:ilvl="3">
+      <w:start w:val="1"/>
+      <w:numFmt w:val="decimal"/>
+      <w:lvlText w:val="%4."/>
+      <w:lvlJc w:val="start"/>
+      <w:pPr>
+        <w:tabs>
+          <w:tab w:val="num" w:pos="1800"/>
+        </w:tabs>
+        <w:ind w:start="1800" w:hanging="360"/>
+      </w:pPr>
+      <w:rPr/>
+    </w:lvl>
+    <w:lvl w:ilvl="4">
+      <w:start w:val="1"/>
+      <w:numFmt w:val="decimal"/>
+      <w:lvlText w:val="%5."/>
+      <w:lvlJc w:val="start"/>
+      <w:pPr>
+        <w:tabs>
+          <w:tab w:val="num" w:pos="2160"/>
+        </w:tabs>
+        <w:ind w:start="2160" w:hanging="360"/>
+      </w:pPr>
+      <w:rPr/>
+    </w:lvl>
+    <w:lvl w:ilvl="5">
+      <w:start w:val="1"/>
+      <w:numFmt w:val="decimal"/>
+      <w:lvlText w:val="%6."/>
+      <w:lvlJc w:val="start"/>
+      <w:pPr>
+        <w:tabs>
+          <w:tab w:val="num" w:pos="2520"/>
+        </w:tabs>
+        <w:ind w:start="2520" w:hanging="360"/>
+      </w:pPr>
+      <w:rPr/>
+    </w:lvl>
+    <w:lvl w:ilvl="6">
+      <w:start w:val="1"/>
+      <w:numFmt w:val="decimal"/>
+      <w:lvlText w:val="%7."/>
+      <w:lvlJc w:val="start"/>
+      <w:pPr>
+        <w:tabs>
+          <w:tab w:val="num" w:pos="2880"/>
+        </w:tabs>
+        <w:ind w:start="2880" w:hanging="360"/>
+      </w:pPr>
+      <w:rPr/>
+    </w:lvl>
+    <w:lvl w:ilvl="7">
+      <w:start w:val="1"/>
+      <w:numFmt w:val="decimal"/>
+      <w:lvlText w:val="%8."/>
+      <w:lvlJc w:val="start"/>
+      <w:pPr>
+        <w:tabs>
+          <w:tab w:val="num" w:pos="3240"/>
+        </w:tabs>
+        <w:ind w:start="3240" w:hanging="360"/>
+      </w:pPr>
+      <w:rPr/>
+    </w:lvl>
+    <w:lvl w:ilvl="8">
+      <w:start w:val="1"/>
+      <w:numFmt w:val="decimal"/>
+      <w:lvlText w:val="%9."/>
+      <w:lvlJc w:val="start"/>
+      <w:pPr>
+        <w:tabs>
+          <w:tab w:val="num" w:pos="3600"/>
+        </w:tabs>
+        <w:ind w:start="3600" w:hanging="360"/>
+      </w:pPr>
+      <w:rPr/>
+    </w:lvl>
+  </w:abstractNum>
+  <w:abstractNum w:abstractNumId="4">
+    <w:lvl w:ilvl="0">
+      <w:start w:val="1"/>
+      <w:numFmt w:val="none"/>
+      <w:suff w:val="nothing"/>
+      <w:lvlText w:val=""/>
+      <w:lvlJc w:val="start"/>
+      <w:pPr>
+        <w:tabs>
+          <w:tab w:val="num" w:pos="0"/>
+        </w:tabs>
+        <w:ind w:start="0" w:hanging="0"/>
+      </w:pPr>
+    </w:lvl>
+    <w:lvl w:ilvl="1">
+      <w:start w:val="1"/>
+      <w:numFmt w:val="none"/>
+      <w:suff w:val="nothing"/>
+      <w:lvlText w:val=""/>
+      <w:lvlJc w:val="start"/>
+      <w:pPr>
+        <w:tabs>
+          <w:tab w:val="num" w:pos="0"/>
+        </w:tabs>
+        <w:ind w:start="0" w:hanging="0"/>
+      </w:pPr>
+    </w:lvl>
+    <w:lvl w:ilvl="2">
+      <w:start w:val="1"/>
+      <w:numFmt w:val="none"/>
+      <w:suff w:val="nothing"/>
+      <w:lvlText w:val=""/>
+      <w:lvlJc w:val="start"/>
+      <w:pPr>
+        <w:tabs>
+          <w:tab w:val="num" w:pos="0"/>
+        </w:tabs>
+        <w:ind w:start="0" w:hanging="0"/>
+      </w:pPr>
+    </w:lvl>
+    <w:lvl w:ilvl="3">
+      <w:start w:val="1"/>
+      <w:numFmt w:val="none"/>
+      <w:suff w:val="nothing"/>
+      <w:lvlText w:val=""/>
+      <w:lvlJc w:val="start"/>
+      <w:pPr>
+        <w:tabs>
+          <w:tab w:val="num" w:pos="0"/>
+        </w:tabs>
+        <w:ind w:start="0" w:hanging="0"/>
+      </w:pPr>
+    </w:lvl>
+    <w:lvl w:ilvl="4">
+      <w:start w:val="1"/>
+      <w:numFmt w:val="none"/>
+      <w:suff w:val="nothing"/>
+      <w:lvlText w:val=""/>
+      <w:lvlJc w:val="start"/>
+      <w:pPr>
+        <w:tabs>
+          <w:tab w:val="num" w:pos="0"/>
+        </w:tabs>
+        <w:ind w:start="0" w:hanging="0"/>
+      </w:pPr>
+    </w:lvl>
+    <w:lvl w:ilvl="5">
+      <w:start w:val="1"/>
+      <w:numFmt w:val="none"/>
+      <w:suff w:val="nothing"/>
+      <w:lvlText w:val=""/>
+      <w:lvlJc w:val="start"/>
+      <w:pPr>
+        <w:tabs>
+          <w:tab w:val="num" w:pos="0"/>
+        </w:tabs>
+        <w:ind w:start="0" w:hanging="0"/>
+      </w:pPr>
+    </w:lvl>
+    <w:lvl w:ilvl="6">
+      <w:start w:val="1"/>
+      <w:numFmt w:val="none"/>
+      <w:suff w:val="nothing"/>
+      <w:lvlText w:val=""/>
+      <w:lvlJc w:val="start"/>
+      <w:pPr>
+        <w:tabs>
+          <w:tab w:val="num" w:pos="0"/>
+        </w:tabs>
+        <w:ind w:start="0" w:hanging="0"/>
+      </w:pPr>
+    </w:lvl>
+    <w:lvl w:ilvl="7">
+      <w:start w:val="1"/>
+      <w:numFmt w:val="none"/>
+      <w:suff w:val="nothing"/>
+      <w:lvlText w:val=""/>
+      <w:lvlJc w:val="start"/>
+      <w:pPr>
+        <w:tabs>
+          <w:tab w:val="num" w:pos="0"/>
+        </w:tabs>
+        <w:ind w:start="0" w:hanging="0"/>
+      </w:pPr>
+    </w:lvl>
+    <w:lvl w:ilvl="8">
+      <w:start w:val="1"/>
+      <w:numFmt w:val="none"/>
+      <w:suff w:val="nothing"/>
+      <w:lvlText w:val=""/>
+      <w:lvlJc w:val="start"/>
+      <w:pPr>
+        <w:tabs>
+          <w:tab w:val="num" w:pos="0"/>
+        </w:tabs>
+        <w:ind w:start="0" w:hanging="0"/>
+      </w:pPr>
+    </w:lvl>
+  </w:abstractNum>
   <w:num w:numId="1">
     <w:abstractNumId w:val="1"/>
   </w:num>
   <w:num w:numId="2">
     <w:abstractNumId w:val="2"/>
+  </w:num>
+  <w:num w:numId="3">
+    <w:abstractNumId w:val="3"/>
+  </w:num>
+  <w:num w:numId="4">
+    <w:abstractNumId w:val="4"/>
   </w:num>
 </w:numbering>
 </file>
@@ -765,6 +8646,46 @@
       <w:szCs w:val="36"/>
     </w:rPr>
   </w:style>
+  <w:style w:type="paragraph" w:styleId="Heading2">
+    <w:name w:val="heading 2"/>
+    <w:basedOn w:val="Ttulouser"/>
+    <w:next w:val="BodyText"/>
+    <w:qFormat/>
+    <w:pPr>
+      <w:numPr>
+        <w:ilvl w:val="1"/>
+        <w:numId w:val="1"/>
+      </w:numPr>
+      <w:spacing w:before="200" w:after="120"/>
+      <w:outlineLvl w:val="1"/>
+    </w:pPr>
+    <w:rPr>
+      <w:b/>
+      <w:bCs/>
+      <w:sz w:val="32"/>
+      <w:szCs w:val="32"/>
+    </w:rPr>
+  </w:style>
+  <w:style w:type="paragraph" w:styleId="Heading3">
+    <w:name w:val="heading 3"/>
+    <w:basedOn w:val="Ttulouser"/>
+    <w:next w:val="BodyText"/>
+    <w:qFormat/>
+    <w:pPr>
+      <w:numPr>
+        <w:ilvl w:val="2"/>
+        <w:numId w:val="1"/>
+      </w:numPr>
+      <w:spacing w:before="140" w:after="120"/>
+      <w:outlineLvl w:val="2"/>
+    </w:pPr>
+    <w:rPr>
+      <w:b/>
+      <w:bCs/>
+      <w:sz w:val="28"/>
+      <w:szCs w:val="28"/>
+    </w:rPr>
+  </w:style>
   <w:style w:type="character" w:styleId="Hyperlink">
     <w:name w:val="Hyperlink"/>
     <w:rPr>
@@ -774,6 +8695,45 @@
   </w:style>
   <w:style w:type="character" w:styleId="Enlacedelndiceuser">
     <w:name w:val="Enlace del índice (user)"/>
+    <w:qFormat/>
+    <w:rPr/>
+  </w:style>
+  <w:style w:type="character" w:styleId="FollowedHyperlink">
+    <w:name w:val="FollowedHyperlink"/>
+    <w:rPr>
+      <w:color w:val="800000"/>
+      <w:u w:val="single"/>
+    </w:rPr>
+  </w:style>
+  <w:style w:type="character" w:styleId="Textooriginaluser">
+    <w:name w:val="Texto original (user)"/>
+    <w:qFormat/>
+    <w:rPr>
+      <w:rFonts w:ascii="Liberation Mono" w:hAnsi="Liberation Mono" w:eastAsia="NSimSun" w:cs="Liberation Mono"/>
+    </w:rPr>
+  </w:style>
+  <w:style w:type="character" w:styleId="Textooriginal">
+    <w:name w:val="Texto original"/>
+    <w:qFormat/>
+    <w:rPr>
+      <w:rFonts w:ascii="Liberation Mono" w:hAnsi="Liberation Mono" w:eastAsia="NSimSun" w:cs="Liberation Mono"/>
+    </w:rPr>
+  </w:style>
+  <w:style w:type="character" w:styleId="Enlacedelndice">
+    <w:name w:val="Enlace del índice"/>
+    <w:qFormat/>
+    <w:rPr/>
+  </w:style>
+  <w:style w:type="character" w:styleId="Emphasis">
+    <w:name w:val="Emphasis"/>
+    <w:qFormat/>
+    <w:rPr>
+      <w:i/>
+      <w:iCs/>
+    </w:rPr>
+  </w:style>
+  <w:style w:type="character" w:styleId="Smbolosdenumeracin">
+    <w:name w:val="Símbolos de numeración"/>
     <w:qFormat/>
     <w:rPr/>
   </w:style>
@@ -972,6 +8932,97 @@
     </w:pPr>
     <w:rPr/>
   </w:style>
+  <w:style w:type="paragraph" w:styleId="Textopreformateadouser">
+    <w:name w:val="Texto preformateado (user)"/>
+    <w:basedOn w:val="Normal"/>
+    <w:qFormat/>
+    <w:pPr>
+      <w:spacing w:before="0" w:after="0"/>
+    </w:pPr>
+    <w:rPr>
+      <w:rFonts w:ascii="Liberation Mono" w:hAnsi="Liberation Mono" w:eastAsia="NSimSun" w:cs="Liberation Mono"/>
+      <w:sz w:val="20"/>
+      <w:szCs w:val="20"/>
+    </w:rPr>
+  </w:style>
+  <w:style w:type="paragraph" w:styleId="Lneahorizontaluser">
+    <w:name w:val="Línea horizontal (user)"/>
+    <w:basedOn w:val="Normal"/>
+    <w:next w:val="BodyText"/>
+    <w:qFormat/>
+    <w:pPr>
+      <w:suppressLineNumbers/>
+      <w:pBdr>
+        <w:bottom w:val="double" w:sz="2" w:space="0" w:color="808080"/>
+      </w:pBdr>
+      <w:spacing w:before="0" w:after="283"/>
+    </w:pPr>
+    <w:rPr>
+      <w:sz w:val="12"/>
+      <w:szCs w:val="12"/>
+    </w:rPr>
+  </w:style>
+  <w:style w:type="paragraph" w:styleId="Textopreformateado">
+    <w:name w:val="Texto preformateado"/>
+    <w:basedOn w:val="Normal"/>
+    <w:qFormat/>
+    <w:pPr>
+      <w:spacing w:before="0" w:after="0"/>
+    </w:pPr>
+    <w:rPr>
+      <w:rFonts w:ascii="Liberation Mono" w:hAnsi="Liberation Mono" w:eastAsia="NSimSun" w:cs="Liberation Mono"/>
+      <w:sz w:val="20"/>
+      <w:szCs w:val="20"/>
+    </w:rPr>
+  </w:style>
+  <w:style w:type="paragraph" w:styleId="Lneahorizontal">
+    <w:name w:val="Línea horizontal"/>
+    <w:basedOn w:val="Normal"/>
+    <w:next w:val="BodyText"/>
+    <w:qFormat/>
+    <w:pPr>
+      <w:suppressLineNumbers/>
+      <w:pBdr>
+        <w:bottom w:val="double" w:sz="2" w:space="0" w:color="808080"/>
+      </w:pBdr>
+      <w:spacing w:before="0" w:after="283"/>
+    </w:pPr>
+    <w:rPr>
+      <w:sz w:val="12"/>
+      <w:szCs w:val="12"/>
+    </w:rPr>
+  </w:style>
+  <w:style w:type="paragraph" w:styleId="Contenidodelmarco">
+    <w:name w:val="Contenido del marco"/>
+    <w:basedOn w:val="Normal"/>
+    <w:qFormat/>
+    <w:pPr/>
+    <w:rPr/>
+  </w:style>
+  <w:style w:type="paragraph" w:styleId="TOC2">
+    <w:name w:val="toc 2"/>
+    <w:basedOn w:val="ndice"/>
+    <w:pPr>
+      <w:tabs>
+        <w:tab w:val="clear" w:pos="709"/>
+        <w:tab w:val="right" w:pos="9355" w:leader="dot"/>
+      </w:tabs>
+      <w:ind w:hanging="0" w:start="283"/>
+    </w:pPr>
+    <w:rPr/>
+  </w:style>
+  <w:style w:type="paragraph" w:styleId="TOC3">
+    <w:name w:val="toc 3"/>
+    <w:basedOn w:val="ndice"/>
+    <w:pPr>
+      <w:tabs>
+        <w:tab w:val="clear" w:pos="709"/>
+        <w:tab w:val="right" w:pos="9071" w:leader="dot"/>
+      </w:tabs>
+      <w:ind w:hanging="0" w:start="567"/>
+    </w:pPr>
+    <w:rPr/>
+  </w:style>
 </w:styles>
 </file>
 
